--- a/fra/docx/002.content.docx
+++ b/fra/docx/002.content.docx
@@ -150,26 +150,6 @@
           <w:lang w:val="fr_FR" w:bidi="fr_FR"/>
         </w:rPr>
         <w:t>A</w:t>
-      </w:r>
-      <w:r>
-        <w:rPr>
-          <w:lang w:val="fr_FR" w:bidi="fr_FR"/>
-        </w:rPr>
-      </w:r>
-    </w:p>
-    <w:p>
-      <w:pPr/>
-      <w:r>
-        <w:rPr>
-          <w:lang w:val="fr_FR" w:bidi="fr_FR"/>
-        </w:rPr>
-      </w:r>
-      <w:r>
-        <w:rPr>
-          <w:i/>
-          <w:lang w:val="fr_FR" w:bidi="fr_FR"/>
-        </w:rPr>
-        <w:t>Aimer son prochain, Alliance de Dieu avec Noé, Anges, Apostasie, Apostasie et restauration, Appartenir à Christ, Appeler les morts, Autels</w:t>
       </w:r>
       <w:r>
         <w:rPr>

--- a/fra/docx/002.content.docx
+++ b/fra/docx/002.content.docx
@@ -19,7 +19,7 @@
         <w:rPr>
           <w:lang w:val="fr_FR" w:bidi="fr_FR"/>
         </w:rPr>
-        <w:t>Resource: Study Notes - Themes (Tyndale)</w:t>
+        <w:t>Resource: Tyndale Open Study Notes</w:t>
       </w:r>
       <w:r>
         <w:rPr>
@@ -112,7 +112,7 @@
         <w:rPr>
           <w:lang w:val="fr_FR" w:bidi="fr_FR"/>
         </w:rPr>
-        <w:t>Study Notes - Themes (Tyndale)</w:t>
+        <w:t>Tyndale Open Study Notes</w:t>
       </w:r>
     </w:p>
     <w:p>

--- a/fra/docx/002.content.docx
+++ b/fra/docx/002.content.docx
@@ -19,7 +19,7 @@
         <w:rPr>
           <w:lang w:val="fr_FR" w:bidi="fr_FR"/>
         </w:rPr>
-        <w:t>Resource: Tyndale Open Study Notes</w:t>
+        <w:t>Resource: Aquifer Open Study Notes (Themes)</w:t>
       </w:r>
       <w:r>
         <w:rPr>
@@ -112,7 +112,7 @@
         <w:rPr>
           <w:lang w:val="fr_FR" w:bidi="fr_FR"/>
         </w:rPr>
-        <w:t>Tyndale Open Study Notes</w:t>
+        <w:t>Aquifer Open Study Notes (Themes)</w:t>
       </w:r>
     </w:p>
     <w:p>

--- a/fra/docx/002.content.docx
+++ b/fra/docx/002.content.docx
@@ -233,270 +233,180 @@
         </w:rPr>
         <w:t>Jésus enseigne que l'amour du prochain est le deuxième commandement le plus important dans l'Ancien Testament (</w:t>
       </w:r>
-      <w:hyperlink r:id="rId13">
-        <w:r>
-          <w:rPr>
-            <w:lang w:val="fr_FR" w:bidi="fr_FR"/>
-          </w:rPr>
-          <w:rPr>
-            <w:color w:val="0000EE"/>
-            <w:u w:val="single"/>
-          </w:rPr>
-          <w:t>Mc 12.31</w:t>
-        </w:r>
-      </w:hyperlink>
+      <w:r>
+        <w:rPr>
+          <w:lang w:val="fr_FR" w:bidi="fr_FR"/>
+        </w:rPr>
+        <w:t>Mc 12.31</w:t>
+      </w:r>
       <w:r>
         <w:rPr>
           <w:lang w:val="fr_FR" w:bidi="fr_FR"/>
         </w:rPr>
         <w:t>). Les commandements d'aimer Dieu et son prochain résument toute la loi de l'Ancien Testament (</w:t>
       </w:r>
-      <w:hyperlink r:id="rId14">
-        <w:r>
-          <w:rPr>
-            <w:lang w:val="fr_FR" w:bidi="fr_FR"/>
-          </w:rPr>
-          <w:rPr>
-            <w:color w:val="0000EE"/>
-            <w:u w:val="single"/>
-          </w:rPr>
-          <w:t>Mt 22.40</w:t>
-        </w:r>
-      </w:hyperlink>
+      <w:r>
+        <w:rPr>
+          <w:lang w:val="fr_FR" w:bidi="fr_FR"/>
+        </w:rPr>
+        <w:t>Mt 22.40</w:t>
+      </w:r>
       <w:r>
         <w:rPr>
           <w:lang w:val="fr_FR" w:bidi="fr_FR"/>
         </w:rPr>
         <w:t xml:space="preserve"> ; voir aussi </w:t>
       </w:r>
-      <w:hyperlink r:id="rId15">
-        <w:r>
-          <w:rPr>
-            <w:lang w:val="fr_FR" w:bidi="fr_FR"/>
-          </w:rPr>
-          <w:rPr>
-            <w:color w:val="0000EE"/>
-            <w:u w:val="single"/>
-          </w:rPr>
-          <w:t>7.12</w:t>
-        </w:r>
-      </w:hyperlink>
-      <w:r>
-        <w:rPr>
-          <w:lang w:val="fr_FR" w:bidi="fr_FR"/>
-        </w:rPr>
-        <w:t xml:space="preserve"> ; </w:t>
-      </w:r>
-      <w:hyperlink r:id="rId16">
-        <w:r>
-          <w:rPr>
-            <w:lang w:val="fr_FR" w:bidi="fr_FR"/>
-          </w:rPr>
-          <w:rPr>
-            <w:color w:val="0000EE"/>
-            <w:u w:val="single"/>
-          </w:rPr>
-          <w:t>9.9–13</w:t>
-        </w:r>
-      </w:hyperlink>
-      <w:r>
-        <w:rPr>
-          <w:lang w:val="fr_FR" w:bidi="fr_FR"/>
-        </w:rPr>
-        <w:t xml:space="preserve"> ; </w:t>
-      </w:r>
-      <w:hyperlink r:id="rId17">
-        <w:r>
-          <w:rPr>
-            <w:lang w:val="fr_FR" w:bidi="fr_FR"/>
-          </w:rPr>
-          <w:rPr>
-            <w:color w:val="0000EE"/>
-            <w:u w:val="single"/>
-          </w:rPr>
-          <w:t>12.1–13</w:t>
-        </w:r>
-      </w:hyperlink>
+      <w:r>
+        <w:rPr>
+          <w:lang w:val="fr_FR" w:bidi="fr_FR"/>
+        </w:rPr>
+        <w:t>7.12</w:t>
+      </w:r>
+      <w:r>
+        <w:rPr>
+          <w:lang w:val="fr_FR" w:bidi="fr_FR"/>
+        </w:rPr>
+        <w:t xml:space="preserve"> ; </w:t>
+      </w:r>
+      <w:r>
+        <w:rPr>
+          <w:lang w:val="fr_FR" w:bidi="fr_FR"/>
+        </w:rPr>
+        <w:t>9.9–13</w:t>
+      </w:r>
+      <w:r>
+        <w:rPr>
+          <w:lang w:val="fr_FR" w:bidi="fr_FR"/>
+        </w:rPr>
+        <w:t xml:space="preserve"> ; </w:t>
+      </w:r>
+      <w:r>
+        <w:rPr>
+          <w:lang w:val="fr_FR" w:bidi="fr_FR"/>
+        </w:rPr>
+        <w:t>12.1–13</w:t>
+      </w:r>
       <w:r>
         <w:rPr>
           <w:lang w:val="fr_FR" w:bidi="fr_FR"/>
         </w:rPr>
         <w:t xml:space="preserve"> et </w:t>
       </w:r>
-      <w:hyperlink r:id="rId18">
-        <w:r>
-          <w:rPr>
-            <w:lang w:val="fr_FR" w:bidi="fr_FR"/>
-          </w:rPr>
-          <w:rPr>
-            <w:color w:val="0000EE"/>
-            <w:u w:val="single"/>
-          </w:rPr>
-          <w:t>Rm 13.8–10</w:t>
-        </w:r>
-      </w:hyperlink>
+      <w:r>
+        <w:rPr>
+          <w:lang w:val="fr_FR" w:bidi="fr_FR"/>
+        </w:rPr>
+        <w:t>Rm 13.8–10</w:t>
+      </w:r>
       <w:r>
         <w:rPr>
           <w:lang w:val="fr_FR" w:bidi="fr_FR"/>
         </w:rPr>
         <w:t>). Jésus reprend les pharisiens pour leur manque d'amour (</w:t>
       </w:r>
-      <w:hyperlink r:id="rId19">
-        <w:r>
-          <w:rPr>
-            <w:lang w:val="fr_FR" w:bidi="fr_FR"/>
-          </w:rPr>
-          <w:rPr>
-            <w:color w:val="0000EE"/>
-            <w:u w:val="single"/>
-          </w:rPr>
-          <w:t>Mt 9.13</w:t>
-        </w:r>
-      </w:hyperlink>
-      <w:r>
-        <w:rPr>
-          <w:lang w:val="fr_FR" w:bidi="fr_FR"/>
-        </w:rPr>
-        <w:t xml:space="preserve"> ; </w:t>
-      </w:r>
-      <w:hyperlink r:id="rId20">
-        <w:r>
-          <w:rPr>
-            <w:lang w:val="fr_FR" w:bidi="fr_FR"/>
-          </w:rPr>
-          <w:rPr>
-            <w:color w:val="0000EE"/>
-            <w:u w:val="single"/>
-          </w:rPr>
-          <w:t>12.7</w:t>
-        </w:r>
-      </w:hyperlink>
-      <w:r>
-        <w:rPr>
-          <w:lang w:val="fr_FR" w:bidi="fr_FR"/>
-        </w:rPr>
-        <w:t xml:space="preserve"> ; </w:t>
-      </w:r>
-      <w:hyperlink r:id="rId21">
-        <w:r>
-          <w:rPr>
-            <w:lang w:val="fr_FR" w:bidi="fr_FR"/>
-          </w:rPr>
-          <w:rPr>
-            <w:color w:val="0000EE"/>
-            <w:u w:val="single"/>
-          </w:rPr>
-          <w:t>23.4</w:t>
-        </w:r>
-      </w:hyperlink>
+      <w:r>
+        <w:rPr>
+          <w:lang w:val="fr_FR" w:bidi="fr_FR"/>
+        </w:rPr>
+        <w:t>Mt 9.13</w:t>
+      </w:r>
+      <w:r>
+        <w:rPr>
+          <w:lang w:val="fr_FR" w:bidi="fr_FR"/>
+        </w:rPr>
+        <w:t xml:space="preserve"> ; </w:t>
+      </w:r>
+      <w:r>
+        <w:rPr>
+          <w:lang w:val="fr_FR" w:bidi="fr_FR"/>
+        </w:rPr>
+        <w:t>12.7</w:t>
+      </w:r>
+      <w:r>
+        <w:rPr>
+          <w:lang w:val="fr_FR" w:bidi="fr_FR"/>
+        </w:rPr>
+        <w:t xml:space="preserve"> ; </w:t>
+      </w:r>
+      <w:r>
+        <w:rPr>
+          <w:lang w:val="fr_FR" w:bidi="fr_FR"/>
+        </w:rPr>
+        <w:t>23.4</w:t>
+      </w:r>
       <w:r>
         <w:rPr>
           <w:lang w:val="fr_FR" w:bidi="fr_FR"/>
         </w:rPr>
         <w:t xml:space="preserve">, </w:t>
       </w:r>
-      <w:hyperlink r:id="rId22">
-        <w:r>
-          <w:rPr>
-            <w:lang w:val="fr_FR" w:bidi="fr_FR"/>
-          </w:rPr>
-          <w:rPr>
-            <w:color w:val="0000EE"/>
-            <w:u w:val="single"/>
-          </w:rPr>
-          <w:t>13–14</w:t>
-        </w:r>
-      </w:hyperlink>
+      <w:r>
+        <w:rPr>
+          <w:lang w:val="fr_FR" w:bidi="fr_FR"/>
+        </w:rPr>
+        <w:t>13–14</w:t>
+      </w:r>
       <w:r>
         <w:rPr>
           <w:lang w:val="fr_FR" w:bidi="fr_FR"/>
         </w:rPr>
         <w:t xml:space="preserve">, </w:t>
       </w:r>
-      <w:hyperlink r:id="rId23">
-        <w:r>
-          <w:rPr>
-            <w:lang w:val="fr_FR" w:bidi="fr_FR"/>
-          </w:rPr>
-          <w:rPr>
-            <w:color w:val="0000EE"/>
-            <w:u w:val="single"/>
-          </w:rPr>
-          <w:t>23</w:t>
-        </w:r>
-      </w:hyperlink>
+      <w:r>
+        <w:rPr>
+          <w:lang w:val="fr_FR" w:bidi="fr_FR"/>
+        </w:rPr>
+        <w:t>23</w:t>
+      </w:r>
       <w:r>
         <w:rPr>
           <w:lang w:val="fr_FR" w:bidi="fr_FR"/>
         </w:rPr>
         <w:t>). L'amour est la marque d'un véritable disciple de Jésus (</w:t>
       </w:r>
-      <w:hyperlink r:id="rId24">
-        <w:r>
-          <w:rPr>
-            <w:lang w:val="fr_FR" w:bidi="fr_FR"/>
-          </w:rPr>
-          <w:rPr>
-            <w:color w:val="0000EE"/>
-            <w:u w:val="single"/>
-          </w:rPr>
-          <w:t>Jn 13.34–35</w:t>
-        </w:r>
-      </w:hyperlink>
+      <w:r>
+        <w:rPr>
+          <w:lang w:val="fr_FR" w:bidi="fr_FR"/>
+        </w:rPr>
+        <w:t>Jn 13.34–35</w:t>
+      </w:r>
       <w:r>
         <w:rPr>
           <w:lang w:val="fr_FR" w:bidi="fr_FR"/>
         </w:rPr>
         <w:t>). Celui qui aime montre qu'il connaît vraiment Dieu (</w:t>
       </w:r>
-      <w:hyperlink r:id="rId25">
-        <w:r>
-          <w:rPr>
-            <w:lang w:val="fr_FR" w:bidi="fr_FR"/>
-          </w:rPr>
-          <w:rPr>
-            <w:color w:val="0000EE"/>
-            <w:u w:val="single"/>
-          </w:rPr>
-          <w:t>1Jn 2.9–11</w:t>
-        </w:r>
-      </w:hyperlink>
-      <w:r>
-        <w:rPr>
-          <w:lang w:val="fr_FR" w:bidi="fr_FR"/>
-        </w:rPr>
-        <w:t xml:space="preserve"> ; </w:t>
-      </w:r>
-      <w:hyperlink r:id="rId26">
-        <w:r>
-          <w:rPr>
-            <w:lang w:val="fr_FR" w:bidi="fr_FR"/>
-          </w:rPr>
-          <w:rPr>
-            <w:color w:val="0000EE"/>
-            <w:u w:val="single"/>
-          </w:rPr>
-          <w:t>3.11–18</w:t>
-        </w:r>
-      </w:hyperlink>
-      <w:r>
-        <w:rPr>
-          <w:lang w:val="fr_FR" w:bidi="fr_FR"/>
-        </w:rPr>
-        <w:t xml:space="preserve"> ; </w:t>
-      </w:r>
-      <w:hyperlink r:id="rId27">
-        <w:r>
-          <w:rPr>
-            <w:lang w:val="fr_FR" w:bidi="fr_FR"/>
-          </w:rPr>
-          <w:rPr>
-            <w:color w:val="0000EE"/>
-            <w:u w:val="single"/>
-          </w:rPr>
-          <w:t>4.7–21</w:t>
-        </w:r>
-      </w:hyperlink>
+      <w:r>
+        <w:rPr>
+          <w:lang w:val="fr_FR" w:bidi="fr_FR"/>
+        </w:rPr>
+        <w:t>1Jn 2.9–11</w:t>
+      </w:r>
+      <w:r>
+        <w:rPr>
+          <w:lang w:val="fr_FR" w:bidi="fr_FR"/>
+        </w:rPr>
+        <w:t xml:space="preserve"> ; </w:t>
+      </w:r>
+      <w:r>
+        <w:rPr>
+          <w:lang w:val="fr_FR" w:bidi="fr_FR"/>
+        </w:rPr>
+        <w:t>3.11–18</w:t>
+      </w:r>
+      <w:r>
+        <w:rPr>
+          <w:lang w:val="fr_FR" w:bidi="fr_FR"/>
+        </w:rPr>
+        <w:t xml:space="preserve"> ; </w:t>
+      </w:r>
+      <w:r>
+        <w:rPr>
+          <w:lang w:val="fr_FR" w:bidi="fr_FR"/>
+        </w:rPr>
+        <w:t>4.7–21</w:t>
+      </w:r>
       <w:r>
         <w:rPr>
           <w:lang w:val="fr_FR" w:bidi="fr_FR"/>
@@ -542,54 +452,36 @@
         </w:rPr>
         <w:t xml:space="preserve"> » (</w:t>
       </w:r>
-      <w:hyperlink r:id="rId28">
-        <w:r>
-          <w:rPr>
-            <w:lang w:val="fr_FR" w:bidi="fr_FR"/>
-          </w:rPr>
-          <w:rPr>
-            <w:color w:val="0000EE"/>
-            <w:u w:val="single"/>
-          </w:rPr>
-          <w:t>Col 3.14</w:t>
-        </w:r>
-      </w:hyperlink>
+      <w:r>
+        <w:rPr>
+          <w:lang w:val="fr_FR" w:bidi="fr_FR"/>
+        </w:rPr>
+        <w:t>Col 3.14</w:t>
+      </w:r>
       <w:r>
         <w:rPr>
           <w:lang w:val="fr_FR" w:bidi="fr_FR"/>
         </w:rPr>
         <w:t>). Sans amour, le ministère chrétien n'a aucune valeur (</w:t>
       </w:r>
-      <w:hyperlink r:id="rId29">
-        <w:r>
-          <w:rPr>
-            <w:lang w:val="fr_FR" w:bidi="fr_FR"/>
-          </w:rPr>
-          <w:rPr>
-            <w:color w:val="0000EE"/>
-            <w:u w:val="single"/>
-          </w:rPr>
-          <w:t>1Co 13.1–3</w:t>
-        </w:r>
-      </w:hyperlink>
+      <w:r>
+        <w:rPr>
+          <w:lang w:val="fr_FR" w:bidi="fr_FR"/>
+        </w:rPr>
+        <w:t>1Co 13.1–3</w:t>
+      </w:r>
       <w:r>
         <w:rPr>
           <w:lang w:val="fr_FR" w:bidi="fr_FR"/>
         </w:rPr>
         <w:t>). Paul résume l'éthique chrétienne comme « la foi se manifestant par l'amour » (</w:t>
       </w:r>
-      <w:hyperlink r:id="rId30">
-        <w:r>
-          <w:rPr>
-            <w:lang w:val="fr_FR" w:bidi="fr_FR"/>
-          </w:rPr>
-          <w:rPr>
-            <w:color w:val="0000EE"/>
-            <w:u w:val="single"/>
-          </w:rPr>
-          <w:t>Ga 5.6</w:t>
-        </w:r>
-      </w:hyperlink>
+      <w:r>
+        <w:rPr>
+          <w:lang w:val="fr_FR" w:bidi="fr_FR"/>
+        </w:rPr>
+        <w:t>Ga 5.6</w:t>
+      </w:r>
       <w:r>
         <w:rPr>
           <w:lang w:val="fr_FR" w:bidi="fr_FR"/>
@@ -610,18 +502,12 @@
         </w:rPr>
         <w:t>L'amour découle naturellement de la foi chrétienne. C'est un fruit du Saint-Esprit (</w:t>
       </w:r>
-      <w:hyperlink r:id="rId31">
-        <w:r>
-          <w:rPr>
-            <w:lang w:val="fr_FR" w:bidi="fr_FR"/>
-          </w:rPr>
-          <w:rPr>
-            <w:color w:val="0000EE"/>
-            <w:u w:val="single"/>
-          </w:rPr>
-          <w:t>Ga 5.22</w:t>
-        </w:r>
-      </w:hyperlink>
+      <w:r>
+        <w:rPr>
+          <w:lang w:val="fr_FR" w:bidi="fr_FR"/>
+        </w:rPr>
+        <w:t>Ga 5.22</w:t>
+      </w:r>
       <w:r>
         <w:rPr>
           <w:lang w:val="fr_FR" w:bidi="fr_FR"/>
@@ -651,324 +537,216 @@
           <w:lang w:val="fr_FR" w:bidi="fr_FR"/>
         </w:rPr>
       </w:r>
-      <w:hyperlink r:id="rId32">
-        <w:r>
-          <w:rPr>
-            <w:lang w:val="fr_FR" w:bidi="fr_FR"/>
-          </w:rPr>
-          <w:rPr>
-            <w:color w:val="0000EE"/>
-            <w:u w:val="single"/>
-          </w:rPr>
-          <w:t>Lévitique 19.18</w:t>
-        </w:r>
-      </w:hyperlink>
-      <w:r>
-        <w:rPr>
-          <w:lang w:val="fr_FR" w:bidi="fr_FR"/>
-        </w:rPr>
-        <w:t xml:space="preserve"> ; </w:t>
-      </w:r>
-      <w:hyperlink r:id="rId33">
-        <w:r>
-          <w:rPr>
-            <w:lang w:val="fr_FR" w:bidi="fr_FR"/>
-          </w:rPr>
-          <w:rPr>
-            <w:color w:val="0000EE"/>
-            <w:u w:val="single"/>
-          </w:rPr>
-          <w:t>Osée 6.6</w:t>
-        </w:r>
-      </w:hyperlink>
-      <w:r>
-        <w:rPr>
-          <w:lang w:val="fr_FR" w:bidi="fr_FR"/>
-        </w:rPr>
-        <w:t xml:space="preserve"> ; </w:t>
-      </w:r>
-      <w:hyperlink r:id="rId15">
-        <w:r>
-          <w:rPr>
-            <w:lang w:val="fr_FR" w:bidi="fr_FR"/>
-          </w:rPr>
-          <w:rPr>
-            <w:color w:val="0000EE"/>
-            <w:u w:val="single"/>
-          </w:rPr>
-          <w:t>Matthieu 7.12</w:t>
-        </w:r>
-      </w:hyperlink>
-      <w:r>
-        <w:rPr>
-          <w:lang w:val="fr_FR" w:bidi="fr_FR"/>
-        </w:rPr>
-        <w:t xml:space="preserve"> ; </w:t>
-      </w:r>
-      <w:hyperlink r:id="rId16">
-        <w:r>
-          <w:rPr>
-            <w:lang w:val="fr_FR" w:bidi="fr_FR"/>
-          </w:rPr>
-          <w:rPr>
-            <w:color w:val="0000EE"/>
-            <w:u w:val="single"/>
-          </w:rPr>
-          <w:t>9.9–13</w:t>
-        </w:r>
-      </w:hyperlink>
-      <w:r>
-        <w:rPr>
-          <w:lang w:val="fr_FR" w:bidi="fr_FR"/>
-        </w:rPr>
-        <w:t xml:space="preserve"> ; </w:t>
-      </w:r>
-      <w:hyperlink r:id="rId17">
-        <w:r>
-          <w:rPr>
-            <w:lang w:val="fr_FR" w:bidi="fr_FR"/>
-          </w:rPr>
-          <w:rPr>
-            <w:color w:val="0000EE"/>
-            <w:u w:val="single"/>
-          </w:rPr>
-          <w:t>12.1–13</w:t>
-        </w:r>
-      </w:hyperlink>
-      <w:r>
-        <w:rPr>
-          <w:lang w:val="fr_FR" w:bidi="fr_FR"/>
-        </w:rPr>
-        <w:t xml:space="preserve"> ; </w:t>
-      </w:r>
-      <w:hyperlink r:id="rId34">
-        <w:r>
-          <w:rPr>
-            <w:lang w:val="fr_FR" w:bidi="fr_FR"/>
-          </w:rPr>
-          <w:rPr>
-            <w:color w:val="0000EE"/>
-            <w:u w:val="single"/>
-          </w:rPr>
-          <w:t>22.37–40</w:t>
-        </w:r>
-      </w:hyperlink>
-      <w:r>
-        <w:rPr>
-          <w:lang w:val="fr_FR" w:bidi="fr_FR"/>
-        </w:rPr>
-        <w:t xml:space="preserve"> ; </w:t>
-      </w:r>
-      <w:hyperlink r:id="rId35">
-        <w:r>
-          <w:rPr>
-            <w:lang w:val="fr_FR" w:bidi="fr_FR"/>
-          </w:rPr>
-          <w:rPr>
-            <w:color w:val="0000EE"/>
-            <w:u w:val="single"/>
-          </w:rPr>
-          <w:t>23.2–4</w:t>
-        </w:r>
-      </w:hyperlink>
+      <w:r>
+        <w:rPr>
+          <w:lang w:val="fr_FR" w:bidi="fr_FR"/>
+        </w:rPr>
+        <w:t>Lévitique 19.18</w:t>
+      </w:r>
+      <w:r>
+        <w:rPr>
+          <w:lang w:val="fr_FR" w:bidi="fr_FR"/>
+        </w:rPr>
+        <w:t xml:space="preserve"> ; </w:t>
+      </w:r>
+      <w:r>
+        <w:rPr>
+          <w:lang w:val="fr_FR" w:bidi="fr_FR"/>
+        </w:rPr>
+        <w:t>Osée 6.6</w:t>
+      </w:r>
+      <w:r>
+        <w:rPr>
+          <w:lang w:val="fr_FR" w:bidi="fr_FR"/>
+        </w:rPr>
+        <w:t xml:space="preserve"> ; </w:t>
+      </w:r>
+      <w:r>
+        <w:rPr>
+          <w:lang w:val="fr_FR" w:bidi="fr_FR"/>
+        </w:rPr>
+        <w:t>Matthieu 7.12</w:t>
+      </w:r>
+      <w:r>
+        <w:rPr>
+          <w:lang w:val="fr_FR" w:bidi="fr_FR"/>
+        </w:rPr>
+        <w:t xml:space="preserve"> ; </w:t>
+      </w:r>
+      <w:r>
+        <w:rPr>
+          <w:lang w:val="fr_FR" w:bidi="fr_FR"/>
+        </w:rPr>
+        <w:t>9.9–13</w:t>
+      </w:r>
+      <w:r>
+        <w:rPr>
+          <w:lang w:val="fr_FR" w:bidi="fr_FR"/>
+        </w:rPr>
+        <w:t xml:space="preserve"> ; </w:t>
+      </w:r>
+      <w:r>
+        <w:rPr>
+          <w:lang w:val="fr_FR" w:bidi="fr_FR"/>
+        </w:rPr>
+        <w:t>12.1–13</w:t>
+      </w:r>
+      <w:r>
+        <w:rPr>
+          <w:lang w:val="fr_FR" w:bidi="fr_FR"/>
+        </w:rPr>
+        <w:t xml:space="preserve"> ; </w:t>
+      </w:r>
+      <w:r>
+        <w:rPr>
+          <w:lang w:val="fr_FR" w:bidi="fr_FR"/>
+        </w:rPr>
+        <w:t>22.37–40</w:t>
+      </w:r>
+      <w:r>
+        <w:rPr>
+          <w:lang w:val="fr_FR" w:bidi="fr_FR"/>
+        </w:rPr>
+        <w:t xml:space="preserve"> ; </w:t>
+      </w:r>
+      <w:r>
+        <w:rPr>
+          <w:lang w:val="fr_FR" w:bidi="fr_FR"/>
+        </w:rPr>
+        <w:t>23.2–4</w:t>
+      </w:r>
       <w:r>
         <w:rPr>
           <w:lang w:val="fr_FR" w:bidi="fr_FR"/>
         </w:rPr>
         <w:t xml:space="preserve">, </w:t>
       </w:r>
-      <w:hyperlink r:id="rId36">
-        <w:r>
-          <w:rPr>
-            <w:lang w:val="fr_FR" w:bidi="fr_FR"/>
-          </w:rPr>
-          <w:rPr>
-            <w:color w:val="0000EE"/>
-            <w:u w:val="single"/>
-          </w:rPr>
-          <w:t>13</w:t>
-        </w:r>
-      </w:hyperlink>
+      <w:r>
+        <w:rPr>
+          <w:lang w:val="fr_FR" w:bidi="fr_FR"/>
+        </w:rPr>
+        <w:t>13</w:t>
+      </w:r>
       <w:r>
         <w:rPr>
           <w:lang w:val="fr_FR" w:bidi="fr_FR"/>
         </w:rPr>
         <w:t xml:space="preserve">, </w:t>
       </w:r>
-      <w:hyperlink r:id="rId23">
-        <w:r>
-          <w:rPr>
-            <w:lang w:val="fr_FR" w:bidi="fr_FR"/>
-          </w:rPr>
-          <w:rPr>
-            <w:color w:val="0000EE"/>
-            <w:u w:val="single"/>
-          </w:rPr>
-          <w:t>23</w:t>
-        </w:r>
-      </w:hyperlink>
-      <w:r>
-        <w:rPr>
-          <w:lang w:val="fr_FR" w:bidi="fr_FR"/>
-        </w:rPr>
-        <w:t xml:space="preserve"> ; </w:t>
-      </w:r>
-      <w:hyperlink r:id="rId24">
-        <w:r>
-          <w:rPr>
-            <w:lang w:val="fr_FR" w:bidi="fr_FR"/>
-          </w:rPr>
-          <w:rPr>
-            <w:color w:val="0000EE"/>
-            <w:u w:val="single"/>
-          </w:rPr>
-          <w:t>Jean 13.34–35</w:t>
-        </w:r>
-      </w:hyperlink>
-      <w:r>
-        <w:rPr>
-          <w:lang w:val="fr_FR" w:bidi="fr_FR"/>
-        </w:rPr>
-        <w:t xml:space="preserve"> ; </w:t>
-      </w:r>
-      <w:hyperlink r:id="rId18">
-        <w:r>
-          <w:rPr>
-            <w:lang w:val="fr_FR" w:bidi="fr_FR"/>
-          </w:rPr>
-          <w:rPr>
-            <w:color w:val="0000EE"/>
-            <w:u w:val="single"/>
-          </w:rPr>
-          <w:t>Romains 13.8–10</w:t>
-        </w:r>
-      </w:hyperlink>
-      <w:r>
-        <w:rPr>
-          <w:lang w:val="fr_FR" w:bidi="fr_FR"/>
-        </w:rPr>
-        <w:t xml:space="preserve"> ; </w:t>
-      </w:r>
-      <w:hyperlink r:id="rId37">
-        <w:r>
-          <w:rPr>
-            <w:lang w:val="fr_FR" w:bidi="fr_FR"/>
-          </w:rPr>
-          <w:rPr>
-            <w:color w:val="0000EE"/>
-            <w:u w:val="single"/>
-          </w:rPr>
-          <w:t>1 Corinthiens 13.1–13</w:t>
-        </w:r>
-      </w:hyperlink>
-      <w:r>
-        <w:rPr>
-          <w:lang w:val="fr_FR" w:bidi="fr_FR"/>
-        </w:rPr>
-        <w:t xml:space="preserve"> ; </w:t>
-      </w:r>
-      <w:hyperlink r:id="rId30">
-        <w:r>
-          <w:rPr>
-            <w:lang w:val="fr_FR" w:bidi="fr_FR"/>
-          </w:rPr>
-          <w:rPr>
-            <w:color w:val="0000EE"/>
-            <w:u w:val="single"/>
-          </w:rPr>
-          <w:t>Galates 5.6</w:t>
-        </w:r>
-      </w:hyperlink>
+      <w:r>
+        <w:rPr>
+          <w:lang w:val="fr_FR" w:bidi="fr_FR"/>
+        </w:rPr>
+        <w:t>23</w:t>
+      </w:r>
+      <w:r>
+        <w:rPr>
+          <w:lang w:val="fr_FR" w:bidi="fr_FR"/>
+        </w:rPr>
+        <w:t xml:space="preserve"> ; </w:t>
+      </w:r>
+      <w:r>
+        <w:rPr>
+          <w:lang w:val="fr_FR" w:bidi="fr_FR"/>
+        </w:rPr>
+        <w:t>Jean 13.34–35</w:t>
+      </w:r>
+      <w:r>
+        <w:rPr>
+          <w:lang w:val="fr_FR" w:bidi="fr_FR"/>
+        </w:rPr>
+        <w:t xml:space="preserve"> ; </w:t>
+      </w:r>
+      <w:r>
+        <w:rPr>
+          <w:lang w:val="fr_FR" w:bidi="fr_FR"/>
+        </w:rPr>
+        <w:t>Romains 13.8–10</w:t>
+      </w:r>
+      <w:r>
+        <w:rPr>
+          <w:lang w:val="fr_FR" w:bidi="fr_FR"/>
+        </w:rPr>
+        <w:t xml:space="preserve"> ; </w:t>
+      </w:r>
+      <w:r>
+        <w:rPr>
+          <w:lang w:val="fr_FR" w:bidi="fr_FR"/>
+        </w:rPr>
+        <w:t>1 Corinthiens 13.1–13</w:t>
+      </w:r>
+      <w:r>
+        <w:rPr>
+          <w:lang w:val="fr_FR" w:bidi="fr_FR"/>
+        </w:rPr>
+        <w:t xml:space="preserve"> ; </w:t>
+      </w:r>
+      <w:r>
+        <w:rPr>
+          <w:lang w:val="fr_FR" w:bidi="fr_FR"/>
+        </w:rPr>
+        <w:t>Galates 5.6</w:t>
+      </w:r>
       <w:r>
         <w:rPr>
           <w:lang w:val="fr_FR" w:bidi="fr_FR"/>
         </w:rPr>
         <w:t xml:space="preserve">, </w:t>
       </w:r>
-      <w:hyperlink r:id="rId38">
-        <w:r>
-          <w:rPr>
-            <w:lang w:val="fr_FR" w:bidi="fr_FR"/>
-          </w:rPr>
-          <w:rPr>
-            <w:color w:val="0000EE"/>
-            <w:u w:val="single"/>
-          </w:rPr>
-          <w:t>22–23</w:t>
-        </w:r>
-      </w:hyperlink>
-      <w:r>
-        <w:rPr>
-          <w:lang w:val="fr_FR" w:bidi="fr_FR"/>
-        </w:rPr>
-        <w:t xml:space="preserve"> ; </w:t>
-      </w:r>
-      <w:hyperlink r:id="rId39">
-        <w:r>
-          <w:rPr>
-            <w:lang w:val="fr_FR" w:bidi="fr_FR"/>
-          </w:rPr>
-          <w:rPr>
-            <w:color w:val="0000EE"/>
-            <w:u w:val="single"/>
-          </w:rPr>
-          <w:t>Colossiens 3.12–14</w:t>
-        </w:r>
-      </w:hyperlink>
-      <w:r>
-        <w:rPr>
-          <w:lang w:val="fr_FR" w:bidi="fr_FR"/>
-        </w:rPr>
-        <w:t xml:space="preserve"> ; </w:t>
-      </w:r>
-      <w:hyperlink r:id="rId40">
-        <w:r>
-          <w:rPr>
-            <w:lang w:val="fr_FR" w:bidi="fr_FR"/>
-          </w:rPr>
-          <w:rPr>
-            <w:color w:val="0000EE"/>
-            <w:u w:val="single"/>
-          </w:rPr>
-          <w:t>1 Jean 2.7–11</w:t>
-        </w:r>
-      </w:hyperlink>
-      <w:r>
-        <w:rPr>
-          <w:lang w:val="fr_FR" w:bidi="fr_FR"/>
-        </w:rPr>
-        <w:t xml:space="preserve"> ; </w:t>
-      </w:r>
-      <w:hyperlink r:id="rId26">
-        <w:r>
-          <w:rPr>
-            <w:lang w:val="fr_FR" w:bidi="fr_FR"/>
-          </w:rPr>
-          <w:rPr>
-            <w:color w:val="0000EE"/>
-            <w:u w:val="single"/>
-          </w:rPr>
-          <w:t>3.11–18</w:t>
-        </w:r>
-      </w:hyperlink>
-      <w:r>
-        <w:rPr>
-          <w:lang w:val="fr_FR" w:bidi="fr_FR"/>
-        </w:rPr>
-        <w:t xml:space="preserve"> ; </w:t>
-      </w:r>
-      <w:hyperlink r:id="rId27">
-        <w:r>
-          <w:rPr>
-            <w:lang w:val="fr_FR" w:bidi="fr_FR"/>
-          </w:rPr>
-          <w:rPr>
-            <w:color w:val="0000EE"/>
-            <w:u w:val="single"/>
-          </w:rPr>
-          <w:t>4.7–21</w:t>
-        </w:r>
-      </w:hyperlink>
+      <w:r>
+        <w:rPr>
+          <w:lang w:val="fr_FR" w:bidi="fr_FR"/>
+        </w:rPr>
+        <w:t>22–23</w:t>
+      </w:r>
+      <w:r>
+        <w:rPr>
+          <w:lang w:val="fr_FR" w:bidi="fr_FR"/>
+        </w:rPr>
+        <w:t xml:space="preserve"> ; </w:t>
+      </w:r>
+      <w:r>
+        <w:rPr>
+          <w:lang w:val="fr_FR" w:bidi="fr_FR"/>
+        </w:rPr>
+        <w:t>Colossiens 3.12–14</w:t>
+      </w:r>
+      <w:r>
+        <w:rPr>
+          <w:lang w:val="fr_FR" w:bidi="fr_FR"/>
+        </w:rPr>
+        <w:t xml:space="preserve"> ; </w:t>
+      </w:r>
+      <w:r>
+        <w:rPr>
+          <w:lang w:val="fr_FR" w:bidi="fr_FR"/>
+        </w:rPr>
+        <w:t>1 Jean 2.7–11</w:t>
+      </w:r>
+      <w:r>
+        <w:rPr>
+          <w:lang w:val="fr_FR" w:bidi="fr_FR"/>
+        </w:rPr>
+        <w:t xml:space="preserve"> ; </w:t>
+      </w:r>
+      <w:r>
+        <w:rPr>
+          <w:lang w:val="fr_FR" w:bidi="fr_FR"/>
+        </w:rPr>
+        <w:t>3.11–18</w:t>
+      </w:r>
+      <w:r>
+        <w:rPr>
+          <w:lang w:val="fr_FR" w:bidi="fr_FR"/>
+        </w:rPr>
+        <w:t xml:space="preserve"> ; </w:t>
+      </w:r>
+      <w:r>
+        <w:rPr>
+          <w:lang w:val="fr_FR" w:bidi="fr_FR"/>
+        </w:rPr>
+        <w:t>4.7–21</w:t>
+      </w:r>
       <w:r>
         <w:rPr>
           <w:lang w:val="fr_FR" w:bidi="fr_FR"/>
@@ -1017,18 +795,12 @@
         </w:rPr>
         <w:t>Une alliance est un accord qui établit une relation spéciale entre deux groupes ou individus, et qui comprend des promesses. Dans la Bible, les alliances sont souvent conclues entre Dieu et des êtres humains. Ces accords incluent généralement des promesses, des obligations, et parfois des signes ou des symboles qui aident à rappeler l'alliance. La première alliance mentionnée clairement en tant que telle dans la Bible est celle que Dieu établit avec Noé après le déluge (</w:t>
       </w:r>
-      <w:hyperlink r:id="rId41">
-        <w:r>
-          <w:rPr>
-            <w:lang w:val="fr_FR" w:bidi="fr_FR"/>
-          </w:rPr>
-          <w:rPr>
-            <w:color w:val="0000EE"/>
-            <w:u w:val="single"/>
-          </w:rPr>
-          <w:t>Gn 9.1–17</w:t>
-        </w:r>
-      </w:hyperlink>
+      <w:r>
+        <w:rPr>
+          <w:lang w:val="fr_FR" w:bidi="fr_FR"/>
+        </w:rPr>
+        <w:t>Gn 9.1–17</w:t>
+      </w:r>
       <w:r>
         <w:rPr>
           <w:lang w:val="fr_FR" w:bidi="fr_FR"/>
@@ -1049,108 +821,72 @@
         </w:rPr>
         <w:t>Dieu voit que les êtres humains sont devenus mauvais et font continuellement le mal. Dieu est affligé et regrette d'avoir créé les êtres humains sur la terre (</w:t>
       </w:r>
-      <w:hyperlink r:id="rId42">
-        <w:r>
-          <w:rPr>
-            <w:lang w:val="fr_FR" w:bidi="fr_FR"/>
-          </w:rPr>
-          <w:rPr>
-            <w:color w:val="0000EE"/>
-            <w:u w:val="single"/>
-          </w:rPr>
-          <w:t>Gn 6.5–7</w:t>
-        </w:r>
-      </w:hyperlink>
+      <w:r>
+        <w:rPr>
+          <w:lang w:val="fr_FR" w:bidi="fr_FR"/>
+        </w:rPr>
+        <w:t>Gn 6.5–7</w:t>
+      </w:r>
       <w:r>
         <w:rPr>
           <w:lang w:val="fr_FR" w:bidi="fr_FR"/>
         </w:rPr>
         <w:t>). Dieu décide de détruire l'humanité à cause de sa corruption et de sa violence (</w:t>
       </w:r>
-      <w:hyperlink r:id="rId43">
-        <w:r>
-          <w:rPr>
-            <w:lang w:val="fr_FR" w:bidi="fr_FR"/>
-          </w:rPr>
-          <w:rPr>
-            <w:color w:val="0000EE"/>
-            <w:u w:val="single"/>
-          </w:rPr>
-          <w:t>Gn 6.11–13</w:t>
-        </w:r>
-      </w:hyperlink>
+      <w:r>
+        <w:rPr>
+          <w:lang w:val="fr_FR" w:bidi="fr_FR"/>
+        </w:rPr>
+        <w:t>Gn 6.11–13</w:t>
+      </w:r>
       <w:r>
         <w:rPr>
           <w:lang w:val="fr_FR" w:bidi="fr_FR"/>
         </w:rPr>
         <w:t>). Cependant, Noé est un homme juste et Dieu l'épargne, lui et sa famille (</w:t>
       </w:r>
-      <w:hyperlink r:id="rId44">
-        <w:r>
-          <w:rPr>
-            <w:lang w:val="fr_FR" w:bidi="fr_FR"/>
-          </w:rPr>
-          <w:rPr>
-            <w:color w:val="0000EE"/>
-            <w:u w:val="single"/>
-          </w:rPr>
-          <w:t>Gn 6.8</w:t>
-        </w:r>
-      </w:hyperlink>
+      <w:r>
+        <w:rPr>
+          <w:lang w:val="fr_FR" w:bidi="fr_FR"/>
+        </w:rPr>
+        <w:t>Gn 6.8</w:t>
+      </w:r>
       <w:r>
         <w:rPr>
           <w:lang w:val="fr_FR" w:bidi="fr_FR"/>
         </w:rPr>
         <w:t>). Il lui commande de construire une arche (un grand bateau) pour survivre au déluge à venir (</w:t>
       </w:r>
-      <w:hyperlink r:id="rId45">
-        <w:r>
-          <w:rPr>
-            <w:lang w:val="fr_FR" w:bidi="fr_FR"/>
-          </w:rPr>
-          <w:rPr>
-            <w:color w:val="0000EE"/>
-            <w:u w:val="single"/>
-          </w:rPr>
-          <w:t>Gn 6.13–17</w:t>
-        </w:r>
-      </w:hyperlink>
+      <w:r>
+        <w:rPr>
+          <w:lang w:val="fr_FR" w:bidi="fr_FR"/>
+        </w:rPr>
+        <w:t>Gn 6.13–17</w:t>
+      </w:r>
       <w:r>
         <w:rPr>
           <w:lang w:val="fr_FR" w:bidi="fr_FR"/>
         </w:rPr>
         <w:t>). Même si l'humanité s'est détournée de lui, Dieu promet de faire alliance avec Noé, sa famille et toute la création (</w:t>
       </w:r>
-      <w:hyperlink r:id="rId46">
-        <w:r>
-          <w:rPr>
-            <w:lang w:val="fr_FR" w:bidi="fr_FR"/>
-          </w:rPr>
-          <w:rPr>
-            <w:color w:val="0000EE"/>
-            <w:u w:val="single"/>
-          </w:rPr>
-          <w:t>Gn 6.1–7</w:t>
-        </w:r>
-      </w:hyperlink>
-      <w:r>
-        <w:rPr>
-          <w:lang w:val="fr_FR" w:bidi="fr_FR"/>
-        </w:rPr>
-        <w:t xml:space="preserve"> ; </w:t>
-      </w:r>
-      <w:hyperlink r:id="rId47">
-        <w:r>
-          <w:rPr>
-            <w:lang w:val="fr_FR" w:bidi="fr_FR"/>
-          </w:rPr>
-          <w:rPr>
-            <w:color w:val="0000EE"/>
-            <w:u w:val="single"/>
-          </w:rPr>
-          <w:t>9.8–13</w:t>
-        </w:r>
-      </w:hyperlink>
+      <w:r>
+        <w:rPr>
+          <w:lang w:val="fr_FR" w:bidi="fr_FR"/>
+        </w:rPr>
+        <w:t>Gn 6.1–7</w:t>
+      </w:r>
+      <w:r>
+        <w:rPr>
+          <w:lang w:val="fr_FR" w:bidi="fr_FR"/>
+        </w:rPr>
+        <w:t xml:space="preserve"> ; </w:t>
+      </w:r>
+      <w:r>
+        <w:rPr>
+          <w:lang w:val="fr_FR" w:bidi="fr_FR"/>
+        </w:rPr>
+        <w:t>9.8–13</w:t>
+      </w:r>
       <w:r>
         <w:rPr>
           <w:lang w:val="fr_FR" w:bidi="fr_FR"/>
@@ -1171,72 +907,48 @@
         </w:rPr>
         <w:t>Dieu s'engage envers la famille de Noé, malgré la rupture de sa relation avec les autres êtres humains qui périssent pendant le déluge (</w:t>
       </w:r>
-      <w:hyperlink r:id="rId48">
-        <w:r>
-          <w:rPr>
-            <w:lang w:val="fr_FR" w:bidi="fr_FR"/>
-          </w:rPr>
-          <w:rPr>
-            <w:color w:val="0000EE"/>
-            <w:u w:val="single"/>
-          </w:rPr>
-          <w:t>Gn 6.18</w:t>
-        </w:r>
-      </w:hyperlink>
+      <w:r>
+        <w:rPr>
+          <w:lang w:val="fr_FR" w:bidi="fr_FR"/>
+        </w:rPr>
+        <w:t>Gn 6.18</w:t>
+      </w:r>
       <w:r>
         <w:rPr>
           <w:lang w:val="fr_FR" w:bidi="fr_FR"/>
         </w:rPr>
         <w:t>). La promesse de Dieu de le sauver lui et sa famille inclut son commandement de construire une arche (</w:t>
       </w:r>
-      <w:hyperlink r:id="rId49">
-        <w:r>
-          <w:rPr>
-            <w:lang w:val="fr_FR" w:bidi="fr_FR"/>
-          </w:rPr>
-          <w:rPr>
-            <w:color w:val="0000EE"/>
-            <w:u w:val="single"/>
-          </w:rPr>
-          <w:t>Gen 6.14</w:t>
-        </w:r>
-      </w:hyperlink>
+      <w:r>
+        <w:rPr>
+          <w:lang w:val="fr_FR" w:bidi="fr_FR"/>
+        </w:rPr>
+        <w:t>Gen 6.14</w:t>
+      </w:r>
       <w:r>
         <w:rPr>
           <w:lang w:val="fr_FR" w:bidi="fr_FR"/>
         </w:rPr>
         <w:t>). Pour que Noé puisse être béni selon cette alliance et être sauvé, il doit obéir à ce commandement (</w:t>
       </w:r>
-      <w:hyperlink r:id="rId50">
-        <w:r>
-          <w:rPr>
-            <w:lang w:val="fr_FR" w:bidi="fr_FR"/>
-          </w:rPr>
-          <w:rPr>
-            <w:color w:val="0000EE"/>
-            <w:u w:val="single"/>
-          </w:rPr>
-          <w:t>Gn 6.22</w:t>
-        </w:r>
-      </w:hyperlink>
-      <w:r>
-        <w:rPr>
-          <w:lang w:val="fr_FR" w:bidi="fr_FR"/>
-        </w:rPr>
-        <w:t xml:space="preserve"> ; </w:t>
-      </w:r>
-      <w:hyperlink r:id="rId51">
-        <w:r>
-          <w:rPr>
-            <w:lang w:val="fr_FR" w:bidi="fr_FR"/>
-          </w:rPr>
-          <w:rPr>
-            <w:color w:val="0000EE"/>
-            <w:u w:val="single"/>
-          </w:rPr>
-          <w:t>7.5</w:t>
-        </w:r>
-      </w:hyperlink>
+      <w:r>
+        <w:rPr>
+          <w:lang w:val="fr_FR" w:bidi="fr_FR"/>
+        </w:rPr>
+        <w:t>Gn 6.22</w:t>
+      </w:r>
+      <w:r>
+        <w:rPr>
+          <w:lang w:val="fr_FR" w:bidi="fr_FR"/>
+        </w:rPr>
+        <w:t xml:space="preserve"> ; </w:t>
+      </w:r>
+      <w:r>
+        <w:rPr>
+          <w:lang w:val="fr_FR" w:bidi="fr_FR"/>
+        </w:rPr>
+        <w:t>7.5</w:t>
+      </w:r>
       <w:r>
         <w:rPr>
           <w:lang w:val="fr_FR" w:bidi="fr_FR"/>
@@ -1257,54 +969,36 @@
         </w:rPr>
         <w:t>Après le déluge, Noé offre des sacrifices à Dieu (</w:t>
       </w:r>
-      <w:hyperlink r:id="rId52">
-        <w:r>
-          <w:rPr>
-            <w:lang w:val="fr_FR" w:bidi="fr_FR"/>
-          </w:rPr>
-          <w:rPr>
-            <w:color w:val="0000EE"/>
-            <w:u w:val="single"/>
-          </w:rPr>
-          <w:t>Gn 8.20–22</w:t>
-        </w:r>
-      </w:hyperlink>
+      <w:r>
+        <w:rPr>
+          <w:lang w:val="fr_FR" w:bidi="fr_FR"/>
+        </w:rPr>
+        <w:t>Gn 8.20–22</w:t>
+      </w:r>
       <w:r>
         <w:rPr>
           <w:lang w:val="fr_FR" w:bidi="fr_FR"/>
         </w:rPr>
         <w:t>). Dieu lui explique alors son alliance. Elle est universelle : elle ne concerne pas seulement Noé et sa famille, mais aussi toutes les générations d'êtres humains après lui, ainsi que tous les animaux (</w:t>
       </w:r>
-      <w:hyperlink r:id="rId53">
-        <w:r>
-          <w:rPr>
-            <w:lang w:val="fr_FR" w:bidi="fr_FR"/>
-          </w:rPr>
-          <w:rPr>
-            <w:color w:val="0000EE"/>
-            <w:u w:val="single"/>
-          </w:rPr>
-          <w:t>Gn 9.8–10</w:t>
-        </w:r>
-      </w:hyperlink>
+      <w:r>
+        <w:rPr>
+          <w:lang w:val="fr_FR" w:bidi="fr_FR"/>
+        </w:rPr>
+        <w:t>Gn 9.8–10</w:t>
+      </w:r>
       <w:r>
         <w:rPr>
           <w:lang w:val="fr_FR" w:bidi="fr_FR"/>
         </w:rPr>
         <w:t>). Dieu promet de ne plus faire venir de déluge comme jugement sur le monde (</w:t>
       </w:r>
-      <w:hyperlink r:id="rId54">
-        <w:r>
-          <w:rPr>
-            <w:lang w:val="fr_FR" w:bidi="fr_FR"/>
-          </w:rPr>
-          <w:rPr>
-            <w:color w:val="0000EE"/>
-            <w:u w:val="single"/>
-          </w:rPr>
-          <w:t>Gn 9.15</w:t>
-        </w:r>
-      </w:hyperlink>
+      <w:r>
+        <w:rPr>
+          <w:lang w:val="fr_FR" w:bidi="fr_FR"/>
+        </w:rPr>
+        <w:t>Gn 9.15</w:t>
+      </w:r>
       <w:r>
         <w:rPr>
           <w:lang w:val="fr_FR" w:bidi="fr_FR"/>
@@ -1339,72 +1033,48 @@
         </w:rPr>
         <w:t>L'alliance de Dieu avec Noé n'établit pas de relation proche entre Dieu et chaque être vivant. Toutefois, elle donne des principes de base sur la vie sur terre qui sont conformes à la volonté de Dieu (</w:t>
       </w:r>
-      <w:hyperlink r:id="rId55">
-        <w:r>
-          <w:rPr>
-            <w:lang w:val="fr_FR" w:bidi="fr_FR"/>
-          </w:rPr>
-          <w:rPr>
-            <w:color w:val="0000EE"/>
-            <w:u w:val="single"/>
-          </w:rPr>
-          <w:t>Gn 9.1–7</w:t>
-        </w:r>
-      </w:hyperlink>
+      <w:r>
+        <w:rPr>
+          <w:lang w:val="fr_FR" w:bidi="fr_FR"/>
+        </w:rPr>
+        <w:t>Gn 9.1–7</w:t>
+      </w:r>
       <w:r>
         <w:rPr>
           <w:lang w:val="fr_FR" w:bidi="fr_FR"/>
         </w:rPr>
         <w:t>). Plus tard, Dieu établit une relation plus étroite par une autre alliance : celle avec Abraham (</w:t>
       </w:r>
-      <w:hyperlink r:id="rId56">
-        <w:r>
-          <w:rPr>
-            <w:lang w:val="fr_FR" w:bidi="fr_FR"/>
-          </w:rPr>
-          <w:rPr>
-            <w:color w:val="0000EE"/>
-            <w:u w:val="single"/>
-          </w:rPr>
-          <w:t>Gn 17.1–21</w:t>
-        </w:r>
-      </w:hyperlink>
+      <w:r>
+        <w:rPr>
+          <w:lang w:val="fr_FR" w:bidi="fr_FR"/>
+        </w:rPr>
+        <w:t>Gn 17.1–21</w:t>
+      </w:r>
       <w:r>
         <w:rPr>
           <w:lang w:val="fr_FR" w:bidi="fr_FR"/>
         </w:rPr>
         <w:t>). Malgré leurs péchés, Dieu donne encore aux gens la possibilité de vivre pour chercher à connaître Dieu et marcher avec leur Créateur. Les autres alliances que Dieu établit plus tard rendent possible la communion avec lui, qui devient accessible à tous (</w:t>
       </w:r>
-      <w:hyperlink r:id="rId57">
-        <w:r>
-          <w:rPr>
-            <w:lang w:val="fr_FR" w:bidi="fr_FR"/>
-          </w:rPr>
-          <w:rPr>
-            <w:color w:val="0000EE"/>
-            <w:u w:val="single"/>
-          </w:rPr>
-          <w:t>Ac 2.22–40</w:t>
-        </w:r>
-      </w:hyperlink>
-      <w:r>
-        <w:rPr>
-          <w:lang w:val="fr_FR" w:bidi="fr_FR"/>
-        </w:rPr>
-        <w:t xml:space="preserve"> ; </w:t>
-      </w:r>
-      <w:hyperlink r:id="rId58">
-        <w:r>
-          <w:rPr>
-            <w:lang w:val="fr_FR" w:bidi="fr_FR"/>
-          </w:rPr>
-          <w:rPr>
-            <w:color w:val="0000EE"/>
-            <w:u w:val="single"/>
-          </w:rPr>
-          <w:t>3.17–26</w:t>
-        </w:r>
-      </w:hyperlink>
+      <w:r>
+        <w:rPr>
+          <w:lang w:val="fr_FR" w:bidi="fr_FR"/>
+        </w:rPr>
+        <w:t>Ac 2.22–40</w:t>
+      </w:r>
+      <w:r>
+        <w:rPr>
+          <w:lang w:val="fr_FR" w:bidi="fr_FR"/>
+        </w:rPr>
+        <w:t xml:space="preserve"> ; </w:t>
+      </w:r>
+      <w:r>
+        <w:rPr>
+          <w:lang w:val="fr_FR" w:bidi="fr_FR"/>
+        </w:rPr>
+        <w:t>3.17–26</w:t>
+      </w:r>
       <w:r>
         <w:rPr>
           <w:lang w:val="fr_FR" w:bidi="fr_FR"/>
@@ -1434,72 +1104,48 @@
           <w:lang w:val="fr_FR" w:bidi="fr_FR"/>
         </w:rPr>
       </w:r>
-      <w:hyperlink r:id="rId41">
-        <w:r>
-          <w:rPr>
-            <w:lang w:val="fr_FR" w:bidi="fr_FR"/>
-          </w:rPr>
-          <w:rPr>
-            <w:color w:val="0000EE"/>
-            <w:u w:val="single"/>
-          </w:rPr>
-          <w:t>Genèse 9.1–17</w:t>
-        </w:r>
-      </w:hyperlink>
-      <w:r>
-        <w:rPr>
-          <w:lang w:val="fr_FR" w:bidi="fr_FR"/>
-        </w:rPr>
-        <w:t xml:space="preserve"> ; </w:t>
-      </w:r>
-      <w:hyperlink r:id="rId59">
-        <w:r>
-          <w:rPr>
-            <w:lang w:val="fr_FR" w:bidi="fr_FR"/>
-          </w:rPr>
-          <w:rPr>
-            <w:color w:val="0000EE"/>
-            <w:u w:val="single"/>
-          </w:rPr>
-          <w:t>Ézéchiel 14.12–23</w:t>
-        </w:r>
-      </w:hyperlink>
-      <w:r>
-        <w:rPr>
-          <w:lang w:val="fr_FR" w:bidi="fr_FR"/>
-        </w:rPr>
-        <w:t xml:space="preserve"> ; </w:t>
-      </w:r>
-      <w:hyperlink r:id="rId60">
-        <w:r>
-          <w:rPr>
-            <w:lang w:val="fr_FR" w:bidi="fr_FR"/>
-          </w:rPr>
-          <w:rPr>
-            <w:color w:val="0000EE"/>
-            <w:u w:val="single"/>
-          </w:rPr>
-          <w:t>Matthieu 24.37–39</w:t>
-        </w:r>
-      </w:hyperlink>
-      <w:r>
-        <w:rPr>
-          <w:lang w:val="fr_FR" w:bidi="fr_FR"/>
-        </w:rPr>
-        <w:t xml:space="preserve"> ; </w:t>
-      </w:r>
-      <w:hyperlink r:id="rId61">
-        <w:r>
-          <w:rPr>
-            <w:lang w:val="fr_FR" w:bidi="fr_FR"/>
-          </w:rPr>
-          <w:rPr>
-            <w:color w:val="0000EE"/>
-            <w:u w:val="single"/>
-          </w:rPr>
-          <w:t>Hébreux 11.7</w:t>
-        </w:r>
-      </w:hyperlink>
+      <w:r>
+        <w:rPr>
+          <w:lang w:val="fr_FR" w:bidi="fr_FR"/>
+        </w:rPr>
+        <w:t>Genèse 9.1–17</w:t>
+      </w:r>
+      <w:r>
+        <w:rPr>
+          <w:lang w:val="fr_FR" w:bidi="fr_FR"/>
+        </w:rPr>
+        <w:t xml:space="preserve"> ; </w:t>
+      </w:r>
+      <w:r>
+        <w:rPr>
+          <w:lang w:val="fr_FR" w:bidi="fr_FR"/>
+        </w:rPr>
+        <w:t>Ézéchiel 14.12–23</w:t>
+      </w:r>
+      <w:r>
+        <w:rPr>
+          <w:lang w:val="fr_FR" w:bidi="fr_FR"/>
+        </w:rPr>
+        <w:t xml:space="preserve"> ; </w:t>
+      </w:r>
+      <w:r>
+        <w:rPr>
+          <w:lang w:val="fr_FR" w:bidi="fr_FR"/>
+        </w:rPr>
+        <w:t>Matthieu 24.37–39</w:t>
+      </w:r>
+      <w:r>
+        <w:rPr>
+          <w:lang w:val="fr_FR" w:bidi="fr_FR"/>
+        </w:rPr>
+        <w:t xml:space="preserve"> ; </w:t>
+      </w:r>
+      <w:r>
+        <w:rPr>
+          <w:lang w:val="fr_FR" w:bidi="fr_FR"/>
+        </w:rPr>
+        <w:t>Hébreux 11.7</w:t>
+      </w:r>
       <w:r>
         <w:rPr>
           <w:lang w:val="fr_FR" w:bidi="fr_FR"/>
@@ -1548,414 +1194,276 @@
         </w:rPr>
         <w:t>Dans la Bible, les anges sont des messagers de Dieu qui exécutent ses plans et communiquent sa volonté aux êtres humains (</w:t>
       </w:r>
-      <w:hyperlink r:id="rId62">
-        <w:r>
-          <w:rPr>
-            <w:lang w:val="fr_FR" w:bidi="fr_FR"/>
-          </w:rPr>
-          <w:rPr>
-            <w:color w:val="0000EE"/>
-            <w:u w:val="single"/>
-          </w:rPr>
-          <w:t>Gn 16.7–12</w:t>
-        </w:r>
-      </w:hyperlink>
-      <w:r>
-        <w:rPr>
-          <w:lang w:val="fr_FR" w:bidi="fr_FR"/>
-        </w:rPr>
-        <w:t xml:space="preserve"> ; </w:t>
-      </w:r>
-      <w:hyperlink r:id="rId63">
-        <w:r>
-          <w:rPr>
-            <w:lang w:val="fr_FR" w:bidi="fr_FR"/>
-          </w:rPr>
-          <w:rPr>
-            <w:color w:val="0000EE"/>
-            <w:u w:val="single"/>
-          </w:rPr>
-          <w:t>Nb 22.22–34</w:t>
-        </w:r>
-      </w:hyperlink>
-      <w:r>
-        <w:rPr>
-          <w:lang w:val="fr_FR" w:bidi="fr_FR"/>
-        </w:rPr>
-        <w:t xml:space="preserve"> ; </w:t>
-      </w:r>
-      <w:hyperlink r:id="rId64">
-        <w:r>
-          <w:rPr>
-            <w:lang w:val="fr_FR" w:bidi="fr_FR"/>
-          </w:rPr>
-          <w:rPr>
-            <w:color w:val="0000EE"/>
-            <w:u w:val="single"/>
-          </w:rPr>
-          <w:t>Jg 13.3–21</w:t>
-        </w:r>
-      </w:hyperlink>
-      <w:r>
-        <w:rPr>
-          <w:lang w:val="fr_FR" w:bidi="fr_FR"/>
-        </w:rPr>
-        <w:t xml:space="preserve"> ; </w:t>
-      </w:r>
-      <w:hyperlink r:id="rId65">
-        <w:r>
-          <w:rPr>
-            <w:lang w:val="fr_FR" w:bidi="fr_FR"/>
-          </w:rPr>
-          <w:rPr>
-            <w:color w:val="0000EE"/>
-            <w:u w:val="single"/>
-          </w:rPr>
-          <w:t>2R 1.3</w:t>
-        </w:r>
-      </w:hyperlink>
+      <w:r>
+        <w:rPr>
+          <w:lang w:val="fr_FR" w:bidi="fr_FR"/>
+        </w:rPr>
+        <w:t>Gn 16.7–12</w:t>
+      </w:r>
+      <w:r>
+        <w:rPr>
+          <w:lang w:val="fr_FR" w:bidi="fr_FR"/>
+        </w:rPr>
+        <w:t xml:space="preserve"> ; </w:t>
+      </w:r>
+      <w:r>
+        <w:rPr>
+          <w:lang w:val="fr_FR" w:bidi="fr_FR"/>
+        </w:rPr>
+        <w:t>Nb 22.22–34</w:t>
+      </w:r>
+      <w:r>
+        <w:rPr>
+          <w:lang w:val="fr_FR" w:bidi="fr_FR"/>
+        </w:rPr>
+        <w:t xml:space="preserve"> ; </w:t>
+      </w:r>
+      <w:r>
+        <w:rPr>
+          <w:lang w:val="fr_FR" w:bidi="fr_FR"/>
+        </w:rPr>
+        <w:t>Jg 13.3–21</w:t>
+      </w:r>
+      <w:r>
+        <w:rPr>
+          <w:lang w:val="fr_FR" w:bidi="fr_FR"/>
+        </w:rPr>
+        <w:t xml:space="preserve"> ; </w:t>
+      </w:r>
+      <w:r>
+        <w:rPr>
+          <w:lang w:val="fr_FR" w:bidi="fr_FR"/>
+        </w:rPr>
+        <w:t>2R 1.3</w:t>
+      </w:r>
       <w:r>
         <w:rPr>
           <w:lang w:val="fr_FR" w:bidi="fr_FR"/>
         </w:rPr>
         <w:t xml:space="preserve">, </w:t>
       </w:r>
-      <w:hyperlink r:id="rId66">
-        <w:r>
-          <w:rPr>
-            <w:lang w:val="fr_FR" w:bidi="fr_FR"/>
-          </w:rPr>
-          <w:rPr>
-            <w:color w:val="0000EE"/>
-            <w:u w:val="single"/>
-          </w:rPr>
-          <w:t>15</w:t>
-        </w:r>
-      </w:hyperlink>
-      <w:r>
-        <w:rPr>
-          <w:lang w:val="fr_FR" w:bidi="fr_FR"/>
-        </w:rPr>
-        <w:t xml:space="preserve"> ; </w:t>
-      </w:r>
-      <w:hyperlink r:id="rId67">
-        <w:r>
-          <w:rPr>
-            <w:lang w:val="fr_FR" w:bidi="fr_FR"/>
-          </w:rPr>
-          <w:rPr>
-            <w:color w:val="0000EE"/>
-            <w:u w:val="single"/>
-          </w:rPr>
-          <w:t>Za 1.4–12</w:t>
-        </w:r>
-      </w:hyperlink>
+      <w:r>
+        <w:rPr>
+          <w:lang w:val="fr_FR" w:bidi="fr_FR"/>
+        </w:rPr>
+        <w:t>15</w:t>
+      </w:r>
+      <w:r>
+        <w:rPr>
+          <w:lang w:val="fr_FR" w:bidi="fr_FR"/>
+        </w:rPr>
+        <w:t xml:space="preserve"> ; </w:t>
+      </w:r>
+      <w:r>
+        <w:rPr>
+          <w:lang w:val="fr_FR" w:bidi="fr_FR"/>
+        </w:rPr>
+        <w:t>Za 1.4–12</w:t>
+      </w:r>
       <w:r>
         <w:rPr>
           <w:lang w:val="fr_FR" w:bidi="fr_FR"/>
         </w:rPr>
         <w:t>). L'Ancien Testament hébreu et le Nouveau Testament grec ne nomment que deux anges, Micaël (Bible Louis Segond : Michel) et Gabriel, à qui Dieu avait donné des missions particulièrement importantes (</w:t>
       </w:r>
-      <w:hyperlink r:id="rId68">
-        <w:r>
-          <w:rPr>
-            <w:lang w:val="fr_FR" w:bidi="fr_FR"/>
-          </w:rPr>
-          <w:rPr>
-            <w:color w:val="0000EE"/>
-            <w:u w:val="single"/>
-          </w:rPr>
-          <w:t>Dn 8.16</w:t>
-        </w:r>
-      </w:hyperlink>
+      <w:r>
+        <w:rPr>
+          <w:lang w:val="fr_FR" w:bidi="fr_FR"/>
+        </w:rPr>
+        <w:t>Dn 8.16</w:t>
+      </w:r>
       <w:r>
         <w:rPr>
           <w:lang w:val="fr_FR" w:bidi="fr_FR"/>
         </w:rPr>
         <w:t xml:space="preserve">, </w:t>
       </w:r>
-      <w:hyperlink r:id="rId69">
-        <w:r>
-          <w:rPr>
-            <w:lang w:val="fr_FR" w:bidi="fr_FR"/>
-          </w:rPr>
-          <w:rPr>
-            <w:color w:val="0000EE"/>
-            <w:u w:val="single"/>
-          </w:rPr>
-          <w:t>18</w:t>
-        </w:r>
-      </w:hyperlink>
-      <w:r>
-        <w:rPr>
-          <w:lang w:val="fr_FR" w:bidi="fr_FR"/>
-        </w:rPr>
-        <w:t xml:space="preserve"> ; </w:t>
-      </w:r>
-      <w:hyperlink r:id="rId70">
-        <w:r>
-          <w:rPr>
-            <w:lang w:val="fr_FR" w:bidi="fr_FR"/>
-          </w:rPr>
-          <w:rPr>
-            <w:color w:val="0000EE"/>
-            <w:u w:val="single"/>
-          </w:rPr>
-          <w:t>9.21</w:t>
-        </w:r>
-      </w:hyperlink>
-      <w:r>
-        <w:rPr>
-          <w:lang w:val="fr_FR" w:bidi="fr_FR"/>
-        </w:rPr>
-        <w:t xml:space="preserve"> ; </w:t>
-      </w:r>
-      <w:hyperlink r:id="rId71">
-        <w:r>
-          <w:rPr>
-            <w:lang w:val="fr_FR" w:bidi="fr_FR"/>
-          </w:rPr>
-          <w:rPr>
-            <w:color w:val="0000EE"/>
-            <w:u w:val="single"/>
-          </w:rPr>
-          <w:t>10.12</w:t>
-        </w:r>
-      </w:hyperlink>
+      <w:r>
+        <w:rPr>
+          <w:lang w:val="fr_FR" w:bidi="fr_FR"/>
+        </w:rPr>
+        <w:t>18</w:t>
+      </w:r>
+      <w:r>
+        <w:rPr>
+          <w:lang w:val="fr_FR" w:bidi="fr_FR"/>
+        </w:rPr>
+        <w:t xml:space="preserve"> ; </w:t>
+      </w:r>
+      <w:r>
+        <w:rPr>
+          <w:lang w:val="fr_FR" w:bidi="fr_FR"/>
+        </w:rPr>
+        <w:t>9.21</w:t>
+      </w:r>
+      <w:r>
+        <w:rPr>
+          <w:lang w:val="fr_FR" w:bidi="fr_FR"/>
+        </w:rPr>
+        <w:t xml:space="preserve"> ; </w:t>
+      </w:r>
+      <w:r>
+        <w:rPr>
+          <w:lang w:val="fr_FR" w:bidi="fr_FR"/>
+        </w:rPr>
+        <w:t>10.12</w:t>
+      </w:r>
       <w:r>
         <w:rPr>
           <w:lang w:val="fr_FR" w:bidi="fr_FR"/>
         </w:rPr>
         <w:t xml:space="preserve">, </w:t>
       </w:r>
-      <w:hyperlink r:id="rId72">
-        <w:r>
-          <w:rPr>
-            <w:lang w:val="fr_FR" w:bidi="fr_FR"/>
-          </w:rPr>
-          <w:rPr>
-            <w:color w:val="0000EE"/>
-            <w:u w:val="single"/>
-          </w:rPr>
-          <w:t>21</w:t>
-        </w:r>
-      </w:hyperlink>
-      <w:r>
-        <w:rPr>
-          <w:lang w:val="fr_FR" w:bidi="fr_FR"/>
-        </w:rPr>
-        <w:t xml:space="preserve"> ; </w:t>
-      </w:r>
-      <w:hyperlink r:id="rId73">
-        <w:r>
-          <w:rPr>
-            <w:lang w:val="fr_FR" w:bidi="fr_FR"/>
-          </w:rPr>
-          <w:rPr>
-            <w:color w:val="0000EE"/>
-            <w:u w:val="single"/>
-          </w:rPr>
-          <w:t>12.1–2</w:t>
-        </w:r>
-      </w:hyperlink>
-      <w:r>
-        <w:rPr>
-          <w:lang w:val="fr_FR" w:bidi="fr_FR"/>
-        </w:rPr>
-        <w:t xml:space="preserve"> ; </w:t>
-      </w:r>
-      <w:hyperlink r:id="rId74">
-        <w:r>
-          <w:rPr>
-            <w:lang w:val="fr_FR" w:bidi="fr_FR"/>
-          </w:rPr>
-          <w:rPr>
-            <w:color w:val="0000EE"/>
-            <w:u w:val="single"/>
-          </w:rPr>
-          <w:t>Lc 1.19–20</w:t>
-        </w:r>
-      </w:hyperlink>
-      <w:r>
-        <w:rPr>
-          <w:lang w:val="fr_FR" w:bidi="fr_FR"/>
-        </w:rPr>
-        <w:t xml:space="preserve"> ; </w:t>
-      </w:r>
-      <w:hyperlink r:id="rId75">
-        <w:r>
-          <w:rPr>
-            <w:lang w:val="fr_FR" w:bidi="fr_FR"/>
-          </w:rPr>
-          <w:rPr>
-            <w:color w:val="0000EE"/>
-            <w:u w:val="single"/>
-          </w:rPr>
-          <w:t>Jd 1.9</w:t>
-        </w:r>
-      </w:hyperlink>
+      <w:r>
+        <w:rPr>
+          <w:lang w:val="fr_FR" w:bidi="fr_FR"/>
+        </w:rPr>
+        <w:t>21</w:t>
+      </w:r>
+      <w:r>
+        <w:rPr>
+          <w:lang w:val="fr_FR" w:bidi="fr_FR"/>
+        </w:rPr>
+        <w:t xml:space="preserve"> ; </w:t>
+      </w:r>
+      <w:r>
+        <w:rPr>
+          <w:lang w:val="fr_FR" w:bidi="fr_FR"/>
+        </w:rPr>
+        <w:t>12.1–2</w:t>
+      </w:r>
+      <w:r>
+        <w:rPr>
+          <w:lang w:val="fr_FR" w:bidi="fr_FR"/>
+        </w:rPr>
+        <w:t xml:space="preserve"> ; </w:t>
+      </w:r>
+      <w:r>
+        <w:rPr>
+          <w:lang w:val="fr_FR" w:bidi="fr_FR"/>
+        </w:rPr>
+        <w:t>Lc 1.19–20</w:t>
+      </w:r>
+      <w:r>
+        <w:rPr>
+          <w:lang w:val="fr_FR" w:bidi="fr_FR"/>
+        </w:rPr>
+        <w:t xml:space="preserve"> ; </w:t>
+      </w:r>
+      <w:r>
+        <w:rPr>
+          <w:lang w:val="fr_FR" w:bidi="fr_FR"/>
+        </w:rPr>
+        <w:t>Jd 1.9</w:t>
+      </w:r>
       <w:r>
         <w:rPr>
           <w:lang w:val="fr_FR" w:bidi="fr_FR"/>
         </w:rPr>
         <w:t>). Les anges ont joué un rôle dans la transmission de la loi de Dieu à Moïse (</w:t>
       </w:r>
-      <w:hyperlink r:id="rId76">
-        <w:r>
-          <w:rPr>
-            <w:lang w:val="fr_FR" w:bidi="fr_FR"/>
-          </w:rPr>
-          <w:rPr>
-            <w:color w:val="0000EE"/>
-            <w:u w:val="single"/>
-          </w:rPr>
-          <w:t>Ac 7.30</w:t>
-        </w:r>
-      </w:hyperlink>
+      <w:r>
+        <w:rPr>
+          <w:lang w:val="fr_FR" w:bidi="fr_FR"/>
+        </w:rPr>
+        <w:t>Ac 7.30</w:t>
+      </w:r>
       <w:r>
         <w:rPr>
           <w:lang w:val="fr_FR" w:bidi="fr_FR"/>
         </w:rPr>
         <w:t xml:space="preserve">, </w:t>
       </w:r>
-      <w:hyperlink r:id="rId77">
-        <w:r>
-          <w:rPr>
-            <w:lang w:val="fr_FR" w:bidi="fr_FR"/>
-          </w:rPr>
-          <w:rPr>
-            <w:color w:val="0000EE"/>
-            <w:u w:val="single"/>
-          </w:rPr>
-          <w:t>35</w:t>
-        </w:r>
-      </w:hyperlink>
+      <w:r>
+        <w:rPr>
+          <w:lang w:val="fr_FR" w:bidi="fr_FR"/>
+        </w:rPr>
+        <w:t>35</w:t>
+      </w:r>
       <w:r>
         <w:rPr>
           <w:lang w:val="fr_FR" w:bidi="fr_FR"/>
         </w:rPr>
         <w:t xml:space="preserve">, </w:t>
       </w:r>
-      <w:hyperlink r:id="rId78">
-        <w:r>
-          <w:rPr>
-            <w:lang w:val="fr_FR" w:bidi="fr_FR"/>
-          </w:rPr>
-          <w:rPr>
-            <w:color w:val="0000EE"/>
-            <w:u w:val="single"/>
-          </w:rPr>
-          <w:t>38</w:t>
-        </w:r>
-      </w:hyperlink>
+      <w:r>
+        <w:rPr>
+          <w:lang w:val="fr_FR" w:bidi="fr_FR"/>
+        </w:rPr>
+        <w:t>38</w:t>
+      </w:r>
       <w:r>
         <w:rPr>
           <w:lang w:val="fr_FR" w:bidi="fr_FR"/>
         </w:rPr>
         <w:t xml:space="preserve">, </w:t>
       </w:r>
-      <w:hyperlink r:id="rId79">
-        <w:r>
-          <w:rPr>
-            <w:lang w:val="fr_FR" w:bidi="fr_FR"/>
-          </w:rPr>
-          <w:rPr>
-            <w:color w:val="0000EE"/>
-            <w:u w:val="single"/>
-          </w:rPr>
-          <w:t>53</w:t>
-        </w:r>
-      </w:hyperlink>
-      <w:r>
-        <w:rPr>
-          <w:lang w:val="fr_FR" w:bidi="fr_FR"/>
-        </w:rPr>
-        <w:t xml:space="preserve"> ; </w:t>
-      </w:r>
-      <w:hyperlink r:id="rId80">
-        <w:r>
-          <w:rPr>
-            <w:lang w:val="fr_FR" w:bidi="fr_FR"/>
-          </w:rPr>
-          <w:rPr>
-            <w:color w:val="0000EE"/>
-            <w:u w:val="single"/>
-          </w:rPr>
-          <w:t>Ga 3.19</w:t>
-        </w:r>
-      </w:hyperlink>
+      <w:r>
+        <w:rPr>
+          <w:lang w:val="fr_FR" w:bidi="fr_FR"/>
+        </w:rPr>
+        <w:t>53</w:t>
+      </w:r>
+      <w:r>
+        <w:rPr>
+          <w:lang w:val="fr_FR" w:bidi="fr_FR"/>
+        </w:rPr>
+        <w:t xml:space="preserve"> ; </w:t>
+      </w:r>
+      <w:r>
+        <w:rPr>
+          <w:lang w:val="fr_FR" w:bidi="fr_FR"/>
+        </w:rPr>
+        <w:t>Ga 3.19</w:t>
+      </w:r>
       <w:r>
         <w:rPr>
           <w:lang w:val="fr_FR" w:bidi="fr_FR"/>
         </w:rPr>
         <w:t>). Ce sont les agents de Dieu pour délivrer son peuple et exécuter ses jugements (</w:t>
       </w:r>
-      <w:hyperlink r:id="rId81">
-        <w:r>
-          <w:rPr>
-            <w:lang w:val="fr_FR" w:bidi="fr_FR"/>
-          </w:rPr>
-          <w:rPr>
-            <w:color w:val="0000EE"/>
-            <w:u w:val="single"/>
-          </w:rPr>
-          <w:t>2R 19.35</w:t>
-        </w:r>
-      </w:hyperlink>
-      <w:r>
-        <w:rPr>
-          <w:lang w:val="fr_FR" w:bidi="fr_FR"/>
-        </w:rPr>
-        <w:t xml:space="preserve"> ; </w:t>
-      </w:r>
-      <w:hyperlink r:id="rId82">
-        <w:r>
-          <w:rPr>
-            <w:lang w:val="fr_FR" w:bidi="fr_FR"/>
-          </w:rPr>
-          <w:rPr>
-            <w:color w:val="0000EE"/>
-            <w:u w:val="single"/>
-          </w:rPr>
-          <w:t>Ac 12.23</w:t>
-        </w:r>
-      </w:hyperlink>
-      <w:r>
-        <w:rPr>
-          <w:lang w:val="fr_FR" w:bidi="fr_FR"/>
-        </w:rPr>
-        <w:t xml:space="preserve"> ; </w:t>
-      </w:r>
-      <w:hyperlink r:id="rId83">
-        <w:r>
-          <w:rPr>
-            <w:lang w:val="fr_FR" w:bidi="fr_FR"/>
-          </w:rPr>
-          <w:rPr>
-            <w:color w:val="0000EE"/>
-            <w:u w:val="single"/>
-          </w:rPr>
-          <w:t>Ap 9.15</w:t>
-        </w:r>
-      </w:hyperlink>
-      <w:r>
-        <w:rPr>
-          <w:lang w:val="fr_FR" w:bidi="fr_FR"/>
-        </w:rPr>
-        <w:t xml:space="preserve"> ; </w:t>
-      </w:r>
-      <w:hyperlink r:id="rId84">
-        <w:r>
-          <w:rPr>
-            <w:lang w:val="fr_FR" w:bidi="fr_FR"/>
-          </w:rPr>
-          <w:rPr>
-            <w:color w:val="0000EE"/>
-            <w:u w:val="single"/>
-          </w:rPr>
-          <w:t>16.1–12</w:t>
-        </w:r>
-      </w:hyperlink>
+      <w:r>
+        <w:rPr>
+          <w:lang w:val="fr_FR" w:bidi="fr_FR"/>
+        </w:rPr>
+        <w:t>2R 19.35</w:t>
+      </w:r>
+      <w:r>
+        <w:rPr>
+          <w:lang w:val="fr_FR" w:bidi="fr_FR"/>
+        </w:rPr>
+        <w:t xml:space="preserve"> ; </w:t>
+      </w:r>
+      <w:r>
+        <w:rPr>
+          <w:lang w:val="fr_FR" w:bidi="fr_FR"/>
+        </w:rPr>
+        <w:t>Ac 12.23</w:t>
+      </w:r>
+      <w:r>
+        <w:rPr>
+          <w:lang w:val="fr_FR" w:bidi="fr_FR"/>
+        </w:rPr>
+        <w:t xml:space="preserve"> ; </w:t>
+      </w:r>
+      <w:r>
+        <w:rPr>
+          <w:lang w:val="fr_FR" w:bidi="fr_FR"/>
+        </w:rPr>
+        <w:t>Ap 9.15</w:t>
+      </w:r>
+      <w:r>
+        <w:rPr>
+          <w:lang w:val="fr_FR" w:bidi="fr_FR"/>
+        </w:rPr>
+        <w:t xml:space="preserve"> ; </w:t>
+      </w:r>
+      <w:r>
+        <w:rPr>
+          <w:lang w:val="fr_FR" w:bidi="fr_FR"/>
+        </w:rPr>
+        <w:t>16.1–12</w:t>
+      </w:r>
       <w:r>
         <w:rPr>
           <w:lang w:val="fr_FR" w:bidi="fr_FR"/>
@@ -1976,342 +1484,228 @@
         </w:rPr>
         <w:t>Les anges ont été témoins de la vie du Christ et le sont maintenant de la vie du peuple de Dieu (</w:t>
       </w:r>
-      <w:hyperlink r:id="rId85">
-        <w:r>
-          <w:rPr>
-            <w:lang w:val="fr_FR" w:bidi="fr_FR"/>
-          </w:rPr>
-          <w:rPr>
-            <w:color w:val="0000EE"/>
-            <w:u w:val="single"/>
-          </w:rPr>
-          <w:t>1Tm 3.16</w:t>
-        </w:r>
-      </w:hyperlink>
-      <w:r>
-        <w:rPr>
-          <w:lang w:val="fr_FR" w:bidi="fr_FR"/>
-        </w:rPr>
-        <w:t xml:space="preserve"> ; </w:t>
-      </w:r>
-      <w:hyperlink r:id="rId86">
-        <w:r>
-          <w:rPr>
-            <w:lang w:val="fr_FR" w:bidi="fr_FR"/>
-          </w:rPr>
-          <w:rPr>
-            <w:color w:val="0000EE"/>
-            <w:u w:val="single"/>
-          </w:rPr>
-          <w:t>1Co 11.10</w:t>
-        </w:r>
-      </w:hyperlink>
-      <w:r>
-        <w:rPr>
-          <w:lang w:val="fr_FR" w:bidi="fr_FR"/>
-        </w:rPr>
-        <w:t xml:space="preserve"> ; </w:t>
-      </w:r>
-      <w:hyperlink r:id="rId87">
-        <w:r>
-          <w:rPr>
-            <w:lang w:val="fr_FR" w:bidi="fr_FR"/>
-          </w:rPr>
-          <w:rPr>
-            <w:color w:val="0000EE"/>
-            <w:u w:val="single"/>
-          </w:rPr>
-          <w:t>1Tm 5.21</w:t>
-        </w:r>
-      </w:hyperlink>
+      <w:r>
+        <w:rPr>
+          <w:lang w:val="fr_FR" w:bidi="fr_FR"/>
+        </w:rPr>
+        <w:t>1Tm 3.16</w:t>
+      </w:r>
+      <w:r>
+        <w:rPr>
+          <w:lang w:val="fr_FR" w:bidi="fr_FR"/>
+        </w:rPr>
+        <w:t xml:space="preserve"> ; </w:t>
+      </w:r>
+      <w:r>
+        <w:rPr>
+          <w:lang w:val="fr_FR" w:bidi="fr_FR"/>
+        </w:rPr>
+        <w:t>1Co 11.10</w:t>
+      </w:r>
+      <w:r>
+        <w:rPr>
+          <w:lang w:val="fr_FR" w:bidi="fr_FR"/>
+        </w:rPr>
+        <w:t xml:space="preserve"> ; </w:t>
+      </w:r>
+      <w:r>
+        <w:rPr>
+          <w:lang w:val="fr_FR" w:bidi="fr_FR"/>
+        </w:rPr>
+        <w:t>1Tm 5.21</w:t>
+      </w:r>
       <w:r>
         <w:rPr>
           <w:lang w:val="fr_FR" w:bidi="fr_FR"/>
         </w:rPr>
         <w:t>). Des anges gardiens protègent le peuple de Dieu (</w:t>
       </w:r>
-      <w:hyperlink r:id="rId88">
-        <w:r>
-          <w:rPr>
-            <w:lang w:val="fr_FR" w:bidi="fr_FR"/>
-          </w:rPr>
-          <w:rPr>
-            <w:color w:val="0000EE"/>
-            <w:u w:val="single"/>
-          </w:rPr>
-          <w:t>Mt 18.10</w:t>
-        </w:r>
-      </w:hyperlink>
+      <w:r>
+        <w:rPr>
+          <w:lang w:val="fr_FR" w:bidi="fr_FR"/>
+        </w:rPr>
+        <w:t>Mt 18.10</w:t>
+      </w:r>
       <w:r>
         <w:rPr>
           <w:lang w:val="fr_FR" w:bidi="fr_FR"/>
         </w:rPr>
         <w:t xml:space="preserve"> ; voir aussi </w:t>
       </w:r>
-      <w:hyperlink r:id="rId89">
-        <w:r>
-          <w:rPr>
-            <w:lang w:val="fr_FR" w:bidi="fr_FR"/>
-          </w:rPr>
-          <w:rPr>
-            <w:color w:val="0000EE"/>
-            <w:u w:val="single"/>
-          </w:rPr>
-          <w:t>Ps 34.8</w:t>
-        </w:r>
-      </w:hyperlink>
-      <w:r>
-        <w:rPr>
-          <w:lang w:val="fr_FR" w:bidi="fr_FR"/>
-        </w:rPr>
-        <w:t xml:space="preserve"> ; </w:t>
-      </w:r>
-      <w:hyperlink r:id="rId90">
-        <w:r>
-          <w:rPr>
-            <w:lang w:val="fr_FR" w:bidi="fr_FR"/>
-          </w:rPr>
-          <w:rPr>
-            <w:color w:val="0000EE"/>
-            <w:u w:val="single"/>
-          </w:rPr>
-          <w:t>91.11</w:t>
-        </w:r>
-      </w:hyperlink>
-      <w:r>
-        <w:rPr>
-          <w:lang w:val="fr_FR" w:bidi="fr_FR"/>
-        </w:rPr>
-        <w:t xml:space="preserve"> ; </w:t>
-      </w:r>
-      <w:hyperlink r:id="rId91">
-        <w:r>
-          <w:rPr>
-            <w:lang w:val="fr_FR" w:bidi="fr_FR"/>
-          </w:rPr>
-          <w:rPr>
-            <w:color w:val="0000EE"/>
-            <w:u w:val="single"/>
-          </w:rPr>
-          <w:t>Ac 12.11</w:t>
-        </w:r>
-      </w:hyperlink>
+      <w:r>
+        <w:rPr>
+          <w:lang w:val="fr_FR" w:bidi="fr_FR"/>
+        </w:rPr>
+        <w:t>Ps 34.8</w:t>
+      </w:r>
+      <w:r>
+        <w:rPr>
+          <w:lang w:val="fr_FR" w:bidi="fr_FR"/>
+        </w:rPr>
+        <w:t xml:space="preserve"> ; </w:t>
+      </w:r>
+      <w:r>
+        <w:rPr>
+          <w:lang w:val="fr_FR" w:bidi="fr_FR"/>
+        </w:rPr>
+        <w:t>91.11</w:t>
+      </w:r>
+      <w:r>
+        <w:rPr>
+          <w:lang w:val="fr_FR" w:bidi="fr_FR"/>
+        </w:rPr>
+        <w:t xml:space="preserve"> ; </w:t>
+      </w:r>
+      <w:r>
+        <w:rPr>
+          <w:lang w:val="fr_FR" w:bidi="fr_FR"/>
+        </w:rPr>
+        <w:t>Ac 12.11</w:t>
+      </w:r>
       <w:r>
         <w:rPr>
           <w:lang w:val="fr_FR" w:bidi="fr_FR"/>
         </w:rPr>
         <w:t>). Ce sont « des esprits au service de Dieu, envoyés pour exercer un ministère en faveur de ceux qui doivent hériter du salut » (</w:t>
       </w:r>
-      <w:hyperlink r:id="rId92">
-        <w:r>
-          <w:rPr>
-            <w:lang w:val="fr_FR" w:bidi="fr_FR"/>
-          </w:rPr>
-          <w:rPr>
-            <w:color w:val="0000EE"/>
-            <w:u w:val="single"/>
-          </w:rPr>
-          <w:t>Hé 1.14</w:t>
-        </w:r>
-      </w:hyperlink>
+      <w:r>
+        <w:rPr>
+          <w:lang w:val="fr_FR" w:bidi="fr_FR"/>
+        </w:rPr>
+        <w:t>Hé 1.14</w:t>
+      </w:r>
       <w:r>
         <w:rPr>
           <w:lang w:val="fr_FR" w:bidi="fr_FR"/>
         </w:rPr>
         <w:t>). Les anges accompagneront Christ à son retour (</w:t>
       </w:r>
-      <w:hyperlink r:id="rId93">
-        <w:r>
-          <w:rPr>
-            <w:lang w:val="fr_FR" w:bidi="fr_FR"/>
-          </w:rPr>
-          <w:rPr>
-            <w:color w:val="0000EE"/>
-            <w:u w:val="single"/>
-          </w:rPr>
-          <w:t>Mt 25.31</w:t>
-        </w:r>
-      </w:hyperlink>
-      <w:r>
-        <w:rPr>
-          <w:lang w:val="fr_FR" w:bidi="fr_FR"/>
-        </w:rPr>
-        <w:t xml:space="preserve"> ; </w:t>
-      </w:r>
-      <w:hyperlink r:id="rId94">
-        <w:r>
-          <w:rPr>
-            <w:lang w:val="fr_FR" w:bidi="fr_FR"/>
-          </w:rPr>
-          <w:rPr>
-            <w:color w:val="0000EE"/>
-            <w:u w:val="single"/>
-          </w:rPr>
-          <w:t>2Th 1.7–8</w:t>
-        </w:r>
-      </w:hyperlink>
+      <w:r>
+        <w:rPr>
+          <w:lang w:val="fr_FR" w:bidi="fr_FR"/>
+        </w:rPr>
+        <w:t>Mt 25.31</w:t>
+      </w:r>
+      <w:r>
+        <w:rPr>
+          <w:lang w:val="fr_FR" w:bidi="fr_FR"/>
+        </w:rPr>
+        <w:t xml:space="preserve"> ; </w:t>
+      </w:r>
+      <w:r>
+        <w:rPr>
+          <w:lang w:val="fr_FR" w:bidi="fr_FR"/>
+        </w:rPr>
+        <w:t>2Th 1.7–8</w:t>
+      </w:r>
       <w:r>
         <w:rPr>
           <w:lang w:val="fr_FR" w:bidi="fr_FR"/>
         </w:rPr>
         <w:t>). Ils participeront au jugement dernier (</w:t>
       </w:r>
-      <w:hyperlink r:id="rId95">
-        <w:r>
-          <w:rPr>
-            <w:lang w:val="fr_FR" w:bidi="fr_FR"/>
-          </w:rPr>
-          <w:rPr>
-            <w:color w:val="0000EE"/>
-            <w:u w:val="single"/>
-          </w:rPr>
-          <w:t>Mt 13.39</w:t>
-        </w:r>
-      </w:hyperlink>
+      <w:r>
+        <w:rPr>
+          <w:lang w:val="fr_FR" w:bidi="fr_FR"/>
+        </w:rPr>
+        <w:t>Mt 13.39</w:t>
+      </w:r>
       <w:r>
         <w:rPr>
           <w:lang w:val="fr_FR" w:bidi="fr_FR"/>
         </w:rPr>
         <w:t xml:space="preserve">, </w:t>
       </w:r>
-      <w:hyperlink r:id="rId96">
-        <w:r>
-          <w:rPr>
-            <w:lang w:val="fr_FR" w:bidi="fr_FR"/>
-          </w:rPr>
-          <w:rPr>
-            <w:color w:val="0000EE"/>
-            <w:u w:val="single"/>
-          </w:rPr>
-          <w:t>41</w:t>
-        </w:r>
-      </w:hyperlink>
+      <w:r>
+        <w:rPr>
+          <w:lang w:val="fr_FR" w:bidi="fr_FR"/>
+        </w:rPr>
+        <w:t>41</w:t>
+      </w:r>
       <w:r>
         <w:rPr>
           <w:lang w:val="fr_FR" w:bidi="fr_FR"/>
         </w:rPr>
         <w:t xml:space="preserve">, </w:t>
       </w:r>
-      <w:hyperlink r:id="rId97">
-        <w:r>
-          <w:rPr>
-            <w:lang w:val="fr_FR" w:bidi="fr_FR"/>
-          </w:rPr>
-          <w:rPr>
-            <w:color w:val="0000EE"/>
-            <w:u w:val="single"/>
-          </w:rPr>
-          <w:t>49–50</w:t>
-        </w:r>
-      </w:hyperlink>
-      <w:r>
-        <w:rPr>
-          <w:lang w:val="fr_FR" w:bidi="fr_FR"/>
-        </w:rPr>
-        <w:t xml:space="preserve"> ; </w:t>
-      </w:r>
-      <w:hyperlink r:id="rId98">
-        <w:r>
-          <w:rPr>
-            <w:lang w:val="fr_FR" w:bidi="fr_FR"/>
-          </w:rPr>
-          <w:rPr>
-            <w:color w:val="0000EE"/>
-            <w:u w:val="single"/>
-          </w:rPr>
-          <w:t>16.27</w:t>
-        </w:r>
-      </w:hyperlink>
-      <w:r>
-        <w:rPr>
-          <w:lang w:val="fr_FR" w:bidi="fr_FR"/>
-        </w:rPr>
-        <w:t xml:space="preserve"> ; </w:t>
-      </w:r>
-      <w:hyperlink r:id="rId99">
-        <w:r>
-          <w:rPr>
-            <w:lang w:val="fr_FR" w:bidi="fr_FR"/>
-          </w:rPr>
-          <w:rPr>
-            <w:color w:val="0000EE"/>
-            <w:u w:val="single"/>
-          </w:rPr>
-          <w:t>24.31</w:t>
-        </w:r>
-      </w:hyperlink>
-      <w:r>
-        <w:rPr>
-          <w:lang w:val="fr_FR" w:bidi="fr_FR"/>
-        </w:rPr>
-        <w:t xml:space="preserve"> ; </w:t>
-      </w:r>
-      <w:hyperlink r:id="rId100">
-        <w:r>
-          <w:rPr>
-            <w:lang w:val="fr_FR" w:bidi="fr_FR"/>
-          </w:rPr>
-          <w:rPr>
-            <w:color w:val="0000EE"/>
-            <w:u w:val="single"/>
-          </w:rPr>
-          <w:t>Mc 13.27</w:t>
-        </w:r>
-      </w:hyperlink>
-      <w:r>
-        <w:rPr>
-          <w:lang w:val="fr_FR" w:bidi="fr_FR"/>
-        </w:rPr>
-        <w:t xml:space="preserve"> ; </w:t>
-      </w:r>
-      <w:hyperlink r:id="rId101">
-        <w:r>
-          <w:rPr>
-            <w:lang w:val="fr_FR" w:bidi="fr_FR"/>
-          </w:rPr>
-          <w:rPr>
-            <w:color w:val="0000EE"/>
-            <w:u w:val="single"/>
-          </w:rPr>
-          <w:t>Lc 9.26</w:t>
-        </w:r>
-      </w:hyperlink>
-      <w:r>
-        <w:rPr>
-          <w:lang w:val="fr_FR" w:bidi="fr_FR"/>
-        </w:rPr>
-        <w:t xml:space="preserve"> ; </w:t>
-      </w:r>
-      <w:hyperlink r:id="rId102">
-        <w:r>
-          <w:rPr>
-            <w:lang w:val="fr_FR" w:bidi="fr_FR"/>
-          </w:rPr>
-          <w:rPr>
-            <w:color w:val="0000EE"/>
-            <w:u w:val="single"/>
-          </w:rPr>
-          <w:t>12.8</w:t>
-        </w:r>
-      </w:hyperlink>
-      <w:r>
-        <w:rPr>
-          <w:lang w:val="fr_FR" w:bidi="fr_FR"/>
-        </w:rPr>
-        <w:t xml:space="preserve"> ; </w:t>
-      </w:r>
-      <w:hyperlink r:id="rId103">
-        <w:r>
-          <w:rPr>
-            <w:lang w:val="fr_FR" w:bidi="fr_FR"/>
-          </w:rPr>
-          <w:rPr>
-            <w:color w:val="0000EE"/>
-            <w:u w:val="single"/>
-          </w:rPr>
-          <w:t>2Th 1.7</w:t>
-        </w:r>
-      </w:hyperlink>
+      <w:r>
+        <w:rPr>
+          <w:lang w:val="fr_FR" w:bidi="fr_FR"/>
+        </w:rPr>
+        <w:t>49–50</w:t>
+      </w:r>
+      <w:r>
+        <w:rPr>
+          <w:lang w:val="fr_FR" w:bidi="fr_FR"/>
+        </w:rPr>
+        <w:t xml:space="preserve"> ; </w:t>
+      </w:r>
+      <w:r>
+        <w:rPr>
+          <w:lang w:val="fr_FR" w:bidi="fr_FR"/>
+        </w:rPr>
+        <w:t>16.27</w:t>
+      </w:r>
+      <w:r>
+        <w:rPr>
+          <w:lang w:val="fr_FR" w:bidi="fr_FR"/>
+        </w:rPr>
+        <w:t xml:space="preserve"> ; </w:t>
+      </w:r>
+      <w:r>
+        <w:rPr>
+          <w:lang w:val="fr_FR" w:bidi="fr_FR"/>
+        </w:rPr>
+        <w:t>24.31</w:t>
+      </w:r>
+      <w:r>
+        <w:rPr>
+          <w:lang w:val="fr_FR" w:bidi="fr_FR"/>
+        </w:rPr>
+        <w:t xml:space="preserve"> ; </w:t>
+      </w:r>
+      <w:r>
+        <w:rPr>
+          <w:lang w:val="fr_FR" w:bidi="fr_FR"/>
+        </w:rPr>
+        <w:t>Mc 13.27</w:t>
+      </w:r>
+      <w:r>
+        <w:rPr>
+          <w:lang w:val="fr_FR" w:bidi="fr_FR"/>
+        </w:rPr>
+        <w:t xml:space="preserve"> ; </w:t>
+      </w:r>
+      <w:r>
+        <w:rPr>
+          <w:lang w:val="fr_FR" w:bidi="fr_FR"/>
+        </w:rPr>
+        <w:t>Lc 9.26</w:t>
+      </w:r>
+      <w:r>
+        <w:rPr>
+          <w:lang w:val="fr_FR" w:bidi="fr_FR"/>
+        </w:rPr>
+        <w:t xml:space="preserve"> ; </w:t>
+      </w:r>
+      <w:r>
+        <w:rPr>
+          <w:lang w:val="fr_FR" w:bidi="fr_FR"/>
+        </w:rPr>
+        <w:t>12.8</w:t>
+      </w:r>
+      <w:r>
+        <w:rPr>
+          <w:lang w:val="fr_FR" w:bidi="fr_FR"/>
+        </w:rPr>
+        <w:t xml:space="preserve"> ; </w:t>
+      </w:r>
+      <w:r>
+        <w:rPr>
+          <w:lang w:val="fr_FR" w:bidi="fr_FR"/>
+        </w:rPr>
+        <w:t>2Th 1.7</w:t>
+      </w:r>
       <w:r>
         <w:rPr>
           <w:lang w:val="fr_FR" w:bidi="fr_FR"/>
@@ -2332,108 +1726,72 @@
         </w:rPr>
         <w:t>Les anges apparaissent à des moments clés dans les Évangiles. Ils annoncent les naissances de Jean-Baptiste et de Jésus (</w:t>
       </w:r>
-      <w:hyperlink r:id="rId104">
-        <w:r>
-          <w:rPr>
-            <w:lang w:val="fr_FR" w:bidi="fr_FR"/>
-          </w:rPr>
-          <w:rPr>
-            <w:color w:val="0000EE"/>
-            <w:u w:val="single"/>
-          </w:rPr>
-          <w:t>Lc 1.1–2.52</w:t>
-        </w:r>
-      </w:hyperlink>
+      <w:r>
+        <w:rPr>
+          <w:lang w:val="fr_FR" w:bidi="fr_FR"/>
+        </w:rPr>
+        <w:t>Lc 1.1–2.52</w:t>
+      </w:r>
       <w:r>
         <w:rPr>
           <w:lang w:val="fr_FR" w:bidi="fr_FR"/>
         </w:rPr>
         <w:t xml:space="preserve"> ). Ils viennent servir ce dernier après la tentation (</w:t>
       </w:r>
-      <w:hyperlink r:id="rId105">
-        <w:r>
-          <w:rPr>
-            <w:lang w:val="fr_FR" w:bidi="fr_FR"/>
-          </w:rPr>
-          <w:rPr>
-            <w:color w:val="0000EE"/>
-            <w:u w:val="single"/>
-          </w:rPr>
-          <w:t>Mt 4.11</w:t>
-        </w:r>
-      </w:hyperlink>
+      <w:r>
+        <w:rPr>
+          <w:lang w:val="fr_FR" w:bidi="fr_FR"/>
+        </w:rPr>
+        <w:t>Mt 4.11</w:t>
+      </w:r>
       <w:r>
         <w:rPr>
           <w:lang w:val="fr_FR" w:bidi="fr_FR"/>
         </w:rPr>
         <w:t>). Un ange fortifie le dans le jardin de Gethsémané (Lc 22.43). Des anges apparaissent également au tombeau vide après sa résurrection (</w:t>
       </w:r>
-      <w:hyperlink r:id="rId106">
-        <w:r>
-          <w:rPr>
-            <w:lang w:val="fr_FR" w:bidi="fr_FR"/>
-          </w:rPr>
-          <w:rPr>
-            <w:color w:val="0000EE"/>
-            <w:u w:val="single"/>
-          </w:rPr>
-          <w:t>Mt 28.1–8</w:t>
-        </w:r>
-      </w:hyperlink>
-      <w:r>
-        <w:rPr>
-          <w:lang w:val="fr_FR" w:bidi="fr_FR"/>
-        </w:rPr>
-        <w:t xml:space="preserve"> ; </w:t>
-      </w:r>
-      <w:hyperlink r:id="rId107">
-        <w:r>
-          <w:rPr>
-            <w:lang w:val="fr_FR" w:bidi="fr_FR"/>
-          </w:rPr>
-          <w:rPr>
-            <w:color w:val="0000EE"/>
-            <w:u w:val="single"/>
-          </w:rPr>
-          <w:t>Mc 16.5–7</w:t>
-        </w:r>
-      </w:hyperlink>
-      <w:r>
-        <w:rPr>
-          <w:lang w:val="fr_FR" w:bidi="fr_FR"/>
-        </w:rPr>
-        <w:t xml:space="preserve"> ; </w:t>
-      </w:r>
-      <w:hyperlink r:id="rId108">
-        <w:r>
-          <w:rPr>
-            <w:lang w:val="fr_FR" w:bidi="fr_FR"/>
-          </w:rPr>
-          <w:rPr>
-            <w:color w:val="0000EE"/>
-            <w:u w:val="single"/>
-          </w:rPr>
-          <w:t>Lc 24.23</w:t>
-        </w:r>
-      </w:hyperlink>
-      <w:r>
-        <w:rPr>
-          <w:lang w:val="fr_FR" w:bidi="fr_FR"/>
-        </w:rPr>
-        <w:t xml:space="preserve"> ; </w:t>
-      </w:r>
-      <w:hyperlink r:id="rId109">
-        <w:r>
-          <w:rPr>
-            <w:lang w:val="fr_FR" w:bidi="fr_FR"/>
-          </w:rPr>
-          <w:rPr>
-            <w:color w:val="0000EE"/>
-            <w:u w:val="single"/>
-          </w:rPr>
-          <w:t>Jn 20.12</w:t>
-        </w:r>
-      </w:hyperlink>
+      <w:r>
+        <w:rPr>
+          <w:lang w:val="fr_FR" w:bidi="fr_FR"/>
+        </w:rPr>
+        <w:t>Mt 28.1–8</w:t>
+      </w:r>
+      <w:r>
+        <w:rPr>
+          <w:lang w:val="fr_FR" w:bidi="fr_FR"/>
+        </w:rPr>
+        <w:t xml:space="preserve"> ; </w:t>
+      </w:r>
+      <w:r>
+        <w:rPr>
+          <w:lang w:val="fr_FR" w:bidi="fr_FR"/>
+        </w:rPr>
+        <w:t>Mc 16.5–7</w:t>
+      </w:r>
+      <w:r>
+        <w:rPr>
+          <w:lang w:val="fr_FR" w:bidi="fr_FR"/>
+        </w:rPr>
+        <w:t xml:space="preserve"> ; </w:t>
+      </w:r>
+      <w:r>
+        <w:rPr>
+          <w:lang w:val="fr_FR" w:bidi="fr_FR"/>
+        </w:rPr>
+        <w:t>Lc 24.23</w:t>
+      </w:r>
+      <w:r>
+        <w:rPr>
+          <w:lang w:val="fr_FR" w:bidi="fr_FR"/>
+        </w:rPr>
+        <w:t xml:space="preserve"> ; </w:t>
+      </w:r>
+      <w:r>
+        <w:rPr>
+          <w:lang w:val="fr_FR" w:bidi="fr_FR"/>
+        </w:rPr>
+        <w:t>Jn 20.12</w:t>
+      </w:r>
       <w:r>
         <w:rPr>
           <w:lang w:val="fr_FR" w:bidi="fr_FR"/>
@@ -2454,144 +1812,96 @@
         </w:rPr>
         <w:t>Les anges ont aussi un rôle important dans Actes. Ils font sortir les apôtres de prison (</w:t>
       </w:r>
-      <w:hyperlink r:id="rId110">
-        <w:r>
-          <w:rPr>
-            <w:lang w:val="fr_FR" w:bidi="fr_FR"/>
-          </w:rPr>
-          <w:rPr>
-            <w:color w:val="0000EE"/>
-            <w:u w:val="single"/>
-          </w:rPr>
-          <w:t>Ac 5.19</w:t>
-        </w:r>
-      </w:hyperlink>
+      <w:r>
+        <w:rPr>
+          <w:lang w:val="fr_FR" w:bidi="fr_FR"/>
+        </w:rPr>
+        <w:t>Ac 5.19</w:t>
+      </w:r>
       <w:r>
         <w:rPr>
           <w:lang w:val="fr_FR" w:bidi="fr_FR"/>
         </w:rPr>
         <w:t xml:space="preserve">; </w:t>
       </w:r>
-      <w:hyperlink r:id="rId111">
-        <w:r>
-          <w:rPr>
-            <w:lang w:val="fr_FR" w:bidi="fr_FR"/>
-          </w:rPr>
-          <w:rPr>
-            <w:color w:val="0000EE"/>
-            <w:u w:val="single"/>
-          </w:rPr>
-          <w:t>12.6–11</w:t>
-        </w:r>
-      </w:hyperlink>
+      <w:r>
+        <w:rPr>
+          <w:lang w:val="fr_FR" w:bidi="fr_FR"/>
+        </w:rPr>
+        <w:t>12.6–11</w:t>
+      </w:r>
       <w:r>
         <w:rPr>
           <w:lang w:val="fr_FR" w:bidi="fr_FR"/>
         </w:rPr>
         <w:t>). Un ange encourage Paul pendant une violente tempête (</w:t>
       </w:r>
-      <w:hyperlink r:id="rId112">
-        <w:r>
-          <w:rPr>
-            <w:lang w:val="fr_FR" w:bidi="fr_FR"/>
-          </w:rPr>
-          <w:rPr>
-            <w:color w:val="0000EE"/>
-            <w:u w:val="single"/>
-          </w:rPr>
-          <w:t>27.23–24</w:t>
-        </w:r>
-      </w:hyperlink>
+      <w:r>
+        <w:rPr>
+          <w:lang w:val="fr_FR" w:bidi="fr_FR"/>
+        </w:rPr>
+        <w:t>27.23–24</w:t>
+      </w:r>
       <w:r>
         <w:rPr>
           <w:lang w:val="fr_FR" w:bidi="fr_FR"/>
         </w:rPr>
         <w:t>). Un ange dit également à Corneille, un centurion romain, de faire venir Pierre, qui allait lui annoncer l'Évangile (</w:t>
       </w:r>
-      <w:hyperlink r:id="rId113">
-        <w:r>
-          <w:rPr>
-            <w:lang w:val="fr_FR" w:bidi="fr_FR"/>
-          </w:rPr>
-          <w:rPr>
-            <w:color w:val="0000EE"/>
-            <w:u w:val="single"/>
-          </w:rPr>
-          <w:t>10.3</w:t>
-        </w:r>
-      </w:hyperlink>
+      <w:r>
+        <w:rPr>
+          <w:lang w:val="fr_FR" w:bidi="fr_FR"/>
+        </w:rPr>
+        <w:t>10.3</w:t>
+      </w:r>
       <w:r>
         <w:rPr>
           <w:lang w:val="fr_FR" w:bidi="fr_FR"/>
         </w:rPr>
         <w:t xml:space="preserve">, </w:t>
       </w:r>
-      <w:hyperlink r:id="rId114">
-        <w:r>
-          <w:rPr>
-            <w:lang w:val="fr_FR" w:bidi="fr_FR"/>
-          </w:rPr>
-          <w:rPr>
-            <w:color w:val="0000EE"/>
-            <w:u w:val="single"/>
-          </w:rPr>
-          <w:t>7</w:t>
-        </w:r>
-      </w:hyperlink>
+      <w:r>
+        <w:rPr>
+          <w:lang w:val="fr_FR" w:bidi="fr_FR"/>
+        </w:rPr>
+        <w:t>7</w:t>
+      </w:r>
       <w:r>
         <w:rPr>
           <w:lang w:val="fr_FR" w:bidi="fr_FR"/>
         </w:rPr>
         <w:t xml:space="preserve">, </w:t>
       </w:r>
-      <w:hyperlink r:id="rId115">
-        <w:r>
-          <w:rPr>
-            <w:lang w:val="fr_FR" w:bidi="fr_FR"/>
-          </w:rPr>
-          <w:rPr>
-            <w:color w:val="0000EE"/>
-            <w:u w:val="single"/>
-          </w:rPr>
-          <w:t>22</w:t>
-        </w:r>
-      </w:hyperlink>
+      <w:r>
+        <w:rPr>
+          <w:lang w:val="fr_FR" w:bidi="fr_FR"/>
+        </w:rPr>
+        <w:t>22</w:t>
+      </w:r>
       <w:r>
         <w:rPr>
           <w:lang w:val="fr_FR" w:bidi="fr_FR"/>
         </w:rPr>
         <w:t xml:space="preserve">; </w:t>
       </w:r>
-      <w:hyperlink r:id="rId116">
-        <w:r>
-          <w:rPr>
-            <w:lang w:val="fr_FR" w:bidi="fr_FR"/>
-          </w:rPr>
-          <w:rPr>
-            <w:color w:val="0000EE"/>
-            <w:u w:val="single"/>
-          </w:rPr>
-          <w:t>11.13</w:t>
-        </w:r>
-      </w:hyperlink>
+      <w:r>
+        <w:rPr>
+          <w:lang w:val="fr_FR" w:bidi="fr_FR"/>
+        </w:rPr>
+        <w:t>11.13</w:t>
+      </w:r>
       <w:r>
         <w:rPr>
           <w:lang w:val="fr_FR" w:bidi="fr_FR"/>
         </w:rPr>
         <w:t>). Un ange frappe le roi Hérode Agrippa parce qu'il accepte de se faire appeler « dieu » au lieu de donner gloire à Dieu (</w:t>
       </w:r>
-      <w:hyperlink r:id="rId82">
-        <w:r>
-          <w:rPr>
-            <w:lang w:val="fr_FR" w:bidi="fr_FR"/>
-          </w:rPr>
-          <w:rPr>
-            <w:color w:val="0000EE"/>
-            <w:u w:val="single"/>
-          </w:rPr>
-          <w:t>12.23</w:t>
-        </w:r>
-      </w:hyperlink>
+      <w:r>
+        <w:rPr>
+          <w:lang w:val="fr_FR" w:bidi="fr_FR"/>
+        </w:rPr>
+        <w:t>12.23</w:t>
+      </w:r>
       <w:r>
         <w:rPr>
           <w:lang w:val="fr_FR" w:bidi="fr_FR"/>
@@ -2612,180 +1922,120 @@
         </w:rPr>
         <w:t>Certains anges se sont détournés de Dieu et subiront un jugement éternel (</w:t>
       </w:r>
-      <w:hyperlink r:id="rId117">
-        <w:r>
-          <w:rPr>
-            <w:lang w:val="fr_FR" w:bidi="fr_FR"/>
-          </w:rPr>
-          <w:rPr>
-            <w:color w:val="0000EE"/>
-            <w:u w:val="single"/>
-          </w:rPr>
-          <w:t>Mt 25.41</w:t>
-        </w:r>
-      </w:hyperlink>
-      <w:r>
-        <w:rPr>
-          <w:lang w:val="fr_FR" w:bidi="fr_FR"/>
-        </w:rPr>
-        <w:t xml:space="preserve"> ; </w:t>
-      </w:r>
-      <w:hyperlink r:id="rId118">
-        <w:r>
-          <w:rPr>
-            <w:lang w:val="fr_FR" w:bidi="fr_FR"/>
-          </w:rPr>
-          <w:rPr>
-            <w:color w:val="0000EE"/>
-            <w:u w:val="single"/>
-          </w:rPr>
-          <w:t>2P 2.4</w:t>
-        </w:r>
-      </w:hyperlink>
+      <w:r>
+        <w:rPr>
+          <w:lang w:val="fr_FR" w:bidi="fr_FR"/>
+        </w:rPr>
+        <w:t>Mt 25.41</w:t>
+      </w:r>
+      <w:r>
+        <w:rPr>
+          <w:lang w:val="fr_FR" w:bidi="fr_FR"/>
+        </w:rPr>
+        <w:t xml:space="preserve"> ; </w:t>
+      </w:r>
+      <w:r>
+        <w:rPr>
+          <w:lang w:val="fr_FR" w:bidi="fr_FR"/>
+        </w:rPr>
+        <w:t>2P 2.4</w:t>
+      </w:r>
       <w:r>
         <w:rPr>
           <w:lang w:val="fr_FR" w:bidi="fr_FR"/>
         </w:rPr>
         <w:t xml:space="preserve">, </w:t>
       </w:r>
-      <w:hyperlink r:id="rId119">
-        <w:r>
-          <w:rPr>
-            <w:lang w:val="fr_FR" w:bidi="fr_FR"/>
-          </w:rPr>
-          <w:rPr>
-            <w:color w:val="0000EE"/>
-            <w:u w:val="single"/>
-          </w:rPr>
-          <w:t>11</w:t>
-        </w:r>
-      </w:hyperlink>
-      <w:r>
-        <w:rPr>
-          <w:lang w:val="fr_FR" w:bidi="fr_FR"/>
-        </w:rPr>
-        <w:t xml:space="preserve"> ; </w:t>
-      </w:r>
-      <w:hyperlink r:id="rId120">
-        <w:r>
-          <w:rPr>
-            <w:lang w:val="fr_FR" w:bidi="fr_FR"/>
-          </w:rPr>
-          <w:rPr>
-            <w:color w:val="0000EE"/>
-            <w:u w:val="single"/>
-          </w:rPr>
-          <w:t>Jd 1.6</w:t>
-        </w:r>
-      </w:hyperlink>
+      <w:r>
+        <w:rPr>
+          <w:lang w:val="fr_FR" w:bidi="fr_FR"/>
+        </w:rPr>
+        <w:t>11</w:t>
+      </w:r>
+      <w:r>
+        <w:rPr>
+          <w:lang w:val="fr_FR" w:bidi="fr_FR"/>
+        </w:rPr>
+        <w:t xml:space="preserve"> ; </w:t>
+      </w:r>
+      <w:r>
+        <w:rPr>
+          <w:lang w:val="fr_FR" w:bidi="fr_FR"/>
+        </w:rPr>
+        <w:t>Jd 1.6</w:t>
+      </w:r>
       <w:r>
         <w:rPr>
           <w:lang w:val="fr_FR" w:bidi="fr_FR"/>
         </w:rPr>
         <w:t>). Les anges sont des êtres spirituels et célestes, mais ils sont inférieurs à Christ et ne doivent pas être adorés (</w:t>
       </w:r>
-      <w:hyperlink r:id="rId121">
-        <w:r>
-          <w:rPr>
-            <w:lang w:val="fr_FR" w:bidi="fr_FR"/>
-          </w:rPr>
-          <w:rPr>
-            <w:color w:val="0000EE"/>
-            <w:u w:val="single"/>
-          </w:rPr>
-          <w:t>Hé 1.5–14</w:t>
-        </w:r>
-      </w:hyperlink>
-      <w:r>
-        <w:rPr>
-          <w:lang w:val="fr_FR" w:bidi="fr_FR"/>
-        </w:rPr>
-        <w:t xml:space="preserve"> ; </w:t>
-      </w:r>
-      <w:hyperlink r:id="rId122">
-        <w:r>
-          <w:rPr>
-            <w:lang w:val="fr_FR" w:bidi="fr_FR"/>
-          </w:rPr>
-          <w:rPr>
-            <w:color w:val="0000EE"/>
-            <w:u w:val="single"/>
-          </w:rPr>
-          <w:t>Ga 1.8</w:t>
-        </w:r>
-      </w:hyperlink>
-      <w:r>
-        <w:rPr>
-          <w:lang w:val="fr_FR" w:bidi="fr_FR"/>
-        </w:rPr>
-        <w:t xml:space="preserve"> ; </w:t>
-      </w:r>
-      <w:hyperlink r:id="rId123">
-        <w:r>
-          <w:rPr>
-            <w:lang w:val="fr_FR" w:bidi="fr_FR"/>
-          </w:rPr>
-          <w:rPr>
-            <w:color w:val="0000EE"/>
-            <w:u w:val="single"/>
-          </w:rPr>
-          <w:t>Col 2.18</w:t>
-        </w:r>
-      </w:hyperlink>
+      <w:r>
+        <w:rPr>
+          <w:lang w:val="fr_FR" w:bidi="fr_FR"/>
+        </w:rPr>
+        <w:t>Hé 1.5–14</w:t>
+      </w:r>
+      <w:r>
+        <w:rPr>
+          <w:lang w:val="fr_FR" w:bidi="fr_FR"/>
+        </w:rPr>
+        <w:t xml:space="preserve"> ; </w:t>
+      </w:r>
+      <w:r>
+        <w:rPr>
+          <w:lang w:val="fr_FR" w:bidi="fr_FR"/>
+        </w:rPr>
+        <w:t>Ga 1.8</w:t>
+      </w:r>
+      <w:r>
+        <w:rPr>
+          <w:lang w:val="fr_FR" w:bidi="fr_FR"/>
+        </w:rPr>
+        <w:t xml:space="preserve"> ; </w:t>
+      </w:r>
+      <w:r>
+        <w:rPr>
+          <w:lang w:val="fr_FR" w:bidi="fr_FR"/>
+        </w:rPr>
+        <w:t>Col 2.18</w:t>
+      </w:r>
       <w:r>
         <w:rPr>
           <w:lang w:val="fr_FR" w:bidi="fr_FR"/>
         </w:rPr>
         <w:t>). En effet, seul Dieu doit être adoré (</w:t>
       </w:r>
-      <w:hyperlink r:id="rId124">
-        <w:r>
-          <w:rPr>
-            <w:lang w:val="fr_FR" w:bidi="fr_FR"/>
-          </w:rPr>
-          <w:rPr>
-            <w:color w:val="0000EE"/>
-            <w:u w:val="single"/>
-          </w:rPr>
-          <w:t>Mt 4.10</w:t>
-        </w:r>
-      </w:hyperlink>
-      <w:r>
-        <w:rPr>
-          <w:lang w:val="fr_FR" w:bidi="fr_FR"/>
-        </w:rPr>
-        <w:t xml:space="preserve"> ; </w:t>
-      </w:r>
-      <w:hyperlink r:id="rId125">
-        <w:r>
-          <w:rPr>
-            <w:lang w:val="fr_FR" w:bidi="fr_FR"/>
-          </w:rPr>
-          <w:rPr>
-            <w:color w:val="0000EE"/>
-            <w:u w:val="single"/>
-          </w:rPr>
-          <w:t>Ap 19.10</w:t>
-        </w:r>
-      </w:hyperlink>
-      <w:r>
-        <w:rPr>
-          <w:lang w:val="fr_FR" w:bidi="fr_FR"/>
-        </w:rPr>
-        <w:t xml:space="preserve"> ; </w:t>
-      </w:r>
-      <w:hyperlink r:id="rId126">
-        <w:r>
-          <w:rPr>
-            <w:lang w:val="fr_FR" w:bidi="fr_FR"/>
-          </w:rPr>
-          <w:rPr>
-            <w:color w:val="0000EE"/>
-            <w:u w:val="single"/>
-          </w:rPr>
-          <w:t>22.8–9</w:t>
-        </w:r>
-      </w:hyperlink>
+      <w:r>
+        <w:rPr>
+          <w:lang w:val="fr_FR" w:bidi="fr_FR"/>
+        </w:rPr>
+        <w:t>Mt 4.10</w:t>
+      </w:r>
+      <w:r>
+        <w:rPr>
+          <w:lang w:val="fr_FR" w:bidi="fr_FR"/>
+        </w:rPr>
+        <w:t xml:space="preserve"> ; </w:t>
+      </w:r>
+      <w:r>
+        <w:rPr>
+          <w:lang w:val="fr_FR" w:bidi="fr_FR"/>
+        </w:rPr>
+        <w:t>Ap 19.10</w:t>
+      </w:r>
+      <w:r>
+        <w:rPr>
+          <w:lang w:val="fr_FR" w:bidi="fr_FR"/>
+        </w:rPr>
+        <w:t xml:space="preserve"> ; </w:t>
+      </w:r>
+      <w:r>
+        <w:rPr>
+          <w:lang w:val="fr_FR" w:bidi="fr_FR"/>
+        </w:rPr>
+        <w:t>22.8–9</w:t>
+      </w:r>
       <w:r>
         <w:rPr>
           <w:lang w:val="fr_FR" w:bidi="fr_FR"/>
@@ -2815,1026 +2065,684 @@
           <w:lang w:val="fr_FR" w:bidi="fr_FR"/>
         </w:rPr>
       </w:r>
-      <w:hyperlink r:id="rId90">
-        <w:r>
-          <w:rPr>
-            <w:lang w:val="fr_FR" w:bidi="fr_FR"/>
-          </w:rPr>
-          <w:rPr>
-            <w:color w:val="0000EE"/>
-            <w:u w:val="single"/>
-          </w:rPr>
-          <w:t>Psaume 91.11</w:t>
-        </w:r>
-      </w:hyperlink>
-      <w:r>
-        <w:rPr>
-          <w:lang w:val="fr_FR" w:bidi="fr_FR"/>
-        </w:rPr>
-        <w:t xml:space="preserve"> ; </w:t>
-      </w:r>
-      <w:hyperlink r:id="rId127">
-        <w:r>
-          <w:rPr>
-            <w:lang w:val="fr_FR" w:bidi="fr_FR"/>
-          </w:rPr>
-          <w:rPr>
-            <w:color w:val="0000EE"/>
-            <w:u w:val="single"/>
-          </w:rPr>
-          <w:t>Daniel 8.15–18</w:t>
-        </w:r>
-      </w:hyperlink>
-      <w:r>
-        <w:rPr>
-          <w:lang w:val="fr_FR" w:bidi="fr_FR"/>
-        </w:rPr>
-        <w:t xml:space="preserve"> ; </w:t>
-      </w:r>
-      <w:hyperlink r:id="rId128">
-        <w:r>
-          <w:rPr>
-            <w:lang w:val="fr_FR" w:bidi="fr_FR"/>
-          </w:rPr>
-          <w:rPr>
-            <w:color w:val="0000EE"/>
-            <w:u w:val="single"/>
-          </w:rPr>
-          <w:t>9.21–23</w:t>
-        </w:r>
-      </w:hyperlink>
-      <w:r>
-        <w:rPr>
-          <w:lang w:val="fr_FR" w:bidi="fr_FR"/>
-        </w:rPr>
-        <w:t xml:space="preserve"> ; </w:t>
-      </w:r>
-      <w:hyperlink r:id="rId129">
-        <w:r>
-          <w:rPr>
-            <w:lang w:val="fr_FR" w:bidi="fr_FR"/>
-          </w:rPr>
-          <w:rPr>
-            <w:color w:val="0000EE"/>
-            <w:u w:val="single"/>
-          </w:rPr>
-          <w:t>10.4–11.1</w:t>
-        </w:r>
-      </w:hyperlink>
-      <w:r>
-        <w:rPr>
-          <w:lang w:val="fr_FR" w:bidi="fr_FR"/>
-        </w:rPr>
-        <w:t xml:space="preserve"> ; </w:t>
-      </w:r>
-      <w:hyperlink r:id="rId73">
-        <w:r>
-          <w:rPr>
-            <w:lang w:val="fr_FR" w:bidi="fr_FR"/>
-          </w:rPr>
-          <w:rPr>
-            <w:color w:val="0000EE"/>
-            <w:u w:val="single"/>
-          </w:rPr>
-          <w:t>12.1–2</w:t>
-        </w:r>
-      </w:hyperlink>
-      <w:r>
-        <w:rPr>
-          <w:lang w:val="fr_FR" w:bidi="fr_FR"/>
-        </w:rPr>
-        <w:t xml:space="preserve"> ; </w:t>
-      </w:r>
-      <w:hyperlink r:id="rId130">
-        <w:r>
-          <w:rPr>
-            <w:lang w:val="fr_FR" w:bidi="fr_FR"/>
-          </w:rPr>
-          <w:rPr>
-            <w:color w:val="0000EE"/>
-            <w:u w:val="single"/>
-          </w:rPr>
-          <w:t>Zacharie 1.8–13</w:t>
-        </w:r>
-      </w:hyperlink>
+      <w:r>
+        <w:rPr>
+          <w:lang w:val="fr_FR" w:bidi="fr_FR"/>
+        </w:rPr>
+        <w:t>Psaume 91.11</w:t>
+      </w:r>
+      <w:r>
+        <w:rPr>
+          <w:lang w:val="fr_FR" w:bidi="fr_FR"/>
+        </w:rPr>
+        <w:t xml:space="preserve"> ; </w:t>
+      </w:r>
+      <w:r>
+        <w:rPr>
+          <w:lang w:val="fr_FR" w:bidi="fr_FR"/>
+        </w:rPr>
+        <w:t>Daniel 8.15–18</w:t>
+      </w:r>
+      <w:r>
+        <w:rPr>
+          <w:lang w:val="fr_FR" w:bidi="fr_FR"/>
+        </w:rPr>
+        <w:t xml:space="preserve"> ; </w:t>
+      </w:r>
+      <w:r>
+        <w:rPr>
+          <w:lang w:val="fr_FR" w:bidi="fr_FR"/>
+        </w:rPr>
+        <w:t>9.21–23</w:t>
+      </w:r>
+      <w:r>
+        <w:rPr>
+          <w:lang w:val="fr_FR" w:bidi="fr_FR"/>
+        </w:rPr>
+        <w:t xml:space="preserve"> ; </w:t>
+      </w:r>
+      <w:r>
+        <w:rPr>
+          <w:lang w:val="fr_FR" w:bidi="fr_FR"/>
+        </w:rPr>
+        <w:t>10.4–11.1</w:t>
+      </w:r>
+      <w:r>
+        <w:rPr>
+          <w:lang w:val="fr_FR" w:bidi="fr_FR"/>
+        </w:rPr>
+        <w:t xml:space="preserve"> ; </w:t>
+      </w:r>
+      <w:r>
+        <w:rPr>
+          <w:lang w:val="fr_FR" w:bidi="fr_FR"/>
+        </w:rPr>
+        <w:t>12.1–2</w:t>
+      </w:r>
+      <w:r>
+        <w:rPr>
+          <w:lang w:val="fr_FR" w:bidi="fr_FR"/>
+        </w:rPr>
+        <w:t xml:space="preserve"> ; </w:t>
+      </w:r>
+      <w:r>
+        <w:rPr>
+          <w:lang w:val="fr_FR" w:bidi="fr_FR"/>
+        </w:rPr>
+        <w:t>Zacharie 1.8–13</w:t>
+      </w:r>
       <w:r>
         <w:rPr>
           <w:lang w:val="fr_FR" w:bidi="fr_FR"/>
         </w:rPr>
         <w:t xml:space="preserve">, </w:t>
       </w:r>
-      <w:hyperlink r:id="rId131">
-        <w:r>
-          <w:rPr>
-            <w:lang w:val="fr_FR" w:bidi="fr_FR"/>
-          </w:rPr>
-          <w:rPr>
-            <w:color w:val="0000EE"/>
-            <w:u w:val="single"/>
-          </w:rPr>
-          <w:t>18–19</w:t>
-        </w:r>
-      </w:hyperlink>
-      <w:r>
-        <w:rPr>
-          <w:lang w:val="fr_FR" w:bidi="fr_FR"/>
-        </w:rPr>
-        <w:t xml:space="preserve"> ; </w:t>
-      </w:r>
-      <w:hyperlink r:id="rId132">
-        <w:r>
-          <w:rPr>
-            <w:lang w:val="fr_FR" w:bidi="fr_FR"/>
-          </w:rPr>
-          <w:rPr>
-            <w:color w:val="0000EE"/>
-            <w:u w:val="single"/>
-          </w:rPr>
-          <w:t>2.3–5</w:t>
-        </w:r>
-      </w:hyperlink>
-      <w:r>
-        <w:rPr>
-          <w:lang w:val="fr_FR" w:bidi="fr_FR"/>
-        </w:rPr>
-        <w:t xml:space="preserve"> ; </w:t>
-      </w:r>
-      <w:hyperlink r:id="rId133">
-        <w:r>
-          <w:rPr>
-            <w:lang w:val="fr_FR" w:bidi="fr_FR"/>
-          </w:rPr>
-          <w:rPr>
-            <w:color w:val="0000EE"/>
-            <w:u w:val="single"/>
-          </w:rPr>
-          <w:t>Matthieu 1.20–24</w:t>
-        </w:r>
-      </w:hyperlink>
-      <w:r>
-        <w:rPr>
-          <w:lang w:val="fr_FR" w:bidi="fr_FR"/>
-        </w:rPr>
-        <w:t xml:space="preserve"> ; </w:t>
-      </w:r>
-      <w:hyperlink r:id="rId134">
-        <w:r>
-          <w:rPr>
-            <w:lang w:val="fr_FR" w:bidi="fr_FR"/>
-          </w:rPr>
-          <w:rPr>
-            <w:color w:val="0000EE"/>
-            <w:u w:val="single"/>
-          </w:rPr>
-          <w:t>4.5–7</w:t>
-        </w:r>
-      </w:hyperlink>
+      <w:r>
+        <w:rPr>
+          <w:lang w:val="fr_FR" w:bidi="fr_FR"/>
+        </w:rPr>
+        <w:t>18–19</w:t>
+      </w:r>
+      <w:r>
+        <w:rPr>
+          <w:lang w:val="fr_FR" w:bidi="fr_FR"/>
+        </w:rPr>
+        <w:t xml:space="preserve"> ; </w:t>
+      </w:r>
+      <w:r>
+        <w:rPr>
+          <w:lang w:val="fr_FR" w:bidi="fr_FR"/>
+        </w:rPr>
+        <w:t>2.3–5</w:t>
+      </w:r>
+      <w:r>
+        <w:rPr>
+          <w:lang w:val="fr_FR" w:bidi="fr_FR"/>
+        </w:rPr>
+        <w:t xml:space="preserve"> ; </w:t>
+      </w:r>
+      <w:r>
+        <w:rPr>
+          <w:lang w:val="fr_FR" w:bidi="fr_FR"/>
+        </w:rPr>
+        <w:t>Matthieu 1.20–24</w:t>
+      </w:r>
+      <w:r>
+        <w:rPr>
+          <w:lang w:val="fr_FR" w:bidi="fr_FR"/>
+        </w:rPr>
+        <w:t xml:space="preserve"> ; </w:t>
+      </w:r>
+      <w:r>
+        <w:rPr>
+          <w:lang w:val="fr_FR" w:bidi="fr_FR"/>
+        </w:rPr>
+        <w:t>4.5–7</w:t>
+      </w:r>
       <w:r>
         <w:rPr>
           <w:lang w:val="fr_FR" w:bidi="fr_FR"/>
         </w:rPr>
         <w:t xml:space="preserve">, </w:t>
       </w:r>
-      <w:hyperlink r:id="rId105">
-        <w:r>
-          <w:rPr>
-            <w:lang w:val="fr_FR" w:bidi="fr_FR"/>
-          </w:rPr>
-          <w:rPr>
-            <w:color w:val="0000EE"/>
-            <w:u w:val="single"/>
-          </w:rPr>
-          <w:t>11</w:t>
-        </w:r>
-      </w:hyperlink>
-      <w:r>
-        <w:rPr>
-          <w:lang w:val="fr_FR" w:bidi="fr_FR"/>
-        </w:rPr>
-        <w:t xml:space="preserve"> ; </w:t>
-      </w:r>
-      <w:hyperlink r:id="rId135">
-        <w:r>
-          <w:rPr>
-            <w:lang w:val="fr_FR" w:bidi="fr_FR"/>
-          </w:rPr>
-          <w:rPr>
-            <w:color w:val="0000EE"/>
-            <w:u w:val="single"/>
-          </w:rPr>
-          <w:t>13.39–42</w:t>
-        </w:r>
-      </w:hyperlink>
+      <w:r>
+        <w:rPr>
+          <w:lang w:val="fr_FR" w:bidi="fr_FR"/>
+        </w:rPr>
+        <w:t>11</w:t>
+      </w:r>
+      <w:r>
+        <w:rPr>
+          <w:lang w:val="fr_FR" w:bidi="fr_FR"/>
+        </w:rPr>
+        <w:t xml:space="preserve"> ; </w:t>
+      </w:r>
+      <w:r>
+        <w:rPr>
+          <w:lang w:val="fr_FR" w:bidi="fr_FR"/>
+        </w:rPr>
+        <w:t>13.39–42</w:t>
+      </w:r>
       <w:r>
         <w:rPr>
           <w:lang w:val="fr_FR" w:bidi="fr_FR"/>
         </w:rPr>
         <w:t xml:space="preserve">, </w:t>
       </w:r>
-      <w:hyperlink r:id="rId97">
-        <w:r>
-          <w:rPr>
-            <w:lang w:val="fr_FR" w:bidi="fr_FR"/>
-          </w:rPr>
-          <w:rPr>
-            <w:color w:val="0000EE"/>
-            <w:u w:val="single"/>
-          </w:rPr>
-          <w:t>49–50</w:t>
-        </w:r>
-      </w:hyperlink>
-      <w:r>
-        <w:rPr>
-          <w:lang w:val="fr_FR" w:bidi="fr_FR"/>
-        </w:rPr>
-        <w:t xml:space="preserve"> ; </w:t>
-      </w:r>
-      <w:hyperlink r:id="rId88">
-        <w:r>
-          <w:rPr>
-            <w:lang w:val="fr_FR" w:bidi="fr_FR"/>
-          </w:rPr>
-          <w:rPr>
-            <w:color w:val="0000EE"/>
-            <w:u w:val="single"/>
-          </w:rPr>
-          <w:t>18.10</w:t>
-        </w:r>
-      </w:hyperlink>
-      <w:r>
-        <w:rPr>
-          <w:lang w:val="fr_FR" w:bidi="fr_FR"/>
-        </w:rPr>
-        <w:t xml:space="preserve"> ; </w:t>
-      </w:r>
-      <w:hyperlink r:id="rId99">
-        <w:r>
-          <w:rPr>
-            <w:lang w:val="fr_FR" w:bidi="fr_FR"/>
-          </w:rPr>
-          <w:rPr>
-            <w:color w:val="0000EE"/>
-            <w:u w:val="single"/>
-          </w:rPr>
-          <w:t>24.31</w:t>
-        </w:r>
-      </w:hyperlink>
-      <w:r>
-        <w:rPr>
-          <w:lang w:val="fr_FR" w:bidi="fr_FR"/>
-        </w:rPr>
-        <w:t xml:space="preserve"> ; </w:t>
-      </w:r>
-      <w:hyperlink r:id="rId136">
-        <w:r>
-          <w:rPr>
-            <w:lang w:val="fr_FR" w:bidi="fr_FR"/>
-          </w:rPr>
-          <w:rPr>
-            <w:color w:val="0000EE"/>
-            <w:u w:val="single"/>
-          </w:rPr>
-          <w:t>28.2–7</w:t>
-        </w:r>
-      </w:hyperlink>
-      <w:r>
-        <w:rPr>
-          <w:lang w:val="fr_FR" w:bidi="fr_FR"/>
-        </w:rPr>
-        <w:t xml:space="preserve"> ; </w:t>
-      </w:r>
-      <w:hyperlink r:id="rId107">
-        <w:r>
-          <w:rPr>
-            <w:lang w:val="fr_FR" w:bidi="fr_FR"/>
-          </w:rPr>
-          <w:rPr>
-            <w:color w:val="0000EE"/>
-            <w:u w:val="single"/>
-          </w:rPr>
-          <w:t>Marc 16.5–7</w:t>
-        </w:r>
-      </w:hyperlink>
-      <w:r>
-        <w:rPr>
-          <w:lang w:val="fr_FR" w:bidi="fr_FR"/>
-        </w:rPr>
-        <w:t xml:space="preserve"> ; </w:t>
-      </w:r>
-      <w:hyperlink r:id="rId137">
-        <w:r>
-          <w:rPr>
-            <w:lang w:val="fr_FR" w:bidi="fr_FR"/>
-          </w:rPr>
-          <w:rPr>
-            <w:color w:val="0000EE"/>
-            <w:u w:val="single"/>
-          </w:rPr>
-          <w:t>Lc 1.11–22</w:t>
-        </w:r>
-      </w:hyperlink>
+      <w:r>
+        <w:rPr>
+          <w:lang w:val="fr_FR" w:bidi="fr_FR"/>
+        </w:rPr>
+        <w:t>49–50</w:t>
+      </w:r>
+      <w:r>
+        <w:rPr>
+          <w:lang w:val="fr_FR" w:bidi="fr_FR"/>
+        </w:rPr>
+        <w:t xml:space="preserve"> ; </w:t>
+      </w:r>
+      <w:r>
+        <w:rPr>
+          <w:lang w:val="fr_FR" w:bidi="fr_FR"/>
+        </w:rPr>
+        <w:t>18.10</w:t>
+      </w:r>
+      <w:r>
+        <w:rPr>
+          <w:lang w:val="fr_FR" w:bidi="fr_FR"/>
+        </w:rPr>
+        <w:t xml:space="preserve"> ; </w:t>
+      </w:r>
+      <w:r>
+        <w:rPr>
+          <w:lang w:val="fr_FR" w:bidi="fr_FR"/>
+        </w:rPr>
+        <w:t>24.31</w:t>
+      </w:r>
+      <w:r>
+        <w:rPr>
+          <w:lang w:val="fr_FR" w:bidi="fr_FR"/>
+        </w:rPr>
+        <w:t xml:space="preserve"> ; </w:t>
+      </w:r>
+      <w:r>
+        <w:rPr>
+          <w:lang w:val="fr_FR" w:bidi="fr_FR"/>
+        </w:rPr>
+        <w:t>28.2–7</w:t>
+      </w:r>
+      <w:r>
+        <w:rPr>
+          <w:lang w:val="fr_FR" w:bidi="fr_FR"/>
+        </w:rPr>
+        <w:t xml:space="preserve"> ; </w:t>
+      </w:r>
+      <w:r>
+        <w:rPr>
+          <w:lang w:val="fr_FR" w:bidi="fr_FR"/>
+        </w:rPr>
+        <w:t>Marc 16.5–7</w:t>
+      </w:r>
+      <w:r>
+        <w:rPr>
+          <w:lang w:val="fr_FR" w:bidi="fr_FR"/>
+        </w:rPr>
+        <w:t xml:space="preserve"> ; </w:t>
+      </w:r>
+      <w:r>
+        <w:rPr>
+          <w:lang w:val="fr_FR" w:bidi="fr_FR"/>
+        </w:rPr>
+        <w:t>Lc 1.11–22</w:t>
+      </w:r>
       <w:r>
         <w:rPr>
           <w:lang w:val="fr_FR" w:bidi="fr_FR"/>
         </w:rPr>
         <w:t xml:space="preserve">, </w:t>
       </w:r>
-      <w:hyperlink r:id="rId138">
-        <w:r>
-          <w:rPr>
-            <w:lang w:val="fr_FR" w:bidi="fr_FR"/>
-          </w:rPr>
-          <w:rPr>
-            <w:color w:val="0000EE"/>
-            <w:u w:val="single"/>
-          </w:rPr>
-          <w:t>26–38</w:t>
-        </w:r>
-      </w:hyperlink>
-      <w:r>
-        <w:rPr>
-          <w:lang w:val="fr_FR" w:bidi="fr_FR"/>
-        </w:rPr>
-        <w:t xml:space="preserve"> ; </w:t>
-      </w:r>
-      <w:hyperlink r:id="rId139">
-        <w:r>
-          <w:rPr>
-            <w:lang w:val="fr_FR" w:bidi="fr_FR"/>
-          </w:rPr>
-          <w:rPr>
-            <w:color w:val="0000EE"/>
-            <w:u w:val="single"/>
-          </w:rPr>
-          <w:t>2.8–15</w:t>
-        </w:r>
-      </w:hyperlink>
-      <w:r>
-        <w:rPr>
-          <w:lang w:val="fr_FR" w:bidi="fr_FR"/>
-        </w:rPr>
-        <w:t xml:space="preserve"> ; </w:t>
-      </w:r>
-      <w:hyperlink r:id="rId101">
-        <w:r>
-          <w:rPr>
-            <w:lang w:val="fr_FR" w:bidi="fr_FR"/>
-          </w:rPr>
-          <w:rPr>
-            <w:color w:val="0000EE"/>
-            <w:u w:val="single"/>
-          </w:rPr>
-          <w:t>9.26</w:t>
-        </w:r>
-      </w:hyperlink>
-      <w:r>
-        <w:rPr>
-          <w:lang w:val="fr_FR" w:bidi="fr_FR"/>
-        </w:rPr>
-        <w:t xml:space="preserve"> ; </w:t>
-      </w:r>
-      <w:hyperlink r:id="rId102">
-        <w:r>
-          <w:rPr>
-            <w:lang w:val="fr_FR" w:bidi="fr_FR"/>
-          </w:rPr>
-          <w:rPr>
-            <w:color w:val="0000EE"/>
-            <w:u w:val="single"/>
-          </w:rPr>
-          <w:t>12.8</w:t>
-        </w:r>
-      </w:hyperlink>
-      <w:r>
-        <w:rPr>
-          <w:lang w:val="fr_FR" w:bidi="fr_FR"/>
-        </w:rPr>
-        <w:t xml:space="preserve"> ; </w:t>
-      </w:r>
-      <w:hyperlink r:id="rId140">
-        <w:r>
-          <w:rPr>
-            <w:lang w:val="fr_FR" w:bidi="fr_FR"/>
-          </w:rPr>
-          <w:rPr>
-            <w:color w:val="0000EE"/>
-            <w:u w:val="single"/>
-          </w:rPr>
-          <w:t>Jean 20.12–13</w:t>
-        </w:r>
-      </w:hyperlink>
-      <w:r>
-        <w:rPr>
-          <w:lang w:val="fr_FR" w:bidi="fr_FR"/>
-        </w:rPr>
-        <w:t xml:space="preserve"> ; </w:t>
-      </w:r>
-      <w:hyperlink r:id="rId141">
-        <w:r>
-          <w:rPr>
-            <w:lang w:val="fr_FR" w:bidi="fr_FR"/>
-          </w:rPr>
-          <w:rPr>
-            <w:color w:val="0000EE"/>
-            <w:u w:val="single"/>
-          </w:rPr>
-          <w:t>Actes 5.19–20</w:t>
-        </w:r>
-      </w:hyperlink>
-      <w:r>
-        <w:rPr>
-          <w:lang w:val="fr_FR" w:bidi="fr_FR"/>
-        </w:rPr>
-        <w:t xml:space="preserve"> ; </w:t>
-      </w:r>
-      <w:hyperlink r:id="rId142">
-        <w:r>
-          <w:rPr>
-            <w:lang w:val="fr_FR" w:bidi="fr_FR"/>
-          </w:rPr>
-          <w:rPr>
-            <w:color w:val="0000EE"/>
-            <w:u w:val="single"/>
-          </w:rPr>
-          <w:t>7.30–35</w:t>
-        </w:r>
-      </w:hyperlink>
+      <w:r>
+        <w:rPr>
+          <w:lang w:val="fr_FR" w:bidi="fr_FR"/>
+        </w:rPr>
+        <w:t>26–38</w:t>
+      </w:r>
+      <w:r>
+        <w:rPr>
+          <w:lang w:val="fr_FR" w:bidi="fr_FR"/>
+        </w:rPr>
+        <w:t xml:space="preserve"> ; </w:t>
+      </w:r>
+      <w:r>
+        <w:rPr>
+          <w:lang w:val="fr_FR" w:bidi="fr_FR"/>
+        </w:rPr>
+        <w:t>2.8–15</w:t>
+      </w:r>
+      <w:r>
+        <w:rPr>
+          <w:lang w:val="fr_FR" w:bidi="fr_FR"/>
+        </w:rPr>
+        <w:t xml:space="preserve"> ; </w:t>
+      </w:r>
+      <w:r>
+        <w:rPr>
+          <w:lang w:val="fr_FR" w:bidi="fr_FR"/>
+        </w:rPr>
+        <w:t>9.26</w:t>
+      </w:r>
+      <w:r>
+        <w:rPr>
+          <w:lang w:val="fr_FR" w:bidi="fr_FR"/>
+        </w:rPr>
+        <w:t xml:space="preserve"> ; </w:t>
+      </w:r>
+      <w:r>
+        <w:rPr>
+          <w:lang w:val="fr_FR" w:bidi="fr_FR"/>
+        </w:rPr>
+        <w:t>12.8</w:t>
+      </w:r>
+      <w:r>
+        <w:rPr>
+          <w:lang w:val="fr_FR" w:bidi="fr_FR"/>
+        </w:rPr>
+        <w:t xml:space="preserve"> ; </w:t>
+      </w:r>
+      <w:r>
+        <w:rPr>
+          <w:lang w:val="fr_FR" w:bidi="fr_FR"/>
+        </w:rPr>
+        <w:t>Jean 20.12–13</w:t>
+      </w:r>
+      <w:r>
+        <w:rPr>
+          <w:lang w:val="fr_FR" w:bidi="fr_FR"/>
+        </w:rPr>
+        <w:t xml:space="preserve"> ; </w:t>
+      </w:r>
+      <w:r>
+        <w:rPr>
+          <w:lang w:val="fr_FR" w:bidi="fr_FR"/>
+        </w:rPr>
+        <w:t>Actes 5.19–20</w:t>
+      </w:r>
+      <w:r>
+        <w:rPr>
+          <w:lang w:val="fr_FR" w:bidi="fr_FR"/>
+        </w:rPr>
+        <w:t xml:space="preserve"> ; </w:t>
+      </w:r>
+      <w:r>
+        <w:rPr>
+          <w:lang w:val="fr_FR" w:bidi="fr_FR"/>
+        </w:rPr>
+        <w:t>7.30–35</w:t>
+      </w:r>
       <w:r>
         <w:rPr>
           <w:lang w:val="fr_FR" w:bidi="fr_FR"/>
         </w:rPr>
         <w:t xml:space="preserve">, </w:t>
       </w:r>
-      <w:hyperlink r:id="rId79">
-        <w:r>
-          <w:rPr>
-            <w:lang w:val="fr_FR" w:bidi="fr_FR"/>
-          </w:rPr>
-          <w:rPr>
-            <w:color w:val="0000EE"/>
-            <w:u w:val="single"/>
-          </w:rPr>
-          <w:t>53</w:t>
-        </w:r>
-      </w:hyperlink>
-      <w:r>
-        <w:rPr>
-          <w:lang w:val="fr_FR" w:bidi="fr_FR"/>
-        </w:rPr>
-        <w:t xml:space="preserve"> ; </w:t>
-      </w:r>
-      <w:hyperlink r:id="rId143">
-        <w:r>
-          <w:rPr>
-            <w:lang w:val="fr_FR" w:bidi="fr_FR"/>
-          </w:rPr>
-          <w:rPr>
-            <w:color w:val="0000EE"/>
-            <w:u w:val="single"/>
-          </w:rPr>
-          <w:t>10.3–8</w:t>
-        </w:r>
-      </w:hyperlink>
-      <w:r>
-        <w:rPr>
-          <w:lang w:val="fr_FR" w:bidi="fr_FR"/>
-        </w:rPr>
-        <w:t xml:space="preserve"> ; </w:t>
-      </w:r>
-      <w:hyperlink r:id="rId111">
-        <w:r>
-          <w:rPr>
-            <w:lang w:val="fr_FR" w:bidi="fr_FR"/>
-          </w:rPr>
-          <w:rPr>
-            <w:color w:val="0000EE"/>
-            <w:u w:val="single"/>
-          </w:rPr>
-          <w:t>12.6–11</w:t>
-        </w:r>
-      </w:hyperlink>
+      <w:r>
+        <w:rPr>
+          <w:lang w:val="fr_FR" w:bidi="fr_FR"/>
+        </w:rPr>
+        <w:t>53</w:t>
+      </w:r>
+      <w:r>
+        <w:rPr>
+          <w:lang w:val="fr_FR" w:bidi="fr_FR"/>
+        </w:rPr>
+        <w:t xml:space="preserve"> ; </w:t>
+      </w:r>
+      <w:r>
+        <w:rPr>
+          <w:lang w:val="fr_FR" w:bidi="fr_FR"/>
+        </w:rPr>
+        <w:t>10.3–8</w:t>
+      </w:r>
+      <w:r>
+        <w:rPr>
+          <w:lang w:val="fr_FR" w:bidi="fr_FR"/>
+        </w:rPr>
+        <w:t xml:space="preserve"> ; </w:t>
+      </w:r>
+      <w:r>
+        <w:rPr>
+          <w:lang w:val="fr_FR" w:bidi="fr_FR"/>
+        </w:rPr>
+        <w:t>12.6–11</w:t>
+      </w:r>
       <w:r>
         <w:rPr>
           <w:lang w:val="fr_FR" w:bidi="fr_FR"/>
         </w:rPr>
         <w:t xml:space="preserve">, </w:t>
       </w:r>
-      <w:hyperlink r:id="rId82">
-        <w:r>
-          <w:rPr>
-            <w:lang w:val="fr_FR" w:bidi="fr_FR"/>
-          </w:rPr>
-          <w:rPr>
-            <w:color w:val="0000EE"/>
-            <w:u w:val="single"/>
-          </w:rPr>
-          <w:t>23</w:t>
-        </w:r>
-      </w:hyperlink>
-      <w:r>
-        <w:rPr>
-          <w:lang w:val="fr_FR" w:bidi="fr_FR"/>
-        </w:rPr>
-        <w:t xml:space="preserve"> ; </w:t>
-      </w:r>
-      <w:hyperlink r:id="rId112">
-        <w:r>
-          <w:rPr>
-            <w:lang w:val="fr_FR" w:bidi="fr_FR"/>
-          </w:rPr>
-          <w:rPr>
-            <w:color w:val="0000EE"/>
-            <w:u w:val="single"/>
-          </w:rPr>
-          <w:t>27.23–24</w:t>
-        </w:r>
-      </w:hyperlink>
-      <w:r>
-        <w:rPr>
-          <w:lang w:val="fr_FR" w:bidi="fr_FR"/>
-        </w:rPr>
-        <w:t xml:space="preserve"> ; </w:t>
-      </w:r>
-      <w:hyperlink r:id="rId86">
-        <w:r>
-          <w:rPr>
-            <w:lang w:val="fr_FR" w:bidi="fr_FR"/>
-          </w:rPr>
-          <w:rPr>
-            <w:color w:val="0000EE"/>
-            <w:u w:val="single"/>
-          </w:rPr>
-          <w:t>1 Corinthiens 11.10</w:t>
-        </w:r>
-      </w:hyperlink>
-      <w:r>
-        <w:rPr>
-          <w:lang w:val="fr_FR" w:bidi="fr_FR"/>
-        </w:rPr>
-        <w:t xml:space="preserve"> ; </w:t>
-      </w:r>
-      <w:hyperlink r:id="rId122">
-        <w:r>
-          <w:rPr>
-            <w:lang w:val="fr_FR" w:bidi="fr_FR"/>
-          </w:rPr>
-          <w:rPr>
-            <w:color w:val="0000EE"/>
-            <w:u w:val="single"/>
-          </w:rPr>
-          <w:t>Galates 1.8</w:t>
-        </w:r>
-      </w:hyperlink>
-      <w:r>
-        <w:rPr>
-          <w:lang w:val="fr_FR" w:bidi="fr_FR"/>
-        </w:rPr>
-        <w:t xml:space="preserve"> ; </w:t>
-      </w:r>
-      <w:hyperlink r:id="rId80">
-        <w:r>
-          <w:rPr>
-            <w:lang w:val="fr_FR" w:bidi="fr_FR"/>
-          </w:rPr>
-          <w:rPr>
-            <w:color w:val="0000EE"/>
-            <w:u w:val="single"/>
-          </w:rPr>
-          <w:t>3.19</w:t>
-        </w:r>
-      </w:hyperlink>
-      <w:r>
-        <w:rPr>
-          <w:lang w:val="fr_FR" w:bidi="fr_FR"/>
-        </w:rPr>
-        <w:t xml:space="preserve"> ; </w:t>
-      </w:r>
-      <w:hyperlink r:id="rId123">
-        <w:r>
-          <w:rPr>
-            <w:lang w:val="fr_FR" w:bidi="fr_FR"/>
-          </w:rPr>
-          <w:rPr>
-            <w:color w:val="0000EE"/>
-            <w:u w:val="single"/>
-          </w:rPr>
-          <w:t>Colossiens 2.18</w:t>
-        </w:r>
-      </w:hyperlink>
-      <w:r>
-        <w:rPr>
-          <w:lang w:val="fr_FR" w:bidi="fr_FR"/>
-        </w:rPr>
-        <w:t xml:space="preserve"> ; </w:t>
-      </w:r>
-      <w:hyperlink r:id="rId144">
-        <w:r>
-          <w:rPr>
-            <w:lang w:val="fr_FR" w:bidi="fr_FR"/>
-          </w:rPr>
-          <w:rPr>
-            <w:color w:val="0000EE"/>
-            <w:u w:val="single"/>
-          </w:rPr>
-          <w:t>1 Thessaloniciens 4.16</w:t>
-        </w:r>
-      </w:hyperlink>
-      <w:r>
-        <w:rPr>
-          <w:lang w:val="fr_FR" w:bidi="fr_FR"/>
-        </w:rPr>
-        <w:t xml:space="preserve"> ; </w:t>
-      </w:r>
-      <w:hyperlink r:id="rId85">
-        <w:r>
-          <w:rPr>
-            <w:lang w:val="fr_FR" w:bidi="fr_FR"/>
-          </w:rPr>
-          <w:rPr>
-            <w:color w:val="0000EE"/>
-            <w:u w:val="single"/>
-          </w:rPr>
-          <w:t>1 Timothée 3.16</w:t>
-        </w:r>
-      </w:hyperlink>
-      <w:r>
-        <w:rPr>
-          <w:lang w:val="fr_FR" w:bidi="fr_FR"/>
-        </w:rPr>
-        <w:t xml:space="preserve"> ; </w:t>
-      </w:r>
-      <w:hyperlink r:id="rId87">
-        <w:r>
-          <w:rPr>
-            <w:lang w:val="fr_FR" w:bidi="fr_FR"/>
-          </w:rPr>
-          <w:rPr>
-            <w:color w:val="0000EE"/>
-            <w:u w:val="single"/>
-          </w:rPr>
-          <w:t>5.21</w:t>
-        </w:r>
-      </w:hyperlink>
-      <w:r>
-        <w:rPr>
-          <w:lang w:val="fr_FR" w:bidi="fr_FR"/>
-        </w:rPr>
-        <w:t xml:space="preserve"> ; </w:t>
-      </w:r>
-      <w:hyperlink r:id="rId121">
-        <w:r>
-          <w:rPr>
-            <w:lang w:val="fr_FR" w:bidi="fr_FR"/>
-          </w:rPr>
-          <w:rPr>
-            <w:color w:val="0000EE"/>
-            <w:u w:val="single"/>
-          </w:rPr>
-          <w:t>Hébreux 1.5–14</w:t>
-        </w:r>
-      </w:hyperlink>
-      <w:r>
-        <w:rPr>
-          <w:lang w:val="fr_FR" w:bidi="fr_FR"/>
-        </w:rPr>
-        <w:t xml:space="preserve"> ; </w:t>
-      </w:r>
-      <w:hyperlink r:id="rId145">
-        <w:r>
-          <w:rPr>
-            <w:lang w:val="fr_FR" w:bidi="fr_FR"/>
-          </w:rPr>
-          <w:rPr>
-            <w:color w:val="0000EE"/>
-            <w:u w:val="single"/>
-          </w:rPr>
-          <w:t>12.22</w:t>
-        </w:r>
-      </w:hyperlink>
-      <w:r>
-        <w:rPr>
-          <w:lang w:val="fr_FR" w:bidi="fr_FR"/>
-        </w:rPr>
-        <w:t xml:space="preserve"> ; </w:t>
-      </w:r>
-      <w:hyperlink r:id="rId146">
-        <w:r>
-          <w:rPr>
-            <w:lang w:val="fr_FR" w:bidi="fr_FR"/>
-          </w:rPr>
-          <w:rPr>
-            <w:color w:val="0000EE"/>
-            <w:u w:val="single"/>
-          </w:rPr>
-          <w:t>13.2</w:t>
-        </w:r>
-      </w:hyperlink>
-      <w:r>
-        <w:rPr>
-          <w:lang w:val="fr_FR" w:bidi="fr_FR"/>
-        </w:rPr>
-        <w:t xml:space="preserve"> ; </w:t>
-      </w:r>
-      <w:hyperlink r:id="rId118">
-        <w:r>
-          <w:rPr>
-            <w:lang w:val="fr_FR" w:bidi="fr_FR"/>
-          </w:rPr>
-          <w:rPr>
-            <w:color w:val="0000EE"/>
-            <w:u w:val="single"/>
-          </w:rPr>
-          <w:t>2 Pierre 2.4</w:t>
-        </w:r>
-      </w:hyperlink>
+      <w:r>
+        <w:rPr>
+          <w:lang w:val="fr_FR" w:bidi="fr_FR"/>
+        </w:rPr>
+        <w:t>23</w:t>
+      </w:r>
+      <w:r>
+        <w:rPr>
+          <w:lang w:val="fr_FR" w:bidi="fr_FR"/>
+        </w:rPr>
+        <w:t xml:space="preserve"> ; </w:t>
+      </w:r>
+      <w:r>
+        <w:rPr>
+          <w:lang w:val="fr_FR" w:bidi="fr_FR"/>
+        </w:rPr>
+        <w:t>27.23–24</w:t>
+      </w:r>
+      <w:r>
+        <w:rPr>
+          <w:lang w:val="fr_FR" w:bidi="fr_FR"/>
+        </w:rPr>
+        <w:t xml:space="preserve"> ; </w:t>
+      </w:r>
+      <w:r>
+        <w:rPr>
+          <w:lang w:val="fr_FR" w:bidi="fr_FR"/>
+        </w:rPr>
+        <w:t>1 Corinthiens 11.10</w:t>
+      </w:r>
+      <w:r>
+        <w:rPr>
+          <w:lang w:val="fr_FR" w:bidi="fr_FR"/>
+        </w:rPr>
+        <w:t xml:space="preserve"> ; </w:t>
+      </w:r>
+      <w:r>
+        <w:rPr>
+          <w:lang w:val="fr_FR" w:bidi="fr_FR"/>
+        </w:rPr>
+        <w:t>Galates 1.8</w:t>
+      </w:r>
+      <w:r>
+        <w:rPr>
+          <w:lang w:val="fr_FR" w:bidi="fr_FR"/>
+        </w:rPr>
+        <w:t xml:space="preserve"> ; </w:t>
+      </w:r>
+      <w:r>
+        <w:rPr>
+          <w:lang w:val="fr_FR" w:bidi="fr_FR"/>
+        </w:rPr>
+        <w:t>3.19</w:t>
+      </w:r>
+      <w:r>
+        <w:rPr>
+          <w:lang w:val="fr_FR" w:bidi="fr_FR"/>
+        </w:rPr>
+        <w:t xml:space="preserve"> ; </w:t>
+      </w:r>
+      <w:r>
+        <w:rPr>
+          <w:lang w:val="fr_FR" w:bidi="fr_FR"/>
+        </w:rPr>
+        <w:t>Colossiens 2.18</w:t>
+      </w:r>
+      <w:r>
+        <w:rPr>
+          <w:lang w:val="fr_FR" w:bidi="fr_FR"/>
+        </w:rPr>
+        <w:t xml:space="preserve"> ; </w:t>
+      </w:r>
+      <w:r>
+        <w:rPr>
+          <w:lang w:val="fr_FR" w:bidi="fr_FR"/>
+        </w:rPr>
+        <w:t>1 Thessaloniciens 4.16</w:t>
+      </w:r>
+      <w:r>
+        <w:rPr>
+          <w:lang w:val="fr_FR" w:bidi="fr_FR"/>
+        </w:rPr>
+        <w:t xml:space="preserve"> ; </w:t>
+      </w:r>
+      <w:r>
+        <w:rPr>
+          <w:lang w:val="fr_FR" w:bidi="fr_FR"/>
+        </w:rPr>
+        <w:t>1 Timothée 3.16</w:t>
+      </w:r>
+      <w:r>
+        <w:rPr>
+          <w:lang w:val="fr_FR" w:bidi="fr_FR"/>
+        </w:rPr>
+        <w:t xml:space="preserve"> ; </w:t>
+      </w:r>
+      <w:r>
+        <w:rPr>
+          <w:lang w:val="fr_FR" w:bidi="fr_FR"/>
+        </w:rPr>
+        <w:t>5.21</w:t>
+      </w:r>
+      <w:r>
+        <w:rPr>
+          <w:lang w:val="fr_FR" w:bidi="fr_FR"/>
+        </w:rPr>
+        <w:t xml:space="preserve"> ; </w:t>
+      </w:r>
+      <w:r>
+        <w:rPr>
+          <w:lang w:val="fr_FR" w:bidi="fr_FR"/>
+        </w:rPr>
+        <w:t>Hébreux 1.5–14</w:t>
+      </w:r>
+      <w:r>
+        <w:rPr>
+          <w:lang w:val="fr_FR" w:bidi="fr_FR"/>
+        </w:rPr>
+        <w:t xml:space="preserve"> ; </w:t>
+      </w:r>
+      <w:r>
+        <w:rPr>
+          <w:lang w:val="fr_FR" w:bidi="fr_FR"/>
+        </w:rPr>
+        <w:t>12.22</w:t>
+      </w:r>
+      <w:r>
+        <w:rPr>
+          <w:lang w:val="fr_FR" w:bidi="fr_FR"/>
+        </w:rPr>
+        <w:t xml:space="preserve"> ; </w:t>
+      </w:r>
+      <w:r>
+        <w:rPr>
+          <w:lang w:val="fr_FR" w:bidi="fr_FR"/>
+        </w:rPr>
+        <w:t>13.2</w:t>
+      </w:r>
+      <w:r>
+        <w:rPr>
+          <w:lang w:val="fr_FR" w:bidi="fr_FR"/>
+        </w:rPr>
+        <w:t xml:space="preserve"> ; </w:t>
+      </w:r>
+      <w:r>
+        <w:rPr>
+          <w:lang w:val="fr_FR" w:bidi="fr_FR"/>
+        </w:rPr>
+        <w:t>2 Pierre 2.4</w:t>
+      </w:r>
       <w:r>
         <w:rPr>
           <w:lang w:val="fr_FR" w:bidi="fr_FR"/>
         </w:rPr>
         <w:t xml:space="preserve">, </w:t>
       </w:r>
-      <w:hyperlink r:id="rId119">
-        <w:r>
-          <w:rPr>
-            <w:lang w:val="fr_FR" w:bidi="fr_FR"/>
-          </w:rPr>
-          <w:rPr>
-            <w:color w:val="0000EE"/>
-            <w:u w:val="single"/>
-          </w:rPr>
-          <w:t>11</w:t>
-        </w:r>
-      </w:hyperlink>
-      <w:r>
-        <w:rPr>
-          <w:lang w:val="fr_FR" w:bidi="fr_FR"/>
-        </w:rPr>
-        <w:t xml:space="preserve"> ; </w:t>
-      </w:r>
-      <w:hyperlink r:id="rId120">
-        <w:r>
-          <w:rPr>
-            <w:lang w:val="fr_FR" w:bidi="fr_FR"/>
-          </w:rPr>
-          <w:rPr>
-            <w:color w:val="0000EE"/>
-            <w:u w:val="single"/>
-          </w:rPr>
-          <w:t>Jude 1.6</w:t>
-        </w:r>
-      </w:hyperlink>
+      <w:r>
+        <w:rPr>
+          <w:lang w:val="fr_FR" w:bidi="fr_FR"/>
+        </w:rPr>
+        <w:t>11</w:t>
+      </w:r>
+      <w:r>
+        <w:rPr>
+          <w:lang w:val="fr_FR" w:bidi="fr_FR"/>
+        </w:rPr>
+        <w:t xml:space="preserve"> ; </w:t>
+      </w:r>
+      <w:r>
+        <w:rPr>
+          <w:lang w:val="fr_FR" w:bidi="fr_FR"/>
+        </w:rPr>
+        <w:t>Jude 1.6</w:t>
+      </w:r>
       <w:r>
         <w:rPr>
           <w:lang w:val="fr_FR" w:bidi="fr_FR"/>
         </w:rPr>
         <w:t xml:space="preserve">, </w:t>
       </w:r>
-      <w:hyperlink r:id="rId75">
-        <w:r>
-          <w:rPr>
-            <w:lang w:val="fr_FR" w:bidi="fr_FR"/>
-          </w:rPr>
-          <w:rPr>
-            <w:color w:val="0000EE"/>
-            <w:u w:val="single"/>
-          </w:rPr>
-          <w:t>9</w:t>
-        </w:r>
-      </w:hyperlink>
-      <w:r>
-        <w:rPr>
-          <w:lang w:val="fr_FR" w:bidi="fr_FR"/>
-        </w:rPr>
-        <w:t xml:space="preserve"> ; </w:t>
-      </w:r>
-      <w:hyperlink r:id="rId147">
-        <w:r>
-          <w:rPr>
-            <w:lang w:val="fr_FR" w:bidi="fr_FR"/>
-          </w:rPr>
-          <w:rPr>
-            <w:color w:val="0000EE"/>
-            <w:u w:val="single"/>
-          </w:rPr>
-          <w:t>Apocalypse 1.1–2</w:t>
-        </w:r>
-      </w:hyperlink>
-      <w:r>
-        <w:rPr>
-          <w:lang w:val="fr_FR" w:bidi="fr_FR"/>
-        </w:rPr>
-        <w:t xml:space="preserve"> ; </w:t>
-      </w:r>
-      <w:hyperlink r:id="rId148">
-        <w:r>
-          <w:rPr>
-            <w:lang w:val="fr_FR" w:bidi="fr_FR"/>
-          </w:rPr>
-          <w:rPr>
-            <w:color w:val="0000EE"/>
-            <w:u w:val="single"/>
-          </w:rPr>
-          <w:t>5.2</w:t>
-        </w:r>
-      </w:hyperlink>
+      <w:r>
+        <w:rPr>
+          <w:lang w:val="fr_FR" w:bidi="fr_FR"/>
+        </w:rPr>
+        <w:t>9</w:t>
+      </w:r>
+      <w:r>
+        <w:rPr>
+          <w:lang w:val="fr_FR" w:bidi="fr_FR"/>
+        </w:rPr>
+        <w:t xml:space="preserve"> ; </w:t>
+      </w:r>
+      <w:r>
+        <w:rPr>
+          <w:lang w:val="fr_FR" w:bidi="fr_FR"/>
+        </w:rPr>
+        <w:t>Apocalypse 1.1–2</w:t>
+      </w:r>
+      <w:r>
+        <w:rPr>
+          <w:lang w:val="fr_FR" w:bidi="fr_FR"/>
+        </w:rPr>
+        <w:t xml:space="preserve"> ; </w:t>
+      </w:r>
+      <w:r>
+        <w:rPr>
+          <w:lang w:val="fr_FR" w:bidi="fr_FR"/>
+        </w:rPr>
+        <w:t>5.2</w:t>
+      </w:r>
       <w:r>
         <w:rPr>
           <w:lang w:val="fr_FR" w:bidi="fr_FR"/>
         </w:rPr>
         <w:t xml:space="preserve">, </w:t>
       </w:r>
-      <w:hyperlink r:id="rId149">
-        <w:r>
-          <w:rPr>
-            <w:lang w:val="fr_FR" w:bidi="fr_FR"/>
-          </w:rPr>
-          <w:rPr>
-            <w:color w:val="0000EE"/>
-            <w:u w:val="single"/>
-          </w:rPr>
-          <w:t>11–12</w:t>
-        </w:r>
-      </w:hyperlink>
-      <w:r>
-        <w:rPr>
-          <w:lang w:val="fr_FR" w:bidi="fr_FR"/>
-        </w:rPr>
-        <w:t xml:space="preserve"> ; </w:t>
-      </w:r>
-      <w:hyperlink r:id="rId150">
-        <w:r>
-          <w:rPr>
-            <w:lang w:val="fr_FR" w:bidi="fr_FR"/>
-          </w:rPr>
-          <w:rPr>
-            <w:color w:val="0000EE"/>
-            <w:u w:val="single"/>
-          </w:rPr>
-          <w:t>7.1–2</w:t>
-        </w:r>
-      </w:hyperlink>
-      <w:r>
-        <w:rPr>
-          <w:lang w:val="fr_FR" w:bidi="fr_FR"/>
-        </w:rPr>
-        <w:t xml:space="preserve"> ; </w:t>
-      </w:r>
-      <w:hyperlink r:id="rId151">
-        <w:r>
-          <w:rPr>
-            <w:lang w:val="fr_FR" w:bidi="fr_FR"/>
-          </w:rPr>
-          <w:rPr>
-            <w:color w:val="0000EE"/>
-            <w:u w:val="single"/>
-          </w:rPr>
-          <w:t>8.3–8</w:t>
-        </w:r>
-      </w:hyperlink>
-      <w:r>
-        <w:rPr>
-          <w:lang w:val="fr_FR" w:bidi="fr_FR"/>
-        </w:rPr>
-        <w:t xml:space="preserve"> ; </w:t>
-      </w:r>
-      <w:hyperlink r:id="rId83">
-        <w:r>
-          <w:rPr>
-            <w:lang w:val="fr_FR" w:bidi="fr_FR"/>
-          </w:rPr>
-          <w:rPr>
-            <w:color w:val="0000EE"/>
-            <w:u w:val="single"/>
-          </w:rPr>
-          <w:t>9.15</w:t>
-        </w:r>
-      </w:hyperlink>
-      <w:r>
-        <w:rPr>
-          <w:lang w:val="fr_FR" w:bidi="fr_FR"/>
-        </w:rPr>
-        <w:t xml:space="preserve"> ; </w:t>
-      </w:r>
-      <w:hyperlink r:id="rId152">
-        <w:r>
-          <w:rPr>
-            <w:lang w:val="fr_FR" w:bidi="fr_FR"/>
-          </w:rPr>
-          <w:rPr>
-            <w:color w:val="0000EE"/>
-            <w:u w:val="single"/>
-          </w:rPr>
-          <w:t>10.7–9</w:t>
-        </w:r>
-      </w:hyperlink>
-      <w:r>
-        <w:rPr>
-          <w:lang w:val="fr_FR" w:bidi="fr_FR"/>
-        </w:rPr>
-        <w:t xml:space="preserve"> ; </w:t>
-      </w:r>
-      <w:hyperlink r:id="rId153">
-        <w:r>
-          <w:rPr>
-            <w:lang w:val="fr_FR" w:bidi="fr_FR"/>
-          </w:rPr>
-          <w:rPr>
-            <w:color w:val="0000EE"/>
-            <w:u w:val="single"/>
-          </w:rPr>
-          <w:t>14.6–10</w:t>
-        </w:r>
-      </w:hyperlink>
-      <w:r>
-        <w:rPr>
-          <w:lang w:val="fr_FR" w:bidi="fr_FR"/>
-        </w:rPr>
-        <w:t xml:space="preserve"> ; </w:t>
-      </w:r>
-      <w:hyperlink r:id="rId84">
-        <w:r>
-          <w:rPr>
-            <w:lang w:val="fr_FR" w:bidi="fr_FR"/>
-          </w:rPr>
-          <w:rPr>
-            <w:color w:val="0000EE"/>
-            <w:u w:val="single"/>
-          </w:rPr>
-          <w:t>16.1–12</w:t>
-        </w:r>
-      </w:hyperlink>
-      <w:r>
-        <w:rPr>
-          <w:lang w:val="fr_FR" w:bidi="fr_FR"/>
-        </w:rPr>
-        <w:t xml:space="preserve"> ; </w:t>
-      </w:r>
-      <w:hyperlink r:id="rId125">
-        <w:r>
-          <w:rPr>
-            <w:lang w:val="fr_FR" w:bidi="fr_FR"/>
-          </w:rPr>
-          <w:rPr>
-            <w:color w:val="0000EE"/>
-            <w:u w:val="single"/>
-          </w:rPr>
-          <w:t>19.10</w:t>
-        </w:r>
-      </w:hyperlink>
+      <w:r>
+        <w:rPr>
+          <w:lang w:val="fr_FR" w:bidi="fr_FR"/>
+        </w:rPr>
+        <w:t>11–12</w:t>
+      </w:r>
+      <w:r>
+        <w:rPr>
+          <w:lang w:val="fr_FR" w:bidi="fr_FR"/>
+        </w:rPr>
+        <w:t xml:space="preserve"> ; </w:t>
+      </w:r>
+      <w:r>
+        <w:rPr>
+          <w:lang w:val="fr_FR" w:bidi="fr_FR"/>
+        </w:rPr>
+        <w:t>7.1–2</w:t>
+      </w:r>
+      <w:r>
+        <w:rPr>
+          <w:lang w:val="fr_FR" w:bidi="fr_FR"/>
+        </w:rPr>
+        <w:t xml:space="preserve"> ; </w:t>
+      </w:r>
+      <w:r>
+        <w:rPr>
+          <w:lang w:val="fr_FR" w:bidi="fr_FR"/>
+        </w:rPr>
+        <w:t>8.3–8</w:t>
+      </w:r>
+      <w:r>
+        <w:rPr>
+          <w:lang w:val="fr_FR" w:bidi="fr_FR"/>
+        </w:rPr>
+        <w:t xml:space="preserve"> ; </w:t>
+      </w:r>
+      <w:r>
+        <w:rPr>
+          <w:lang w:val="fr_FR" w:bidi="fr_FR"/>
+        </w:rPr>
+        <w:t>9.15</w:t>
+      </w:r>
+      <w:r>
+        <w:rPr>
+          <w:lang w:val="fr_FR" w:bidi="fr_FR"/>
+        </w:rPr>
+        <w:t xml:space="preserve"> ; </w:t>
+      </w:r>
+      <w:r>
+        <w:rPr>
+          <w:lang w:val="fr_FR" w:bidi="fr_FR"/>
+        </w:rPr>
+        <w:t>10.7–9</w:t>
+      </w:r>
+      <w:r>
+        <w:rPr>
+          <w:lang w:val="fr_FR" w:bidi="fr_FR"/>
+        </w:rPr>
+        <w:t xml:space="preserve"> ; </w:t>
+      </w:r>
+      <w:r>
+        <w:rPr>
+          <w:lang w:val="fr_FR" w:bidi="fr_FR"/>
+        </w:rPr>
+        <w:t>14.6–10</w:t>
+      </w:r>
+      <w:r>
+        <w:rPr>
+          <w:lang w:val="fr_FR" w:bidi="fr_FR"/>
+        </w:rPr>
+        <w:t xml:space="preserve"> ; </w:t>
+      </w:r>
+      <w:r>
+        <w:rPr>
+          <w:lang w:val="fr_FR" w:bidi="fr_FR"/>
+        </w:rPr>
+        <w:t>16.1–12</w:t>
+      </w:r>
+      <w:r>
+        <w:rPr>
+          <w:lang w:val="fr_FR" w:bidi="fr_FR"/>
+        </w:rPr>
+        <w:t xml:space="preserve"> ; </w:t>
+      </w:r>
+      <w:r>
+        <w:rPr>
+          <w:lang w:val="fr_FR" w:bidi="fr_FR"/>
+        </w:rPr>
+        <w:t>19.10</w:t>
+      </w:r>
       <w:r>
         <w:rPr>
           <w:lang w:val="fr_FR" w:bidi="fr_FR"/>
         </w:rPr>
         <w:t xml:space="preserve">, </w:t>
       </w:r>
-      <w:hyperlink r:id="rId154">
-        <w:r>
-          <w:rPr>
-            <w:lang w:val="fr_FR" w:bidi="fr_FR"/>
-          </w:rPr>
-          <w:rPr>
-            <w:color w:val="0000EE"/>
-            <w:u w:val="single"/>
-          </w:rPr>
-          <w:t>17</w:t>
-        </w:r>
-      </w:hyperlink>
-      <w:r>
-        <w:rPr>
-          <w:lang w:val="fr_FR" w:bidi="fr_FR"/>
-        </w:rPr>
-        <w:t xml:space="preserve"> ; </w:t>
-      </w:r>
-      <w:hyperlink r:id="rId155">
-        <w:r>
-          <w:rPr>
-            <w:lang w:val="fr_FR" w:bidi="fr_FR"/>
-          </w:rPr>
-          <w:rPr>
-            <w:color w:val="0000EE"/>
-            <w:u w:val="single"/>
-          </w:rPr>
-          <w:t>20.1</w:t>
-        </w:r>
-      </w:hyperlink>
-      <w:r>
-        <w:rPr>
-          <w:lang w:val="fr_FR" w:bidi="fr_FR"/>
-        </w:rPr>
-        <w:t xml:space="preserve"> ; </w:t>
-      </w:r>
-      <w:hyperlink r:id="rId156">
-        <w:r>
-          <w:rPr>
-            <w:lang w:val="fr_FR" w:bidi="fr_FR"/>
-          </w:rPr>
-          <w:rPr>
-            <w:color w:val="0000EE"/>
-            <w:u w:val="single"/>
-          </w:rPr>
-          <w:t>22.6–9</w:t>
-        </w:r>
-      </w:hyperlink>
+      <w:r>
+        <w:rPr>
+          <w:lang w:val="fr_FR" w:bidi="fr_FR"/>
+        </w:rPr>
+        <w:t>17</w:t>
+      </w:r>
+      <w:r>
+        <w:rPr>
+          <w:lang w:val="fr_FR" w:bidi="fr_FR"/>
+        </w:rPr>
+        <w:t xml:space="preserve"> ; </w:t>
+      </w:r>
+      <w:r>
+        <w:rPr>
+          <w:lang w:val="fr_FR" w:bidi="fr_FR"/>
+        </w:rPr>
+        <w:t>20.1</w:t>
+      </w:r>
+      <w:r>
+        <w:rPr>
+          <w:lang w:val="fr_FR" w:bidi="fr_FR"/>
+        </w:rPr>
+        <w:t xml:space="preserve"> ; </w:t>
+      </w:r>
+      <w:r>
+        <w:rPr>
+          <w:lang w:val="fr_FR" w:bidi="fr_FR"/>
+        </w:rPr>
+        <w:t>22.6–9</w:t>
+      </w:r>
       <w:r>
         <w:rPr>
           <w:lang w:val="fr_FR" w:bidi="fr_FR"/>
@@ -3883,282 +2791,186 @@
         </w:rPr>
         <w:t xml:space="preserve">Malheureusement, l'opposition à Dieu ne se limite pas aux personnes qui sont en dehors de la communauté de la foi. La Bible évoque de nombreuses personnes qui semblaient connaître Dieu mais se sont détournées de lui (voir </w:t>
       </w:r>
-      <w:hyperlink r:id="rId157">
-        <w:r>
-          <w:rPr>
-            <w:lang w:val="fr_FR" w:bidi="fr_FR"/>
-          </w:rPr>
-          <w:rPr>
-            <w:color w:val="0000EE"/>
-            <w:u w:val="single"/>
-          </w:rPr>
-          <w:t>Nb 16</w:t>
-        </w:r>
-      </w:hyperlink>
-      <w:r>
-        <w:rPr>
-          <w:lang w:val="fr_FR" w:bidi="fr_FR"/>
-        </w:rPr>
-        <w:t xml:space="preserve"> ; </w:t>
-      </w:r>
-      <w:hyperlink r:id="rId158">
-        <w:r>
-          <w:rPr>
-            <w:lang w:val="fr_FR" w:bidi="fr_FR"/>
-          </w:rPr>
-          <w:rPr>
-            <w:color w:val="0000EE"/>
-            <w:u w:val="single"/>
-          </w:rPr>
-          <w:t>Dt 13</w:t>
-        </w:r>
-      </w:hyperlink>
-      <w:r>
-        <w:rPr>
-          <w:lang w:val="fr_FR" w:bidi="fr_FR"/>
-        </w:rPr>
-        <w:t xml:space="preserve"> ; </w:t>
-      </w:r>
-      <w:hyperlink r:id="rId159">
-        <w:r>
-          <w:rPr>
-            <w:lang w:val="fr_FR" w:bidi="fr_FR"/>
-          </w:rPr>
-          <w:rPr>
-            <w:color w:val="0000EE"/>
-            <w:u w:val="single"/>
-          </w:rPr>
-          <w:t>2R 17.5–23</w:t>
-        </w:r>
-      </w:hyperlink>
-      <w:r>
-        <w:rPr>
-          <w:lang w:val="fr_FR" w:bidi="fr_FR"/>
-        </w:rPr>
-        <w:t xml:space="preserve"> ; </w:t>
-      </w:r>
-      <w:hyperlink r:id="rId160">
-        <w:r>
-          <w:rPr>
-            <w:lang w:val="fr_FR" w:bidi="fr_FR"/>
-          </w:rPr>
-          <w:rPr>
-            <w:color w:val="0000EE"/>
-            <w:u w:val="single"/>
-          </w:rPr>
-          <w:t>Ez 8</w:t>
-        </w:r>
-      </w:hyperlink>
+      <w:r>
+        <w:rPr>
+          <w:lang w:val="fr_FR" w:bidi="fr_FR"/>
+        </w:rPr>
+        <w:t>Nb 16</w:t>
+      </w:r>
+      <w:r>
+        <w:rPr>
+          <w:lang w:val="fr_FR" w:bidi="fr_FR"/>
+        </w:rPr>
+        <w:t xml:space="preserve"> ; </w:t>
+      </w:r>
+      <w:r>
+        <w:rPr>
+          <w:lang w:val="fr_FR" w:bidi="fr_FR"/>
+        </w:rPr>
+        <w:t>Dt 13</w:t>
+      </w:r>
+      <w:r>
+        <w:rPr>
+          <w:lang w:val="fr_FR" w:bidi="fr_FR"/>
+        </w:rPr>
+        <w:t xml:space="preserve"> ; </w:t>
+      </w:r>
+      <w:r>
+        <w:rPr>
+          <w:lang w:val="fr_FR" w:bidi="fr_FR"/>
+        </w:rPr>
+        <w:t>2R 17.5–23</w:t>
+      </w:r>
+      <w:r>
+        <w:rPr>
+          <w:lang w:val="fr_FR" w:bidi="fr_FR"/>
+        </w:rPr>
+        <w:t xml:space="preserve"> ; </w:t>
+      </w:r>
+      <w:r>
+        <w:rPr>
+          <w:lang w:val="fr_FR" w:bidi="fr_FR"/>
+        </w:rPr>
+        <w:t>Ez 8</w:t>
+      </w:r>
       <w:r>
         <w:rPr>
           <w:lang w:val="fr_FR" w:bidi="fr_FR"/>
         </w:rPr>
         <w:t>). Dieu inflige des conséquences justes à ceux qui se détournent de lui (</w:t>
       </w:r>
-      <w:hyperlink r:id="rId161">
-        <w:r>
-          <w:rPr>
-            <w:lang w:val="fr_FR" w:bidi="fr_FR"/>
-          </w:rPr>
-          <w:rPr>
-            <w:color w:val="0000EE"/>
-            <w:u w:val="single"/>
-          </w:rPr>
-          <w:t>Jb 11.20</w:t>
-        </w:r>
-      </w:hyperlink>
-      <w:r>
-        <w:rPr>
-          <w:lang w:val="fr_FR" w:bidi="fr_FR"/>
-        </w:rPr>
-        <w:t xml:space="preserve"> ; </w:t>
-      </w:r>
-      <w:hyperlink r:id="rId162">
-        <w:r>
-          <w:rPr>
-            <w:lang w:val="fr_FR" w:bidi="fr_FR"/>
-          </w:rPr>
-          <w:rPr>
-            <w:color w:val="0000EE"/>
-            <w:u w:val="single"/>
-          </w:rPr>
-          <w:t>Pr 1.24–31</w:t>
-        </w:r>
-      </w:hyperlink>
-      <w:r>
-        <w:rPr>
-          <w:lang w:val="fr_FR" w:bidi="fr_FR"/>
-        </w:rPr>
-        <w:t xml:space="preserve"> ; </w:t>
-      </w:r>
-      <w:hyperlink r:id="rId163">
-        <w:r>
-          <w:rPr>
-            <w:lang w:val="fr_FR" w:bidi="fr_FR"/>
-          </w:rPr>
-          <w:rPr>
-            <w:color w:val="0000EE"/>
-            <w:u w:val="single"/>
-          </w:rPr>
-          <w:t>Jr 11.11</w:t>
-        </w:r>
-      </w:hyperlink>
+      <w:r>
+        <w:rPr>
+          <w:lang w:val="fr_FR" w:bidi="fr_FR"/>
+        </w:rPr>
+        <w:t>Jb 11.20</w:t>
+      </w:r>
+      <w:r>
+        <w:rPr>
+          <w:lang w:val="fr_FR" w:bidi="fr_FR"/>
+        </w:rPr>
+        <w:t xml:space="preserve"> ; </w:t>
+      </w:r>
+      <w:r>
+        <w:rPr>
+          <w:lang w:val="fr_FR" w:bidi="fr_FR"/>
+        </w:rPr>
+        <w:t>Pr 1.24–31</w:t>
+      </w:r>
+      <w:r>
+        <w:rPr>
+          <w:lang w:val="fr_FR" w:bidi="fr_FR"/>
+        </w:rPr>
+        <w:t xml:space="preserve"> ; </w:t>
+      </w:r>
+      <w:r>
+        <w:rPr>
+          <w:lang w:val="fr_FR" w:bidi="fr_FR"/>
+        </w:rPr>
+        <w:t>Jr 11.11</w:t>
+      </w:r>
       <w:r>
         <w:rPr>
           <w:lang w:val="fr_FR" w:bidi="fr_FR"/>
         </w:rPr>
         <w:t>). Jésus a parlé de personnes qui ne lui obéissent pas ou qui chutent et de leur jugement à venir (</w:t>
       </w:r>
-      <w:hyperlink r:id="rId164">
-        <w:r>
-          <w:rPr>
-            <w:lang w:val="fr_FR" w:bidi="fr_FR"/>
-          </w:rPr>
-          <w:rPr>
-            <w:color w:val="0000EE"/>
-            <w:u w:val="single"/>
-          </w:rPr>
-          <w:t>Mt 7.21–27</w:t>
-        </w:r>
-      </w:hyperlink>
-      <w:r>
-        <w:rPr>
-          <w:lang w:val="fr_FR" w:bidi="fr_FR"/>
-        </w:rPr>
-        <w:t xml:space="preserve"> ; </w:t>
-      </w:r>
-      <w:hyperlink r:id="rId98">
-        <w:r>
-          <w:rPr>
-            <w:lang w:val="fr_FR" w:bidi="fr_FR"/>
-          </w:rPr>
-          <w:rPr>
-            <w:color w:val="0000EE"/>
-            <w:u w:val="single"/>
-          </w:rPr>
-          <w:t>16.27</w:t>
-        </w:r>
-      </w:hyperlink>
+      <w:r>
+        <w:rPr>
+          <w:lang w:val="fr_FR" w:bidi="fr_FR"/>
+        </w:rPr>
+        <w:t>Mt 7.21–27</w:t>
+      </w:r>
+      <w:r>
+        <w:rPr>
+          <w:lang w:val="fr_FR" w:bidi="fr_FR"/>
+        </w:rPr>
+        <w:t xml:space="preserve"> ; </w:t>
+      </w:r>
+      <w:r>
+        <w:rPr>
+          <w:lang w:val="fr_FR" w:bidi="fr_FR"/>
+        </w:rPr>
+        <w:t>16.27</w:t>
+      </w:r>
       <w:r>
         <w:rPr>
           <w:lang w:val="fr_FR" w:bidi="fr_FR"/>
         </w:rPr>
         <w:t xml:space="preserve"> ;</w:t>
       </w:r>
-      <w:hyperlink r:id="rId98">
-        <w:r>
-          <w:rPr>
-            <w:lang w:val="fr_FR" w:bidi="fr_FR"/>
-          </w:rPr>
-          <w:rPr>
-            <w:color w:val="0000EE"/>
-            <w:u w:val="single"/>
-          </w:rPr>
-          <w:t xml:space="preserve"> </w:t>
-        </w:r>
-      </w:hyperlink>
-      <w:hyperlink r:id="rId165">
-        <w:r>
-          <w:rPr>
-            <w:lang w:val="fr_FR" w:bidi="fr_FR"/>
-          </w:rPr>
-          <w:rPr>
-            <w:color w:val="0000EE"/>
-            <w:u w:val="single"/>
-          </w:rPr>
-          <w:t>24.10–13</w:t>
-        </w:r>
-      </w:hyperlink>
-      <w:r>
-        <w:rPr>
-          <w:lang w:val="fr_FR" w:bidi="fr_FR"/>
-        </w:rPr>
-        <w:t xml:space="preserve"> ; </w:t>
-      </w:r>
-      <w:hyperlink r:id="rId166">
-        <w:r>
-          <w:rPr>
-            <w:lang w:val="fr_FR" w:bidi="fr_FR"/>
-          </w:rPr>
-          <w:rPr>
-            <w:color w:val="0000EE"/>
-            <w:u w:val="single"/>
-          </w:rPr>
-          <w:t>25.41–46</w:t>
-        </w:r>
-      </w:hyperlink>
+      <w:r>
+        <w:rPr>
+          <w:lang w:val="fr_FR" w:bidi="fr_FR"/>
+        </w:rPr>
+        <w:t xml:space="preserve"> </w:t>
+      </w:r>
+      <w:r>
+        <w:rPr>
+          <w:lang w:val="fr_FR" w:bidi="fr_FR"/>
+        </w:rPr>
+        <w:t>24.10–13</w:t>
+      </w:r>
+      <w:r>
+        <w:rPr>
+          <w:lang w:val="fr_FR" w:bidi="fr_FR"/>
+        </w:rPr>
+        <w:t xml:space="preserve"> ; </w:t>
+      </w:r>
+      <w:r>
+        <w:rPr>
+          <w:lang w:val="fr_FR" w:bidi="fr_FR"/>
+        </w:rPr>
+        <w:t>25.41–46</w:t>
+      </w:r>
       <w:r>
         <w:rPr>
           <w:lang w:val="fr_FR" w:bidi="fr_FR"/>
         </w:rPr>
         <w:t>). Les auteurs du reste du Nouveau Testament mentionnent aussi de telles personnes (</w:t>
       </w:r>
-      <w:hyperlink r:id="rId167">
-        <w:r>
-          <w:rPr>
-            <w:lang w:val="fr_FR" w:bidi="fr_FR"/>
-          </w:rPr>
-          <w:rPr>
-            <w:color w:val="0000EE"/>
-            <w:u w:val="single"/>
-          </w:rPr>
-          <w:t>Ga 1.6–9</w:t>
-        </w:r>
-      </w:hyperlink>
-      <w:r>
-        <w:rPr>
-          <w:lang w:val="fr_FR" w:bidi="fr_FR"/>
-        </w:rPr>
-        <w:t xml:space="preserve"> ; </w:t>
-      </w:r>
-      <w:hyperlink r:id="rId168">
-        <w:r>
-          <w:rPr>
-            <w:lang w:val="fr_FR" w:bidi="fr_FR"/>
-          </w:rPr>
-          <w:rPr>
-            <w:color w:val="0000EE"/>
-            <w:u w:val="single"/>
-          </w:rPr>
-          <w:t>2Tm 3.1–9</w:t>
-        </w:r>
-      </w:hyperlink>
-      <w:r>
-        <w:rPr>
-          <w:lang w:val="fr_FR" w:bidi="fr_FR"/>
-        </w:rPr>
-        <w:t xml:space="preserve"> ; </w:t>
-      </w:r>
-      <w:hyperlink r:id="rId169">
-        <w:r>
-          <w:rPr>
-            <w:lang w:val="fr_FR" w:bidi="fr_FR"/>
-          </w:rPr>
-          <w:rPr>
-            <w:color w:val="0000EE"/>
-            <w:u w:val="single"/>
-          </w:rPr>
-          <w:t>2P 2.1–22</w:t>
-        </w:r>
-      </w:hyperlink>
-      <w:r>
-        <w:rPr>
-          <w:lang w:val="fr_FR" w:bidi="fr_FR"/>
-        </w:rPr>
-        <w:t xml:space="preserve"> ; </w:t>
-      </w:r>
-      <w:hyperlink r:id="rId170">
-        <w:r>
-          <w:rPr>
-            <w:lang w:val="fr_FR" w:bidi="fr_FR"/>
-          </w:rPr>
-          <w:rPr>
-            <w:color w:val="0000EE"/>
-            <w:u w:val="single"/>
-          </w:rPr>
-          <w:t>1Jn 2.18–19</w:t>
-        </w:r>
-      </w:hyperlink>
+      <w:r>
+        <w:rPr>
+          <w:lang w:val="fr_FR" w:bidi="fr_FR"/>
+        </w:rPr>
+        <w:t>Ga 1.6–9</w:t>
+      </w:r>
+      <w:r>
+        <w:rPr>
+          <w:lang w:val="fr_FR" w:bidi="fr_FR"/>
+        </w:rPr>
+        <w:t xml:space="preserve"> ; </w:t>
+      </w:r>
+      <w:r>
+        <w:rPr>
+          <w:lang w:val="fr_FR" w:bidi="fr_FR"/>
+        </w:rPr>
+        <w:t>2Tm 3.1–9</w:t>
+      </w:r>
+      <w:r>
+        <w:rPr>
+          <w:lang w:val="fr_FR" w:bidi="fr_FR"/>
+        </w:rPr>
+        <w:t xml:space="preserve"> ; </w:t>
+      </w:r>
+      <w:r>
+        <w:rPr>
+          <w:lang w:val="fr_FR" w:bidi="fr_FR"/>
+        </w:rPr>
+        <w:t>2P 2.1–22</w:t>
+      </w:r>
+      <w:r>
+        <w:rPr>
+          <w:lang w:val="fr_FR" w:bidi="fr_FR"/>
+        </w:rPr>
+        <w:t xml:space="preserve"> ; </w:t>
+      </w:r>
+      <w:r>
+        <w:rPr>
+          <w:lang w:val="fr_FR" w:bidi="fr_FR"/>
+        </w:rPr>
+        <w:t>1Jn 2.18–19</w:t>
+      </w:r>
       <w:r>
         <w:rPr>
           <w:lang w:val="fr_FR" w:bidi="fr_FR"/>
@@ -4179,180 +2991,120 @@
         </w:rPr>
         <w:t xml:space="preserve">La Bible enseigne clairement que de désobéir à Dieu entraîne de graves conséquences (p. ex. </w:t>
       </w:r>
-      <w:hyperlink r:id="rId171">
-        <w:r>
-          <w:rPr>
-            <w:lang w:val="fr_FR" w:bidi="fr_FR"/>
-          </w:rPr>
-          <w:rPr>
-            <w:color w:val="0000EE"/>
-            <w:u w:val="single"/>
-          </w:rPr>
-          <w:t>Gn 9.5–6</w:t>
-        </w:r>
-      </w:hyperlink>
-      <w:r>
-        <w:rPr>
-          <w:lang w:val="fr_FR" w:bidi="fr_FR"/>
-        </w:rPr>
-        <w:t xml:space="preserve"> ; </w:t>
-      </w:r>
-      <w:hyperlink r:id="rId172">
-        <w:r>
-          <w:rPr>
-            <w:lang w:val="fr_FR" w:bidi="fr_FR"/>
-          </w:rPr>
-          <w:rPr>
-            <w:color w:val="0000EE"/>
-            <w:u w:val="single"/>
-          </w:rPr>
-          <w:t>Nb 35.16–21</w:t>
-        </w:r>
-      </w:hyperlink>
-      <w:r>
-        <w:rPr>
-          <w:lang w:val="fr_FR" w:bidi="fr_FR"/>
-        </w:rPr>
-        <w:t xml:space="preserve"> ; </w:t>
-      </w:r>
-      <w:hyperlink r:id="rId173">
-        <w:r>
-          <w:rPr>
-            <w:lang w:val="fr_FR" w:bidi="fr_FR"/>
-          </w:rPr>
-          <w:rPr>
-            <w:color w:val="0000EE"/>
-            <w:u w:val="single"/>
-          </w:rPr>
-          <w:t>Lv 20.10</w:t>
-        </w:r>
-      </w:hyperlink>
-      <w:r>
-        <w:rPr>
-          <w:lang w:val="fr_FR" w:bidi="fr_FR"/>
-        </w:rPr>
-        <w:t xml:space="preserve"> ; </w:t>
-      </w:r>
-      <w:hyperlink r:id="rId174">
-        <w:r>
-          <w:rPr>
-            <w:lang w:val="fr_FR" w:bidi="fr_FR"/>
-          </w:rPr>
-          <w:rPr>
-            <w:color w:val="0000EE"/>
-            <w:u w:val="single"/>
-          </w:rPr>
-          <w:t>Za 5.4</w:t>
-        </w:r>
-      </w:hyperlink>
+      <w:r>
+        <w:rPr>
+          <w:lang w:val="fr_FR" w:bidi="fr_FR"/>
+        </w:rPr>
+        <w:t>Gn 9.5–6</w:t>
+      </w:r>
+      <w:r>
+        <w:rPr>
+          <w:lang w:val="fr_FR" w:bidi="fr_FR"/>
+        </w:rPr>
+        <w:t xml:space="preserve"> ; </w:t>
+      </w:r>
+      <w:r>
+        <w:rPr>
+          <w:lang w:val="fr_FR" w:bidi="fr_FR"/>
+        </w:rPr>
+        <w:t>Nb 35.16–21</w:t>
+      </w:r>
+      <w:r>
+        <w:rPr>
+          <w:lang w:val="fr_FR" w:bidi="fr_FR"/>
+        </w:rPr>
+        <w:t xml:space="preserve"> ; </w:t>
+      </w:r>
+      <w:r>
+        <w:rPr>
+          <w:lang w:val="fr_FR" w:bidi="fr_FR"/>
+        </w:rPr>
+        <w:t>Lv 20.10</w:t>
+      </w:r>
+      <w:r>
+        <w:rPr>
+          <w:lang w:val="fr_FR" w:bidi="fr_FR"/>
+        </w:rPr>
+        <w:t xml:space="preserve"> ; </w:t>
+      </w:r>
+      <w:r>
+        <w:rPr>
+          <w:lang w:val="fr_FR" w:bidi="fr_FR"/>
+        </w:rPr>
+        <w:t>Za 5.4</w:t>
+      </w:r>
       <w:r>
         <w:rPr>
           <w:lang w:val="fr_FR" w:bidi="fr_FR"/>
         </w:rPr>
         <w:t>). Dieu finira par séparer ceux qui s'opposent à sa volonté et à son règne de sa présence (</w:t>
       </w:r>
-      <w:hyperlink r:id="rId175">
-        <w:r>
-          <w:rPr>
-            <w:lang w:val="fr_FR" w:bidi="fr_FR"/>
-          </w:rPr>
-          <w:rPr>
-            <w:color w:val="0000EE"/>
-            <w:u w:val="single"/>
-          </w:rPr>
-          <w:t>Es 66.14–24</w:t>
-        </w:r>
-      </w:hyperlink>
+      <w:r>
+        <w:rPr>
+          <w:lang w:val="fr_FR" w:bidi="fr_FR"/>
+        </w:rPr>
+        <w:t>Es 66.14–24</w:t>
+      </w:r>
       <w:r>
         <w:rPr>
           <w:lang w:val="fr_FR" w:bidi="fr_FR"/>
         </w:rPr>
         <w:t>). Dans le Nouveau Testament, plusieurs passages dans Hébreux avertissent ceux qui ne prennent pas la parole de Dieu au sérieux. Ils s'exposent à son jugement (</w:t>
       </w:r>
-      <w:hyperlink r:id="rId176">
-        <w:r>
-          <w:rPr>
-            <w:lang w:val="fr_FR" w:bidi="fr_FR"/>
-          </w:rPr>
-          <w:rPr>
-            <w:color w:val="0000EE"/>
-            <w:u w:val="single"/>
-          </w:rPr>
-          <w:t>Hé 2.1–4</w:t>
-        </w:r>
-      </w:hyperlink>
-      <w:r>
-        <w:rPr>
-          <w:lang w:val="fr_FR" w:bidi="fr_FR"/>
-        </w:rPr>
-        <w:t xml:space="preserve"> ; </w:t>
-      </w:r>
-      <w:hyperlink r:id="rId177">
-        <w:r>
-          <w:rPr>
-            <w:lang w:val="fr_FR" w:bidi="fr_FR"/>
-          </w:rPr>
-          <w:rPr>
-            <w:color w:val="0000EE"/>
-            <w:u w:val="single"/>
-          </w:rPr>
-          <w:t>4.12–13</w:t>
-        </w:r>
-      </w:hyperlink>
-      <w:r>
-        <w:rPr>
-          <w:lang w:val="fr_FR" w:bidi="fr_FR"/>
-        </w:rPr>
-        <w:t xml:space="preserve"> ; </w:t>
-      </w:r>
-      <w:hyperlink r:id="rId178">
-        <w:r>
-          <w:rPr>
-            <w:lang w:val="fr_FR" w:bidi="fr_FR"/>
-          </w:rPr>
-          <w:rPr>
-            <w:color w:val="0000EE"/>
-            <w:u w:val="single"/>
-          </w:rPr>
-          <w:t>6.4–8</w:t>
-        </w:r>
-      </w:hyperlink>
-      <w:r>
-        <w:rPr>
-          <w:lang w:val="fr_FR" w:bidi="fr_FR"/>
-        </w:rPr>
-        <w:t xml:space="preserve"> ; </w:t>
-      </w:r>
-      <w:hyperlink r:id="rId179">
-        <w:r>
-          <w:rPr>
-            <w:lang w:val="fr_FR" w:bidi="fr_FR"/>
-          </w:rPr>
-          <w:rPr>
-            <w:color w:val="0000EE"/>
-            <w:u w:val="single"/>
-          </w:rPr>
-          <w:t>10.26–31</w:t>
-        </w:r>
-      </w:hyperlink>
-      <w:r>
-        <w:rPr>
-          <w:lang w:val="fr_FR" w:bidi="fr_FR"/>
-        </w:rPr>
-        <w:t xml:space="preserve"> ; </w:t>
-      </w:r>
-      <w:hyperlink r:id="rId180">
-        <w:r>
-          <w:rPr>
-            <w:lang w:val="fr_FR" w:bidi="fr_FR"/>
-          </w:rPr>
-          <w:rPr>
-            <w:color w:val="0000EE"/>
-            <w:u w:val="single"/>
-          </w:rPr>
-          <w:t>12.25–29</w:t>
-        </w:r>
-      </w:hyperlink>
+      <w:r>
+        <w:rPr>
+          <w:lang w:val="fr_FR" w:bidi="fr_FR"/>
+        </w:rPr>
+        <w:t>Hé 2.1–4</w:t>
+      </w:r>
+      <w:r>
+        <w:rPr>
+          <w:lang w:val="fr_FR" w:bidi="fr_FR"/>
+        </w:rPr>
+        <w:t xml:space="preserve"> ; </w:t>
+      </w:r>
+      <w:r>
+        <w:rPr>
+          <w:lang w:val="fr_FR" w:bidi="fr_FR"/>
+        </w:rPr>
+        <w:t>4.12–13</w:t>
+      </w:r>
+      <w:r>
+        <w:rPr>
+          <w:lang w:val="fr_FR" w:bidi="fr_FR"/>
+        </w:rPr>
+        <w:t xml:space="preserve"> ; </w:t>
+      </w:r>
+      <w:r>
+        <w:rPr>
+          <w:lang w:val="fr_FR" w:bidi="fr_FR"/>
+        </w:rPr>
+        <w:t>6.4–8</w:t>
+      </w:r>
+      <w:r>
+        <w:rPr>
+          <w:lang w:val="fr_FR" w:bidi="fr_FR"/>
+        </w:rPr>
+        <w:t xml:space="preserve"> ; </w:t>
+      </w:r>
+      <w:r>
+        <w:rPr>
+          <w:lang w:val="fr_FR" w:bidi="fr_FR"/>
+        </w:rPr>
+        <w:t>10.26–31</w:t>
+      </w:r>
+      <w:r>
+        <w:rPr>
+          <w:lang w:val="fr_FR" w:bidi="fr_FR"/>
+        </w:rPr>
+        <w:t xml:space="preserve"> ; </w:t>
+      </w:r>
+      <w:r>
+        <w:rPr>
+          <w:lang w:val="fr_FR" w:bidi="fr_FR"/>
+        </w:rPr>
+        <w:t>12.25–29</w:t>
+      </w:r>
       <w:r>
         <w:rPr>
           <w:lang w:val="fr_FR" w:bidi="fr_FR"/>
@@ -4504,216 +3256,144 @@
           <w:lang w:val="fr_FR" w:bidi="fr_FR"/>
         </w:rPr>
       </w:r>
-      <w:hyperlink r:id="rId157">
-        <w:r>
-          <w:rPr>
-            <w:lang w:val="fr_FR" w:bidi="fr_FR"/>
-          </w:rPr>
-          <w:rPr>
-            <w:color w:val="0000EE"/>
-            <w:u w:val="single"/>
-          </w:rPr>
-          <w:t>Nombres 16.1–50</w:t>
-        </w:r>
-      </w:hyperlink>
-      <w:r>
-        <w:rPr>
-          <w:lang w:val="fr_FR" w:bidi="fr_FR"/>
-        </w:rPr>
-        <w:t xml:space="preserve"> ; </w:t>
-      </w:r>
-      <w:hyperlink r:id="rId158">
-        <w:r>
-          <w:rPr>
-            <w:lang w:val="fr_FR" w:bidi="fr_FR"/>
-          </w:rPr>
-          <w:rPr>
-            <w:color w:val="0000EE"/>
-            <w:u w:val="single"/>
-          </w:rPr>
-          <w:t>Deutéronome 13.1–18</w:t>
-        </w:r>
-      </w:hyperlink>
-      <w:r>
-        <w:rPr>
-          <w:lang w:val="fr_FR" w:bidi="fr_FR"/>
-        </w:rPr>
-        <w:t xml:space="preserve"> ; </w:t>
-      </w:r>
-      <w:hyperlink r:id="rId159">
-        <w:r>
-          <w:rPr>
-            <w:lang w:val="fr_FR" w:bidi="fr_FR"/>
-          </w:rPr>
-          <w:rPr>
-            <w:color w:val="0000EE"/>
-            <w:u w:val="single"/>
-          </w:rPr>
-          <w:t>2 Rois 17.5–23</w:t>
-        </w:r>
-      </w:hyperlink>
-      <w:r>
-        <w:rPr>
-          <w:lang w:val="fr_FR" w:bidi="fr_FR"/>
-        </w:rPr>
-        <w:t xml:space="preserve"> ; </w:t>
-      </w:r>
-      <w:hyperlink r:id="rId160">
-        <w:r>
-          <w:rPr>
-            <w:lang w:val="fr_FR" w:bidi="fr_FR"/>
-          </w:rPr>
-          <w:rPr>
-            <w:color w:val="0000EE"/>
-            <w:u w:val="single"/>
-          </w:rPr>
-          <w:t>Ézéchiel 8.1–18</w:t>
-        </w:r>
-      </w:hyperlink>
-      <w:r>
-        <w:rPr>
-          <w:lang w:val="fr_FR" w:bidi="fr_FR"/>
-        </w:rPr>
-        <w:t xml:space="preserve"> ; </w:t>
-      </w:r>
-      <w:hyperlink r:id="rId165">
-        <w:r>
-          <w:rPr>
-            <w:lang w:val="fr_FR" w:bidi="fr_FR"/>
-          </w:rPr>
-          <w:rPr>
-            <w:color w:val="0000EE"/>
-            <w:u w:val="single"/>
-          </w:rPr>
-          <w:t>Matthieu 24.10–13</w:t>
-        </w:r>
-      </w:hyperlink>
-      <w:r>
-        <w:rPr>
-          <w:lang w:val="fr_FR" w:bidi="fr_FR"/>
-        </w:rPr>
-        <w:t xml:space="preserve"> ; </w:t>
-      </w:r>
-      <w:hyperlink r:id="rId167">
-        <w:r>
-          <w:rPr>
-            <w:lang w:val="fr_FR" w:bidi="fr_FR"/>
-          </w:rPr>
-          <w:rPr>
-            <w:color w:val="0000EE"/>
-            <w:u w:val="single"/>
-          </w:rPr>
-          <w:t>Galates 1.6–9</w:t>
-        </w:r>
-      </w:hyperlink>
-      <w:r>
-        <w:rPr>
-          <w:lang w:val="fr_FR" w:bidi="fr_FR"/>
-        </w:rPr>
-        <w:t xml:space="preserve"> ; </w:t>
-      </w:r>
-      <w:hyperlink r:id="rId168">
-        <w:r>
-          <w:rPr>
-            <w:lang w:val="fr_FR" w:bidi="fr_FR"/>
-          </w:rPr>
-          <w:rPr>
-            <w:color w:val="0000EE"/>
-            <w:u w:val="single"/>
-          </w:rPr>
-          <w:t>2 Timothée 3.1–9</w:t>
-        </w:r>
-      </w:hyperlink>
-      <w:r>
-        <w:rPr>
-          <w:lang w:val="fr_FR" w:bidi="fr_FR"/>
-        </w:rPr>
-        <w:t xml:space="preserve"> ; </w:t>
-      </w:r>
-      <w:hyperlink r:id="rId176">
-        <w:r>
-          <w:rPr>
-            <w:lang w:val="fr_FR" w:bidi="fr_FR"/>
-          </w:rPr>
-          <w:rPr>
-            <w:color w:val="0000EE"/>
-            <w:u w:val="single"/>
-          </w:rPr>
-          <w:t>Hébreux 2.1–4</w:t>
-        </w:r>
-      </w:hyperlink>
-      <w:r>
-        <w:rPr>
-          <w:lang w:val="fr_FR" w:bidi="fr_FR"/>
-        </w:rPr>
-        <w:t xml:space="preserve"> ; </w:t>
-      </w:r>
-      <w:hyperlink r:id="rId178">
-        <w:r>
-          <w:rPr>
-            <w:lang w:val="fr_FR" w:bidi="fr_FR"/>
-          </w:rPr>
-          <w:rPr>
-            <w:color w:val="0000EE"/>
-            <w:u w:val="single"/>
-          </w:rPr>
-          <w:t>6.4–8</w:t>
-        </w:r>
-      </w:hyperlink>
-      <w:r>
-        <w:rPr>
-          <w:lang w:val="fr_FR" w:bidi="fr_FR"/>
-        </w:rPr>
-        <w:t xml:space="preserve"> ; </w:t>
-      </w:r>
-      <w:hyperlink r:id="rId179">
-        <w:r>
-          <w:rPr>
-            <w:lang w:val="fr_FR" w:bidi="fr_FR"/>
-          </w:rPr>
-          <w:rPr>
-            <w:color w:val="0000EE"/>
-            <w:u w:val="single"/>
-          </w:rPr>
-          <w:t>10.26–31</w:t>
-        </w:r>
-      </w:hyperlink>
-      <w:r>
-        <w:rPr>
-          <w:lang w:val="fr_FR" w:bidi="fr_FR"/>
-        </w:rPr>
-        <w:t xml:space="preserve"> ; </w:t>
-      </w:r>
-      <w:hyperlink r:id="rId169">
-        <w:r>
-          <w:rPr>
-            <w:lang w:val="fr_FR" w:bidi="fr_FR"/>
-          </w:rPr>
-          <w:rPr>
-            <w:color w:val="0000EE"/>
-            <w:u w:val="single"/>
-          </w:rPr>
-          <w:t>2 Pierre 2.1–22</w:t>
-        </w:r>
-      </w:hyperlink>
-      <w:r>
-        <w:rPr>
-          <w:lang w:val="fr_FR" w:bidi="fr_FR"/>
-        </w:rPr>
-        <w:t xml:space="preserve"> ; </w:t>
-      </w:r>
-      <w:hyperlink r:id="rId170">
-        <w:r>
-          <w:rPr>
-            <w:lang w:val="fr_FR" w:bidi="fr_FR"/>
-          </w:rPr>
-          <w:rPr>
-            <w:color w:val="0000EE"/>
-            <w:u w:val="single"/>
-          </w:rPr>
-          <w:t>1 Jean 2.18–19</w:t>
-        </w:r>
-      </w:hyperlink>
+      <w:r>
+        <w:rPr>
+          <w:lang w:val="fr_FR" w:bidi="fr_FR"/>
+        </w:rPr>
+        <w:t>Nombres 16.1–50</w:t>
+      </w:r>
+      <w:r>
+        <w:rPr>
+          <w:lang w:val="fr_FR" w:bidi="fr_FR"/>
+        </w:rPr>
+        <w:t xml:space="preserve"> ; </w:t>
+      </w:r>
+      <w:r>
+        <w:rPr>
+          <w:lang w:val="fr_FR" w:bidi="fr_FR"/>
+        </w:rPr>
+        <w:t>Deutéronome 13.1–18</w:t>
+      </w:r>
+      <w:r>
+        <w:rPr>
+          <w:lang w:val="fr_FR" w:bidi="fr_FR"/>
+        </w:rPr>
+        <w:t xml:space="preserve"> ; </w:t>
+      </w:r>
+      <w:r>
+        <w:rPr>
+          <w:lang w:val="fr_FR" w:bidi="fr_FR"/>
+        </w:rPr>
+        <w:t>2 Rois 17.5–23</w:t>
+      </w:r>
+      <w:r>
+        <w:rPr>
+          <w:lang w:val="fr_FR" w:bidi="fr_FR"/>
+        </w:rPr>
+        <w:t xml:space="preserve"> ; </w:t>
+      </w:r>
+      <w:r>
+        <w:rPr>
+          <w:lang w:val="fr_FR" w:bidi="fr_FR"/>
+        </w:rPr>
+        <w:t>Ézéchiel 8.1–18</w:t>
+      </w:r>
+      <w:r>
+        <w:rPr>
+          <w:lang w:val="fr_FR" w:bidi="fr_FR"/>
+        </w:rPr>
+        <w:t xml:space="preserve"> ; </w:t>
+      </w:r>
+      <w:r>
+        <w:rPr>
+          <w:lang w:val="fr_FR" w:bidi="fr_FR"/>
+        </w:rPr>
+        <w:t>Matthieu 24.10–13</w:t>
+      </w:r>
+      <w:r>
+        <w:rPr>
+          <w:lang w:val="fr_FR" w:bidi="fr_FR"/>
+        </w:rPr>
+        <w:t xml:space="preserve"> ; </w:t>
+      </w:r>
+      <w:r>
+        <w:rPr>
+          <w:lang w:val="fr_FR" w:bidi="fr_FR"/>
+        </w:rPr>
+        <w:t>Galates 1.6–9</w:t>
+      </w:r>
+      <w:r>
+        <w:rPr>
+          <w:lang w:val="fr_FR" w:bidi="fr_FR"/>
+        </w:rPr>
+        <w:t xml:space="preserve"> ; </w:t>
+      </w:r>
+      <w:r>
+        <w:rPr>
+          <w:lang w:val="fr_FR" w:bidi="fr_FR"/>
+        </w:rPr>
+        <w:t>2 Timothée 3.1–9</w:t>
+      </w:r>
+      <w:r>
+        <w:rPr>
+          <w:lang w:val="fr_FR" w:bidi="fr_FR"/>
+        </w:rPr>
+        <w:t xml:space="preserve"> ; </w:t>
+      </w:r>
+      <w:r>
+        <w:rPr>
+          <w:lang w:val="fr_FR" w:bidi="fr_FR"/>
+        </w:rPr>
+        <w:t>Hébreux 2.1–4</w:t>
+      </w:r>
+      <w:r>
+        <w:rPr>
+          <w:lang w:val="fr_FR" w:bidi="fr_FR"/>
+        </w:rPr>
+        <w:t xml:space="preserve"> ; </w:t>
+      </w:r>
+      <w:r>
+        <w:rPr>
+          <w:lang w:val="fr_FR" w:bidi="fr_FR"/>
+        </w:rPr>
+        <w:t>6.4–8</w:t>
+      </w:r>
+      <w:r>
+        <w:rPr>
+          <w:lang w:val="fr_FR" w:bidi="fr_FR"/>
+        </w:rPr>
+        <w:t xml:space="preserve"> ; </w:t>
+      </w:r>
+      <w:r>
+        <w:rPr>
+          <w:lang w:val="fr_FR" w:bidi="fr_FR"/>
+        </w:rPr>
+        <w:t>10.26–31</w:t>
+      </w:r>
+      <w:r>
+        <w:rPr>
+          <w:lang w:val="fr_FR" w:bidi="fr_FR"/>
+        </w:rPr>
+        <w:t xml:space="preserve"> ; </w:t>
+      </w:r>
+      <w:r>
+        <w:rPr>
+          <w:lang w:val="fr_FR" w:bidi="fr_FR"/>
+        </w:rPr>
+        <w:t>2 Pierre 2.1–22</w:t>
+      </w:r>
+      <w:r>
+        <w:rPr>
+          <w:lang w:val="fr_FR" w:bidi="fr_FR"/>
+        </w:rPr>
+        <w:t xml:space="preserve"> ; </w:t>
+      </w:r>
+      <w:r>
+        <w:rPr>
+          <w:lang w:val="fr_FR" w:bidi="fr_FR"/>
+        </w:rPr>
+        <w:t>1 Jean 2.18–19</w:t>
+      </w:r>
       <w:r>
         <w:rPr>
           <w:lang w:val="fr_FR" w:bidi="fr_FR"/>
@@ -4762,18 +3442,12 @@
         </w:rPr>
         <w:t>Quand le royaume d'Israël s'est divisé en deux royaumes, le nouveau royaume du Nord s'est détourné de Dieu. En effet, le roi Jéroboam avait entraîné son peuple à se détourner de l'Éternel pour adorer des idoles. Juda, le royaume du Sud, était l'endroit où on adorait toujours l'Éternel et où se trouvait le temple de Dieu et ses sacrificateurs. À cette époque, ceux qui avaient à cœur de chercher l'Éternel sont partis du royaume du Nord pour aller vivre en Juda (</w:t>
       </w:r>
-      <w:hyperlink r:id="rId181">
-        <w:r>
-          <w:rPr>
-            <w:lang w:val="fr_FR" w:bidi="fr_FR"/>
-          </w:rPr>
-          <w:rPr>
-            <w:color w:val="0000EE"/>
-            <w:u w:val="single"/>
-          </w:rPr>
-          <w:t>2Ch 11.13–17</w:t>
-        </w:r>
-      </w:hyperlink>
+      <w:r>
+        <w:rPr>
+          <w:lang w:val="fr_FR" w:bidi="fr_FR"/>
+        </w:rPr>
+        <w:t>2Ch 11.13–17</w:t>
+      </w:r>
       <w:r>
         <w:rPr>
           <w:lang w:val="fr_FR" w:bidi="fr_FR"/>
@@ -4806,126 +3480,84 @@
         </w:rPr>
         <w:t>idoles en fonte (</w:t>
       </w:r>
-      <w:hyperlink r:id="rId182">
-        <w:r>
-          <w:rPr>
-            <w:lang w:val="fr_FR" w:bidi="fr_FR"/>
-          </w:rPr>
-          <w:rPr>
-            <w:color w:val="0000EE"/>
-            <w:u w:val="single"/>
-          </w:rPr>
-          <w:t>28.2</w:t>
-        </w:r>
-      </w:hyperlink>
+      <w:r>
+        <w:rPr>
+          <w:lang w:val="fr_FR" w:bidi="fr_FR"/>
+        </w:rPr>
+        <w:t>28.2</w:t>
+      </w:r>
       <w:r>
         <w:rPr>
           <w:lang w:val="fr_FR" w:bidi="fr_FR"/>
         </w:rPr>
         <w:t>). Il a sacrifié aux idoles de Damas (</w:t>
       </w:r>
-      <w:hyperlink r:id="rId183">
-        <w:r>
-          <w:rPr>
-            <w:lang w:val="fr_FR" w:bidi="fr_FR"/>
-          </w:rPr>
-          <w:rPr>
-            <w:color w:val="0000EE"/>
-            <w:u w:val="single"/>
-          </w:rPr>
-          <w:t>2Ch 28.23</w:t>
-        </w:r>
-      </w:hyperlink>
+      <w:r>
+        <w:rPr>
+          <w:lang w:val="fr_FR" w:bidi="fr_FR"/>
+        </w:rPr>
+        <w:t>2Ch 28.23</w:t>
+      </w:r>
       <w:r>
         <w:rPr>
           <w:lang w:val="fr_FR" w:bidi="fr_FR"/>
         </w:rPr>
         <w:t>). Pendant son règne, le Temple a été négligé et ses portes fermées (</w:t>
       </w:r>
-      <w:hyperlink r:id="rId184">
-        <w:r>
-          <w:rPr>
-            <w:lang w:val="fr_FR" w:bidi="fr_FR"/>
-          </w:rPr>
-          <w:rPr>
-            <w:color w:val="0000EE"/>
-            <w:u w:val="single"/>
-          </w:rPr>
-          <w:t>28.24</w:t>
-        </w:r>
-      </w:hyperlink>
-      <w:r>
-        <w:rPr>
-          <w:lang w:val="fr_FR" w:bidi="fr_FR"/>
-        </w:rPr>
-        <w:t xml:space="preserve"> ; </w:t>
-      </w:r>
-      <w:hyperlink r:id="rId185">
-        <w:r>
-          <w:rPr>
-            <w:lang w:val="fr_FR" w:bidi="fr_FR"/>
-          </w:rPr>
-          <w:rPr>
-            <w:color w:val="0000EE"/>
-            <w:u w:val="single"/>
-          </w:rPr>
-          <w:t>29.7</w:t>
-        </w:r>
-      </w:hyperlink>
+      <w:r>
+        <w:rPr>
+          <w:lang w:val="fr_FR" w:bidi="fr_FR"/>
+        </w:rPr>
+        <w:t>28.24</w:t>
+      </w:r>
+      <w:r>
+        <w:rPr>
+          <w:lang w:val="fr_FR" w:bidi="fr_FR"/>
+        </w:rPr>
+        <w:t xml:space="preserve"> ; </w:t>
+      </w:r>
+      <w:r>
+        <w:rPr>
+          <w:lang w:val="fr_FR" w:bidi="fr_FR"/>
+        </w:rPr>
+        <w:t>29.7</w:t>
+      </w:r>
       <w:r>
         <w:rPr>
           <w:lang w:val="fr_FR" w:bidi="fr_FR"/>
         </w:rPr>
         <w:t xml:space="preserve">, </w:t>
       </w:r>
-      <w:hyperlink r:id="rId186">
-        <w:r>
-          <w:rPr>
-            <w:lang w:val="fr_FR" w:bidi="fr_FR"/>
-          </w:rPr>
-          <w:rPr>
-            <w:color w:val="0000EE"/>
-            <w:u w:val="single"/>
-          </w:rPr>
-          <w:t>19</w:t>
-        </w:r>
-      </w:hyperlink>
+      <w:r>
+        <w:rPr>
+          <w:lang w:val="fr_FR" w:bidi="fr_FR"/>
+        </w:rPr>
+        <w:t>19</w:t>
+      </w:r>
       <w:r>
         <w:rPr>
           <w:lang w:val="fr_FR" w:bidi="fr_FR"/>
         </w:rPr>
         <w:t>). Achaz a établi des hauts lieux pour que le peuple puisse adorer les idoles dans tout son territoire (</w:t>
       </w:r>
-      <w:hyperlink r:id="rId187">
-        <w:r>
-          <w:rPr>
-            <w:lang w:val="fr_FR" w:bidi="fr_FR"/>
-          </w:rPr>
-          <w:rPr>
-            <w:color w:val="0000EE"/>
-            <w:u w:val="single"/>
-          </w:rPr>
-          <w:t>28.24–25</w:t>
-        </w:r>
-      </w:hyperlink>
+      <w:r>
+        <w:rPr>
+          <w:lang w:val="fr_FR" w:bidi="fr_FR"/>
+        </w:rPr>
+        <w:t>28.24–25</w:t>
+      </w:r>
       <w:r>
         <w:rPr>
           <w:lang w:val="fr_FR" w:bidi="fr_FR"/>
         </w:rPr>
         <w:t xml:space="preserve">). Même ceux qui étaient du royaume du Nord ont parfois écouté Dieu plus que lui (voir </w:t>
       </w:r>
-      <w:hyperlink r:id="rId188">
-        <w:r>
-          <w:rPr>
-            <w:lang w:val="fr_FR" w:bidi="fr_FR"/>
-          </w:rPr>
-          <w:rPr>
-            <w:color w:val="0000EE"/>
-            <w:u w:val="single"/>
-          </w:rPr>
-          <w:t>28.9–15</w:t>
-        </w:r>
-      </w:hyperlink>
+      <w:r>
+        <w:rPr>
+          <w:lang w:val="fr_FR" w:bidi="fr_FR"/>
+        </w:rPr>
+        <w:t>28.9–15</w:t>
+      </w:r>
       <w:r>
         <w:rPr>
           <w:lang w:val="fr_FR" w:bidi="fr_FR"/>
@@ -4960,72 +3592,48 @@
         </w:rPr>
         <w:t>Le royaume de Juda s'est à nouveau tourné vers Dieu pendant le règne d'Ézéchias. Ces récits offrent un modèle d'unité et de restauration après la repentance. Dès la première année de son règne, il a commencé à restaurer le Temple (</w:t>
       </w:r>
-      <w:hyperlink r:id="rId189">
-        <w:r>
-          <w:rPr>
-            <w:lang w:val="fr_FR" w:bidi="fr_FR"/>
-          </w:rPr>
-          <w:rPr>
-            <w:color w:val="0000EE"/>
-            <w:u w:val="single"/>
-          </w:rPr>
-          <w:t>29.3</w:t>
-        </w:r>
-      </w:hyperlink>
+      <w:r>
+        <w:rPr>
+          <w:lang w:val="fr_FR" w:bidi="fr_FR"/>
+        </w:rPr>
+        <w:t>29.3</w:t>
+      </w:r>
       <w:r>
         <w:rPr>
           <w:lang w:val="fr_FR" w:bidi="fr_FR"/>
         </w:rPr>
         <w:t>). Lorsque le roi Ézéchias a observé la Pâque avec son peuple, il a même invité les habitants du royaume du Nord à se joindre à eux. Il a ainsi rendu possible que les habitants des deux royaumes adorent l'Éternel ensemble à nouveau (</w:t>
       </w:r>
-      <w:hyperlink r:id="rId190">
-        <w:r>
-          <w:rPr>
-            <w:lang w:val="fr_FR" w:bidi="fr_FR"/>
-          </w:rPr>
-          <w:rPr>
-            <w:color w:val="0000EE"/>
-            <w:u w:val="single"/>
-          </w:rPr>
-          <w:t>30.18–20</w:t>
-        </w:r>
-      </w:hyperlink>
+      <w:r>
+        <w:rPr>
+          <w:lang w:val="fr_FR" w:bidi="fr_FR"/>
+        </w:rPr>
+        <w:t>30.18–20</w:t>
+      </w:r>
       <w:r>
         <w:rPr>
           <w:lang w:val="fr_FR" w:bidi="fr_FR"/>
         </w:rPr>
         <w:t>). Dieu a fait prospérer Juda pendant le règne d'Ézéchias. Sa prospérité et sa gloire rappelait la gloire de l'époque du règne de Salomon quand Israël était encore une nation unie (</w:t>
       </w:r>
-      <w:hyperlink r:id="rId191">
-        <w:r>
-          <w:rPr>
-            <w:lang w:val="fr_FR" w:bidi="fr_FR"/>
-          </w:rPr>
-          <w:rPr>
-            <w:color w:val="0000EE"/>
-            <w:u w:val="single"/>
-          </w:rPr>
-          <w:t>30.26</w:t>
-        </w:r>
-      </w:hyperlink>
+      <w:r>
+        <w:rPr>
+          <w:lang w:val="fr_FR" w:bidi="fr_FR"/>
+        </w:rPr>
+        <w:t>30.26</w:t>
+      </w:r>
       <w:r>
         <w:rPr>
           <w:lang w:val="fr_FR" w:bidi="fr_FR"/>
         </w:rPr>
         <w:t xml:space="preserve"> ; voir aussi </w:t>
       </w:r>
-      <w:hyperlink r:id="rId192">
-        <w:r>
-          <w:rPr>
-            <w:lang w:val="fr_FR" w:bidi="fr_FR"/>
-          </w:rPr>
-          <w:rPr>
-            <w:color w:val="0000EE"/>
-            <w:u w:val="single"/>
-          </w:rPr>
-          <w:t>7.8–10</w:t>
-        </w:r>
-      </w:hyperlink>
+      <w:r>
+        <w:rPr>
+          <w:lang w:val="fr_FR" w:bidi="fr_FR"/>
+        </w:rPr>
+        <w:t>7.8–10</w:t>
+      </w:r>
       <w:r>
         <w:rPr>
           <w:lang w:val="fr_FR" w:bidi="fr_FR"/>
@@ -5060,18 +3668,12 @@
         </w:rPr>
         <w:t>L'espoir d'un retour de ceux qui se sont détournés de Dieu s'applique aussi à l'Église. Dans les lettres aux Églises dans Apocalypse, Jésus dit aux Églises qui sont menacées par la persécution et par la corruption de revenir à lui et lui rester fidèles. Il les avertit, mais donne l'occasion de se repentir, encourage les fidèles et fait des promesses à ceux qui entendent ce que dit l'Esprit (</w:t>
       </w:r>
-      <w:hyperlink r:id="rId193">
-        <w:r>
-          <w:rPr>
-            <w:lang w:val="fr_FR" w:bidi="fr_FR"/>
-          </w:rPr>
-          <w:rPr>
-            <w:color w:val="0000EE"/>
-            <w:u w:val="single"/>
-          </w:rPr>
-          <w:t>Ap 2–3</w:t>
-        </w:r>
-      </w:hyperlink>
+      <w:r>
+        <w:rPr>
+          <w:lang w:val="fr_FR" w:bidi="fr_FR"/>
+        </w:rPr>
+        <w:t>Ap 2–3</w:t>
+      </w:r>
       <w:r>
         <w:rPr>
           <w:lang w:val="fr_FR" w:bidi="fr_FR"/>
@@ -5090,18 +3692,12 @@
         </w:rPr>
         <w:t>(</w:t>
       </w:r>
-      <w:hyperlink r:id="rId194">
-        <w:r>
-          <w:rPr>
-            <w:lang w:val="fr_FR" w:bidi="fr_FR"/>
-          </w:rPr>
-          <w:rPr>
-            <w:color w:val="0000EE"/>
-            <w:u w:val="single"/>
-          </w:rPr>
-          <w:t>Mt 16.18</w:t>
-        </w:r>
-      </w:hyperlink>
+      <w:r>
+        <w:rPr>
+          <w:lang w:val="fr_FR" w:bidi="fr_FR"/>
+        </w:rPr>
+        <w:t>Mt 16.18</w:t>
+      </w:r>
       <w:r>
         <w:rPr>
           <w:lang w:val="fr_FR" w:bidi="fr_FR"/>
@@ -5131,198 +3727,132 @@
           <w:lang w:val="fr_FR" w:bidi="fr_FR"/>
         </w:rPr>
       </w:r>
-      <w:hyperlink r:id="rId195">
-        <w:r>
-          <w:rPr>
-            <w:lang w:val="fr_FR" w:bidi="fr_FR"/>
-          </w:rPr>
-          <w:rPr>
-            <w:color w:val="0000EE"/>
-            <w:u w:val="single"/>
-          </w:rPr>
-          <w:t>1 Rois 21.1–29</w:t>
-        </w:r>
-      </w:hyperlink>
-      <w:r>
-        <w:rPr>
-          <w:lang w:val="fr_FR" w:bidi="fr_FR"/>
-        </w:rPr>
-        <w:t xml:space="preserve"> ; </w:t>
-      </w:r>
-      <w:hyperlink r:id="rId181">
-        <w:r>
-          <w:rPr>
-            <w:lang w:val="fr_FR" w:bidi="fr_FR"/>
-          </w:rPr>
-          <w:rPr>
-            <w:color w:val="0000EE"/>
-            <w:u w:val="single"/>
-          </w:rPr>
-          <w:t>2 Chroniques 11.13–17</w:t>
-        </w:r>
-      </w:hyperlink>
-      <w:r>
-        <w:rPr>
-          <w:lang w:val="fr_FR" w:bidi="fr_FR"/>
-        </w:rPr>
-        <w:t xml:space="preserve"> ; </w:t>
-      </w:r>
-      <w:hyperlink r:id="rId196">
-        <w:r>
-          <w:rPr>
-            <w:lang w:val="fr_FR" w:bidi="fr_FR"/>
-          </w:rPr>
-          <w:rPr>
-            <w:color w:val="0000EE"/>
-            <w:u w:val="single"/>
-          </w:rPr>
-          <w:t>28.1–31.21</w:t>
-        </w:r>
-      </w:hyperlink>
-      <w:r>
-        <w:rPr>
-          <w:lang w:val="fr_FR" w:bidi="fr_FR"/>
-        </w:rPr>
-        <w:t xml:space="preserve"> ; </w:t>
-      </w:r>
-      <w:hyperlink r:id="rId197">
-        <w:r>
-          <w:rPr>
-            <w:lang w:val="fr_FR" w:bidi="fr_FR"/>
-          </w:rPr>
-          <w:rPr>
-            <w:color w:val="0000EE"/>
-            <w:u w:val="single"/>
-          </w:rPr>
-          <w:t>33.1–20</w:t>
-        </w:r>
-      </w:hyperlink>
-      <w:r>
-        <w:rPr>
-          <w:lang w:val="fr_FR" w:bidi="fr_FR"/>
-        </w:rPr>
-        <w:t xml:space="preserve"> ; </w:t>
-      </w:r>
-      <w:hyperlink r:id="rId198">
-        <w:r>
-          <w:rPr>
-            <w:lang w:val="fr_FR" w:bidi="fr_FR"/>
-          </w:rPr>
-          <w:rPr>
-            <w:color w:val="0000EE"/>
-            <w:u w:val="single"/>
-          </w:rPr>
-          <w:t>Jérémie 18.7–17</w:t>
-        </w:r>
-      </w:hyperlink>
-      <w:r>
-        <w:rPr>
-          <w:lang w:val="fr_FR" w:bidi="fr_FR"/>
-        </w:rPr>
-        <w:t xml:space="preserve"> ; </w:t>
-      </w:r>
-      <w:hyperlink r:id="rId199">
-        <w:r>
-          <w:rPr>
-            <w:lang w:val="fr_FR" w:bidi="fr_FR"/>
-          </w:rPr>
-          <w:rPr>
-            <w:color w:val="0000EE"/>
-            <w:u w:val="single"/>
-          </w:rPr>
-          <w:t>Ézéchiel 16.1–63</w:t>
-        </w:r>
-      </w:hyperlink>
-      <w:r>
-        <w:rPr>
-          <w:lang w:val="fr_FR" w:bidi="fr_FR"/>
-        </w:rPr>
-        <w:t xml:space="preserve"> ; </w:t>
-      </w:r>
-      <w:hyperlink r:id="rId200">
-        <w:r>
-          <w:rPr>
-            <w:lang w:val="fr_FR" w:bidi="fr_FR"/>
-          </w:rPr>
-          <w:rPr>
-            <w:color w:val="0000EE"/>
-            <w:u w:val="single"/>
-          </w:rPr>
-          <w:t>33.10–16</w:t>
-        </w:r>
-      </w:hyperlink>
-      <w:r>
-        <w:rPr>
-          <w:lang w:val="fr_FR" w:bidi="fr_FR"/>
-        </w:rPr>
-        <w:t xml:space="preserve"> ; </w:t>
-      </w:r>
-      <w:hyperlink r:id="rId201">
-        <w:r>
-          <w:rPr>
-            <w:lang w:val="fr_FR" w:bidi="fr_FR"/>
-          </w:rPr>
-          <w:rPr>
-            <w:color w:val="0000EE"/>
-            <w:u w:val="single"/>
-          </w:rPr>
-          <w:t>Jl 2.12–32</w:t>
-        </w:r>
-      </w:hyperlink>
-      <w:r>
-        <w:rPr>
-          <w:lang w:val="fr_FR" w:bidi="fr_FR"/>
-        </w:rPr>
-        <w:t xml:space="preserve"> ; </w:t>
-      </w:r>
-      <w:hyperlink r:id="rId202">
-        <w:r>
-          <w:rPr>
-            <w:lang w:val="fr_FR" w:bidi="fr_FR"/>
-          </w:rPr>
-          <w:rPr>
-            <w:color w:val="0000EE"/>
-            <w:u w:val="single"/>
-          </w:rPr>
-          <w:t>Luc 19.2–10</w:t>
-        </w:r>
-      </w:hyperlink>
-      <w:r>
-        <w:rPr>
-          <w:lang w:val="fr_FR" w:bidi="fr_FR"/>
-        </w:rPr>
-        <w:t xml:space="preserve"> ; </w:t>
-      </w:r>
-      <w:hyperlink r:id="rId203">
-        <w:r>
-          <w:rPr>
-            <w:lang w:val="fr_FR" w:bidi="fr_FR"/>
-          </w:rPr>
-          <w:rPr>
-            <w:color w:val="0000EE"/>
-            <w:u w:val="single"/>
-          </w:rPr>
-          <w:t>1 Corinthiens 6.9–11</w:t>
-        </w:r>
-      </w:hyperlink>
-      <w:r>
-        <w:rPr>
-          <w:lang w:val="fr_FR" w:bidi="fr_FR"/>
-        </w:rPr>
-        <w:t xml:space="preserve"> ; </w:t>
-      </w:r>
-      <w:hyperlink r:id="rId204">
-        <w:r>
-          <w:rPr>
-            <w:lang w:val="fr_FR" w:bidi="fr_FR"/>
-          </w:rPr>
-          <w:rPr>
-            <w:color w:val="0000EE"/>
-            <w:u w:val="single"/>
-          </w:rPr>
-          <w:t>1 Timothée 1.15–17</w:t>
-        </w:r>
-      </w:hyperlink>
+      <w:r>
+        <w:rPr>
+          <w:lang w:val="fr_FR" w:bidi="fr_FR"/>
+        </w:rPr>
+        <w:t>1 Rois 21.1–29</w:t>
+      </w:r>
+      <w:r>
+        <w:rPr>
+          <w:lang w:val="fr_FR" w:bidi="fr_FR"/>
+        </w:rPr>
+        <w:t xml:space="preserve"> ; </w:t>
+      </w:r>
+      <w:r>
+        <w:rPr>
+          <w:lang w:val="fr_FR" w:bidi="fr_FR"/>
+        </w:rPr>
+        <w:t>2 Chroniques 11.13–17</w:t>
+      </w:r>
+      <w:r>
+        <w:rPr>
+          <w:lang w:val="fr_FR" w:bidi="fr_FR"/>
+        </w:rPr>
+        <w:t xml:space="preserve"> ; </w:t>
+      </w:r>
+      <w:r>
+        <w:rPr>
+          <w:lang w:val="fr_FR" w:bidi="fr_FR"/>
+        </w:rPr>
+        <w:t>28.1–31.21</w:t>
+      </w:r>
+      <w:r>
+        <w:rPr>
+          <w:lang w:val="fr_FR" w:bidi="fr_FR"/>
+        </w:rPr>
+        <w:t xml:space="preserve"> ; </w:t>
+      </w:r>
+      <w:r>
+        <w:rPr>
+          <w:lang w:val="fr_FR" w:bidi="fr_FR"/>
+        </w:rPr>
+        <w:t>33.1–20</w:t>
+      </w:r>
+      <w:r>
+        <w:rPr>
+          <w:lang w:val="fr_FR" w:bidi="fr_FR"/>
+        </w:rPr>
+        <w:t xml:space="preserve"> ; </w:t>
+      </w:r>
+      <w:r>
+        <w:rPr>
+          <w:lang w:val="fr_FR" w:bidi="fr_FR"/>
+        </w:rPr>
+        <w:t>Jérémie 18.7–17</w:t>
+      </w:r>
+      <w:r>
+        <w:rPr>
+          <w:lang w:val="fr_FR" w:bidi="fr_FR"/>
+        </w:rPr>
+        <w:t xml:space="preserve"> ; </w:t>
+      </w:r>
+      <w:r>
+        <w:rPr>
+          <w:lang w:val="fr_FR" w:bidi="fr_FR"/>
+        </w:rPr>
+        <w:t>Ézéchiel 16.1–63</w:t>
+      </w:r>
+      <w:r>
+        <w:rPr>
+          <w:lang w:val="fr_FR" w:bidi="fr_FR"/>
+        </w:rPr>
+        <w:t xml:space="preserve"> ; </w:t>
+      </w:r>
+      <w:r>
+        <w:rPr>
+          <w:lang w:val="fr_FR" w:bidi="fr_FR"/>
+        </w:rPr>
+        <w:t>33.10–16</w:t>
+      </w:r>
+      <w:r>
+        <w:rPr>
+          <w:lang w:val="fr_FR" w:bidi="fr_FR"/>
+        </w:rPr>
+        <w:t xml:space="preserve"> ; </w:t>
+      </w:r>
+      <w:r>
+        <w:rPr>
+          <w:lang w:val="fr_FR" w:bidi="fr_FR"/>
+        </w:rPr>
+        <w:t>Jl 2.12–32</w:t>
+      </w:r>
+      <w:r>
+        <w:rPr>
+          <w:lang w:val="fr_FR" w:bidi="fr_FR"/>
+        </w:rPr>
+        <w:t xml:space="preserve"> ; </w:t>
+      </w:r>
+      <w:r>
+        <w:rPr>
+          <w:lang w:val="fr_FR" w:bidi="fr_FR"/>
+        </w:rPr>
+        <w:t>Luc 19.2–10</w:t>
+      </w:r>
+      <w:r>
+        <w:rPr>
+          <w:lang w:val="fr_FR" w:bidi="fr_FR"/>
+        </w:rPr>
+        <w:t xml:space="preserve"> ; </w:t>
+      </w:r>
+      <w:r>
+        <w:rPr>
+          <w:lang w:val="fr_FR" w:bidi="fr_FR"/>
+        </w:rPr>
+        <w:t>1 Corinthiens 6.9–11</w:t>
+      </w:r>
+      <w:r>
+        <w:rPr>
+          <w:lang w:val="fr_FR" w:bidi="fr_FR"/>
+        </w:rPr>
+        <w:t xml:space="preserve"> ; </w:t>
+      </w:r>
+      <w:r>
+        <w:rPr>
+          <w:lang w:val="fr_FR" w:bidi="fr_FR"/>
+        </w:rPr>
+        <w:t>1 Timothée 1.15–17</w:t>
+      </w:r>
       <w:r>
         <w:rPr>
           <w:lang w:val="fr_FR" w:bidi="fr_FR"/>
@@ -5371,72 +3901,48 @@
         </w:rPr>
         <w:t>Pour beaucoup de gens aujourd'hui, le Nouveau Testament semble présenter une vision extrême de la vie chrétienne. Dieu appelle les chrétiens à renoncer à leurs droits, à endurer la souffrance et même à faire face à la mort pour Jésus (</w:t>
       </w:r>
-      <w:hyperlink r:id="rId205">
-        <w:r>
-          <w:rPr>
-            <w:lang w:val="fr_FR" w:bidi="fr_FR"/>
-          </w:rPr>
-          <w:rPr>
-            <w:color w:val="0000EE"/>
-            <w:u w:val="single"/>
-          </w:rPr>
-          <w:t>Mc 8.34–36</w:t>
-        </w:r>
-      </w:hyperlink>
+      <w:r>
+        <w:rPr>
+          <w:lang w:val="fr_FR" w:bidi="fr_FR"/>
+        </w:rPr>
+        <w:t>Mc 8.34–36</w:t>
+      </w:r>
       <w:r>
         <w:rPr>
           <w:lang w:val="fr_FR" w:bidi="fr_FR"/>
         </w:rPr>
         <w:t>). Ils doivent se détourner des choses du mondes que tout le reste du monde poursuit (</w:t>
       </w:r>
-      <w:hyperlink r:id="rId206">
-        <w:r>
-          <w:rPr>
-            <w:lang w:val="fr_FR" w:bidi="fr_FR"/>
-          </w:rPr>
-          <w:rPr>
-            <w:color w:val="0000EE"/>
-            <w:u w:val="single"/>
-          </w:rPr>
-          <w:t>1Jn 2.15–17</w:t>
-        </w:r>
-      </w:hyperlink>
+      <w:r>
+        <w:rPr>
+          <w:lang w:val="fr_FR" w:bidi="fr_FR"/>
+        </w:rPr>
+        <w:t>1Jn 2.15–17</w:t>
+      </w:r>
       <w:r>
         <w:rPr>
           <w:lang w:val="fr_FR" w:bidi="fr_FR"/>
         </w:rPr>
         <w:t>). Ils doivent même « haïr » leur vie dans ce monde (</w:t>
       </w:r>
-      <w:hyperlink r:id="rId207">
-        <w:r>
-          <w:rPr>
-            <w:lang w:val="fr_FR" w:bidi="fr_FR"/>
-          </w:rPr>
-          <w:rPr>
-            <w:color w:val="0000EE"/>
-            <w:u w:val="single"/>
-          </w:rPr>
-          <w:t>Jn 12.24–25</w:t>
-        </w:r>
-      </w:hyperlink>
+      <w:r>
+        <w:rPr>
+          <w:lang w:val="fr_FR" w:bidi="fr_FR"/>
+        </w:rPr>
+        <w:t>Jn 12.24–25</w:t>
+      </w:r>
       <w:r>
         <w:rPr>
           <w:lang w:val="fr_FR" w:bidi="fr_FR"/>
         </w:rPr>
         <w:t>). Paul conseille même aux chrétiens qui le peuvent de renoncer aux désirs habituels de mariage et de famille et de rester célibataires pour Jésus (</w:t>
       </w:r>
-      <w:hyperlink r:id="rId208">
-        <w:r>
-          <w:rPr>
-            <w:lang w:val="fr_FR" w:bidi="fr_FR"/>
-          </w:rPr>
-          <w:rPr>
-            <w:color w:val="0000EE"/>
-            <w:u w:val="single"/>
-          </w:rPr>
-          <w:t>1Co 7.7</w:t>
-        </w:r>
-      </w:hyperlink>
+      <w:r>
+        <w:rPr>
+          <w:lang w:val="fr_FR" w:bidi="fr_FR"/>
+        </w:rPr>
+        <w:t>1Co 7.7</w:t>
+      </w:r>
       <w:r>
         <w:rPr>
           <w:lang w:val="fr_FR" w:bidi="fr_FR"/>
@@ -5457,54 +3963,36 @@
         </w:rPr>
         <w:t>Quelle est la raison de cette vision extrême de la vie ? Paul explique que c'est parce que les croyants appartiennent totalement à Jésus, que ce soient leurs corps ou leurs âmes. Quand Jésus est mort, il les a rachetés pour lui-même (</w:t>
       </w:r>
-      <w:hyperlink r:id="rId209">
-        <w:r>
-          <w:rPr>
-            <w:lang w:val="fr_FR" w:bidi="fr_FR"/>
-          </w:rPr>
-          <w:rPr>
-            <w:color w:val="0000EE"/>
-            <w:u w:val="single"/>
-          </w:rPr>
-          <w:t>1Co 6.20</w:t>
-        </w:r>
-      </w:hyperlink>
+      <w:r>
+        <w:rPr>
+          <w:lang w:val="fr_FR" w:bidi="fr_FR"/>
+        </w:rPr>
+        <w:t>1Co 6.20</w:t>
+      </w:r>
       <w:r>
         <w:rPr>
           <w:lang w:val="fr_FR" w:bidi="fr_FR"/>
         </w:rPr>
         <w:t>). Ils ne doivent plus vivre uniquement pour eux-mêmes et leurs propres désirs (</w:t>
       </w:r>
-      <w:hyperlink r:id="rId210">
-        <w:r>
-          <w:rPr>
-            <w:lang w:val="fr_FR" w:bidi="fr_FR"/>
-          </w:rPr>
-          <w:rPr>
-            <w:color w:val="0000EE"/>
-            <w:u w:val="single"/>
-          </w:rPr>
-          <w:t>2Co 5.14–15</w:t>
-        </w:r>
-      </w:hyperlink>
+      <w:r>
+        <w:rPr>
+          <w:lang w:val="fr_FR" w:bidi="fr_FR"/>
+        </w:rPr>
+        <w:t>2Co 5.14–15</w:t>
+      </w:r>
       <w:r>
         <w:rPr>
           <w:lang w:val="fr_FR" w:bidi="fr_FR"/>
         </w:rPr>
         <w:t>). Ayant renoncé à leurs intérêts personnels, ils doivent vivre pleinement pour leur Seigneur selon son appel (</w:t>
       </w:r>
-      <w:hyperlink r:id="rId211">
-        <w:r>
-          <w:rPr>
-            <w:lang w:val="fr_FR" w:bidi="fr_FR"/>
-          </w:rPr>
-          <w:rPr>
-            <w:color w:val="0000EE"/>
-            <w:u w:val="single"/>
-          </w:rPr>
-          <w:t>Rm 14.7–9</w:t>
-        </w:r>
-      </w:hyperlink>
+      <w:r>
+        <w:rPr>
+          <w:lang w:val="fr_FR" w:bidi="fr_FR"/>
+        </w:rPr>
+        <w:t>Rm 14.7–9</w:t>
+      </w:r>
       <w:r>
         <w:rPr>
           <w:lang w:val="fr_FR" w:bidi="fr_FR"/>
@@ -5525,36 +4013,24 @@
         </w:rPr>
         <w:t xml:space="preserve">Pour les vrais chrétiens, obéir à Jésus n'est pas un lourd fardeau. C'est une manière de montrer leur amour et leur loyauté à celui qui est mort pour eux. Pour le peuple de Jésus, la vie est pleine d'occasions joyeuses de remercier Dieu pour la grâce qu'il nous a manifestée à travers Jésus-Christ. Ils sont heureux de consacrer leur vie à servir celui qui a tout sacrifié pour eux (voir </w:t>
       </w:r>
-      <w:hyperlink r:id="rId212">
-        <w:r>
-          <w:rPr>
-            <w:lang w:val="fr_FR" w:bidi="fr_FR"/>
-          </w:rPr>
-          <w:rPr>
-            <w:color w:val="0000EE"/>
-            <w:u w:val="single"/>
-          </w:rPr>
-          <w:t>1Jn 3.16</w:t>
-        </w:r>
-      </w:hyperlink>
+      <w:r>
+        <w:rPr>
+          <w:lang w:val="fr_FR" w:bidi="fr_FR"/>
+        </w:rPr>
+        <w:t>1Jn 3.16</w:t>
+      </w:r>
       <w:r>
         <w:rPr>
           <w:lang w:val="fr_FR" w:bidi="fr_FR"/>
         </w:rPr>
         <w:t>). Quand les chrétiens renoncent à leurs propres désirs, la vie de Jésus est manifestée en eux et à travers eux (</w:t>
       </w:r>
-      <w:hyperlink r:id="rId213">
-        <w:r>
-          <w:rPr>
-            <w:lang w:val="fr_FR" w:bidi="fr_FR"/>
-          </w:rPr>
-          <w:rPr>
-            <w:color w:val="0000EE"/>
-            <w:u w:val="single"/>
-          </w:rPr>
-          <w:t>Ga 2.19–20</w:t>
-        </w:r>
-      </w:hyperlink>
+      <w:r>
+        <w:rPr>
+          <w:lang w:val="fr_FR" w:bidi="fr_FR"/>
+        </w:rPr>
+        <w:t>Ga 2.19–20</w:t>
+      </w:r>
       <w:r>
         <w:rPr>
           <w:lang w:val="fr_FR" w:bidi="fr_FR"/>
@@ -5584,288 +4060,192 @@
           <w:lang w:val="fr_FR" w:bidi="fr_FR"/>
         </w:rPr>
       </w:r>
-      <w:hyperlink r:id="rId214">
-        <w:r>
-          <w:rPr>
-            <w:lang w:val="fr_FR" w:bidi="fr_FR"/>
-          </w:rPr>
-          <w:rPr>
-            <w:color w:val="0000EE"/>
-            <w:u w:val="single"/>
-          </w:rPr>
-          <w:t>Deutéronome 9.26</w:t>
-        </w:r>
-      </w:hyperlink>
+      <w:r>
+        <w:rPr>
+          <w:lang w:val="fr_FR" w:bidi="fr_FR"/>
+        </w:rPr>
+        <w:t>Deutéronome 9.26</w:t>
+      </w:r>
       <w:r>
         <w:rPr>
           <w:lang w:val="fr_FR" w:bidi="fr_FR"/>
         </w:rPr>
         <w:t xml:space="preserve">, </w:t>
       </w:r>
-      <w:hyperlink r:id="rId215">
-        <w:r>
-          <w:rPr>
-            <w:lang w:val="fr_FR" w:bidi="fr_FR"/>
-          </w:rPr>
-          <w:rPr>
-            <w:color w:val="0000EE"/>
-            <w:u w:val="single"/>
-          </w:rPr>
-          <w:t xml:space="preserve">29 </w:t>
-        </w:r>
-      </w:hyperlink>
+      <w:r>
+        <w:rPr>
+          <w:lang w:val="fr_FR" w:bidi="fr_FR"/>
+        </w:rPr>
+        <w:t xml:space="preserve">29 </w:t>
+      </w:r>
       <w:r>
         <w:rPr>
           <w:lang w:val="fr_FR" w:bidi="fr_FR"/>
         </w:rPr>
         <w:t xml:space="preserve">; </w:t>
       </w:r>
-      <w:hyperlink r:id="rId216">
-        <w:r>
-          <w:rPr>
-            <w:lang w:val="fr_FR" w:bidi="fr_FR"/>
-          </w:rPr>
-          <w:rPr>
-            <w:color w:val="0000EE"/>
-            <w:u w:val="single"/>
-          </w:rPr>
-          <w:t xml:space="preserve">32.9 </w:t>
-        </w:r>
-      </w:hyperlink>
+      <w:r>
+        <w:rPr>
+          <w:lang w:val="fr_FR" w:bidi="fr_FR"/>
+        </w:rPr>
+        <w:t xml:space="preserve">32.9 </w:t>
+      </w:r>
       <w:r>
         <w:rPr>
           <w:lang w:val="fr_FR" w:bidi="fr_FR"/>
         </w:rPr>
         <w:t xml:space="preserve">; </w:t>
       </w:r>
-      <w:hyperlink r:id="rId217">
-        <w:r>
-          <w:rPr>
-            <w:lang w:val="fr_FR" w:bidi="fr_FR"/>
-          </w:rPr>
-          <w:rPr>
-            <w:color w:val="0000EE"/>
-            <w:u w:val="single"/>
-          </w:rPr>
-          <w:t xml:space="preserve">1 Rois 8.53 </w:t>
-        </w:r>
-      </w:hyperlink>
+      <w:r>
+        <w:rPr>
+          <w:lang w:val="fr_FR" w:bidi="fr_FR"/>
+        </w:rPr>
+        <w:t xml:space="preserve">1 Rois 8.53 </w:t>
+      </w:r>
       <w:r>
         <w:rPr>
           <w:lang w:val="fr_FR" w:bidi="fr_FR"/>
         </w:rPr>
         <w:t xml:space="preserve">; </w:t>
       </w:r>
-      <w:hyperlink r:id="rId218">
-        <w:r>
-          <w:rPr>
-            <w:lang w:val="fr_FR" w:bidi="fr_FR"/>
-          </w:rPr>
-          <w:rPr>
-            <w:color w:val="0000EE"/>
-            <w:u w:val="single"/>
-          </w:rPr>
-          <w:t xml:space="preserve">Psaumes 2.8 </w:t>
-        </w:r>
-      </w:hyperlink>
+      <w:r>
+        <w:rPr>
+          <w:lang w:val="fr_FR" w:bidi="fr_FR"/>
+        </w:rPr>
+        <w:t xml:space="preserve">Psaumes 2.8 </w:t>
+      </w:r>
       <w:r>
         <w:rPr>
           <w:lang w:val="fr_FR" w:bidi="fr_FR"/>
         </w:rPr>
         <w:t xml:space="preserve">; </w:t>
       </w:r>
-      <w:hyperlink r:id="rId219">
-        <w:r>
-          <w:rPr>
-            <w:lang w:val="fr_FR" w:bidi="fr_FR"/>
-          </w:rPr>
-          <w:rPr>
-            <w:color w:val="0000EE"/>
-            <w:u w:val="single"/>
-          </w:rPr>
-          <w:t xml:space="preserve">28.9 </w:t>
-        </w:r>
-      </w:hyperlink>
+      <w:r>
+        <w:rPr>
+          <w:lang w:val="fr_FR" w:bidi="fr_FR"/>
+        </w:rPr>
+        <w:t xml:space="preserve">28.9 </w:t>
+      </w:r>
       <w:r>
         <w:rPr>
           <w:lang w:val="fr_FR" w:bidi="fr_FR"/>
         </w:rPr>
         <w:t xml:space="preserve">; </w:t>
       </w:r>
-      <w:hyperlink r:id="rId220">
-        <w:r>
-          <w:rPr>
-            <w:lang w:val="fr_FR" w:bidi="fr_FR"/>
-          </w:rPr>
-          <w:rPr>
-            <w:color w:val="0000EE"/>
-            <w:u w:val="single"/>
-          </w:rPr>
-          <w:t xml:space="preserve">Ézéchiel 18.4 </w:t>
-        </w:r>
-      </w:hyperlink>
+      <w:r>
+        <w:rPr>
+          <w:lang w:val="fr_FR" w:bidi="fr_FR"/>
+        </w:rPr>
+        <w:t xml:space="preserve">Ézéchiel 18.4 </w:t>
+      </w:r>
       <w:r>
         <w:rPr>
           <w:lang w:val="fr_FR" w:bidi="fr_FR"/>
         </w:rPr>
         <w:t xml:space="preserve">; </w:t>
       </w:r>
-      <w:hyperlink r:id="rId205">
-        <w:r>
-          <w:rPr>
-            <w:lang w:val="fr_FR" w:bidi="fr_FR"/>
-          </w:rPr>
-          <w:rPr>
-            <w:color w:val="0000EE"/>
-            <w:u w:val="single"/>
-          </w:rPr>
-          <w:t xml:space="preserve">Marc 8.34–36 </w:t>
-        </w:r>
-      </w:hyperlink>
+      <w:r>
+        <w:rPr>
+          <w:lang w:val="fr_FR" w:bidi="fr_FR"/>
+        </w:rPr>
+        <w:t xml:space="preserve">Marc 8.34–36 </w:t>
+      </w:r>
       <w:r>
         <w:rPr>
           <w:lang w:val="fr_FR" w:bidi="fr_FR"/>
         </w:rPr>
         <w:t xml:space="preserve">; </w:t>
       </w:r>
-      <w:hyperlink r:id="rId221">
-        <w:r>
-          <w:rPr>
-            <w:lang w:val="fr_FR" w:bidi="fr_FR"/>
-          </w:rPr>
-          <w:rPr>
-            <w:color w:val="0000EE"/>
-            <w:u w:val="single"/>
-          </w:rPr>
-          <w:t xml:space="preserve">12.30 </w:t>
-        </w:r>
-      </w:hyperlink>
+      <w:r>
+        <w:rPr>
+          <w:lang w:val="fr_FR" w:bidi="fr_FR"/>
+        </w:rPr>
+        <w:t xml:space="preserve">12.30 </w:t>
+      </w:r>
       <w:r>
         <w:rPr>
           <w:lang w:val="fr_FR" w:bidi="fr_FR"/>
         </w:rPr>
         <w:t xml:space="preserve">; </w:t>
       </w:r>
-      <w:hyperlink r:id="rId211">
-        <w:r>
-          <w:rPr>
-            <w:lang w:val="fr_FR" w:bidi="fr_FR"/>
-          </w:rPr>
-          <w:rPr>
-            <w:color w:val="0000EE"/>
-            <w:u w:val="single"/>
-          </w:rPr>
-          <w:t xml:space="preserve">Romains 14.7–9 </w:t>
-        </w:r>
-      </w:hyperlink>
+      <w:r>
+        <w:rPr>
+          <w:lang w:val="fr_FR" w:bidi="fr_FR"/>
+        </w:rPr>
+        <w:t xml:space="preserve">Romains 14.7–9 </w:t>
+      </w:r>
       <w:r>
         <w:rPr>
           <w:lang w:val="fr_FR" w:bidi="fr_FR"/>
         </w:rPr>
         <w:t xml:space="preserve">; </w:t>
       </w:r>
-      <w:hyperlink r:id="rId222">
-        <w:r>
-          <w:rPr>
-            <w:lang w:val="fr_FR" w:bidi="fr_FR"/>
-          </w:rPr>
-          <w:rPr>
-            <w:color w:val="0000EE"/>
-            <w:u w:val="single"/>
-          </w:rPr>
-          <w:t xml:space="preserve">1 Corinthiens 6.19–20 </w:t>
-        </w:r>
-      </w:hyperlink>
+      <w:r>
+        <w:rPr>
+          <w:lang w:val="fr_FR" w:bidi="fr_FR"/>
+        </w:rPr>
+        <w:t xml:space="preserve">1 Corinthiens 6.19–20 </w:t>
+      </w:r>
       <w:r>
         <w:rPr>
           <w:lang w:val="fr_FR" w:bidi="fr_FR"/>
         </w:rPr>
         <w:t xml:space="preserve">; </w:t>
       </w:r>
-      <w:hyperlink r:id="rId223">
-        <w:r>
-          <w:rPr>
-            <w:lang w:val="fr_FR" w:bidi="fr_FR"/>
-          </w:rPr>
-          <w:rPr>
-            <w:color w:val="0000EE"/>
-            <w:u w:val="single"/>
-          </w:rPr>
-          <w:t xml:space="preserve">7.20–24 </w:t>
-        </w:r>
-      </w:hyperlink>
+      <w:r>
+        <w:rPr>
+          <w:lang w:val="fr_FR" w:bidi="fr_FR"/>
+        </w:rPr>
+        <w:t xml:space="preserve">7.20–24 </w:t>
+      </w:r>
       <w:r>
         <w:rPr>
           <w:lang w:val="fr_FR" w:bidi="fr_FR"/>
         </w:rPr>
         <w:t xml:space="preserve">; </w:t>
       </w:r>
-      <w:hyperlink r:id="rId224">
-        <w:r>
-          <w:rPr>
-            <w:lang w:val="fr_FR" w:bidi="fr_FR"/>
-          </w:rPr>
-          <w:rPr>
-            <w:color w:val="0000EE"/>
-            <w:u w:val="single"/>
-          </w:rPr>
-          <w:t xml:space="preserve">7.32–35 </w:t>
-        </w:r>
-      </w:hyperlink>
+      <w:r>
+        <w:rPr>
+          <w:lang w:val="fr_FR" w:bidi="fr_FR"/>
+        </w:rPr>
+        <w:t xml:space="preserve">7.32–35 </w:t>
+      </w:r>
       <w:r>
         <w:rPr>
           <w:lang w:val="fr_FR" w:bidi="fr_FR"/>
         </w:rPr>
         <w:t xml:space="preserve">; </w:t>
       </w:r>
-      <w:hyperlink r:id="rId210">
-        <w:r>
-          <w:rPr>
-            <w:lang w:val="fr_FR" w:bidi="fr_FR"/>
-          </w:rPr>
-          <w:rPr>
-            <w:color w:val="0000EE"/>
-            <w:u w:val="single"/>
-          </w:rPr>
-          <w:t xml:space="preserve">2 Corinthiens 5.14–15 </w:t>
-        </w:r>
-      </w:hyperlink>
+      <w:r>
+        <w:rPr>
+          <w:lang w:val="fr_FR" w:bidi="fr_FR"/>
+        </w:rPr>
+        <w:t xml:space="preserve">2 Corinthiens 5.14–15 </w:t>
+      </w:r>
       <w:r>
         <w:rPr>
           <w:lang w:val="fr_FR" w:bidi="fr_FR"/>
         </w:rPr>
         <w:t xml:space="preserve">; </w:t>
       </w:r>
-      <w:hyperlink r:id="rId213">
-        <w:r>
-          <w:rPr>
-            <w:lang w:val="fr_FR" w:bidi="fr_FR"/>
-          </w:rPr>
-          <w:rPr>
-            <w:color w:val="0000EE"/>
-            <w:u w:val="single"/>
-          </w:rPr>
-          <w:t xml:space="preserve">Galates 2.19–20 </w:t>
-        </w:r>
-      </w:hyperlink>
+      <w:r>
+        <w:rPr>
+          <w:lang w:val="fr_FR" w:bidi="fr_FR"/>
+        </w:rPr>
+        <w:t xml:space="preserve">Galates 2.19–20 </w:t>
+      </w:r>
       <w:r>
         <w:rPr>
           <w:lang w:val="fr_FR" w:bidi="fr_FR"/>
         </w:rPr>
         <w:t xml:space="preserve">; </w:t>
       </w:r>
-      <w:hyperlink r:id="rId225">
-        <w:r>
-          <w:rPr>
-            <w:lang w:val="fr_FR" w:bidi="fr_FR"/>
-          </w:rPr>
-          <w:rPr>
-            <w:color w:val="0000EE"/>
-            <w:u w:val="single"/>
-          </w:rPr>
-          <w:t>1 Pierre 2.9–10</w:t>
-        </w:r>
-      </w:hyperlink>
+      <w:r>
+        <w:rPr>
+          <w:lang w:val="fr_FR" w:bidi="fr_FR"/>
+        </w:rPr>
+        <w:t>1 Pierre 2.9–10</w:t>
+      </w:r>
       <w:r>
         <w:rPr>
           <w:lang w:val="fr_FR" w:bidi="fr_FR"/>
@@ -5914,72 +4294,48 @@
         </w:rPr>
         <w:t xml:space="preserve">L'AT interdit des pratiques de sorcellerie ou magie telles que le spiritisme, la divination et la nécromancie. La nécromancie consiste à contacter les esprits des morts, généralement pour chercher des conseils sur l'avenir (voir </w:t>
       </w:r>
-      <w:hyperlink r:id="rId226">
-        <w:r>
-          <w:rPr>
-            <w:lang w:val="fr_FR" w:bidi="fr_FR"/>
-          </w:rPr>
-          <w:rPr>
-            <w:color w:val="0000EE"/>
-            <w:u w:val="single"/>
-          </w:rPr>
-          <w:t>Dt 18.9–12</w:t>
-        </w:r>
-      </w:hyperlink>
+      <w:r>
+        <w:rPr>
+          <w:lang w:val="fr_FR" w:bidi="fr_FR"/>
+        </w:rPr>
+        <w:t>Dt 18.9–12</w:t>
+      </w:r>
       <w:r>
         <w:rPr>
           <w:lang w:val="fr_FR" w:bidi="fr_FR"/>
         </w:rPr>
         <w:t>). Pratiquer la nécromancie ou consulter un nécromancien étaient des crimes punis de mort (</w:t>
       </w:r>
-      <w:hyperlink r:id="rId227">
-        <w:r>
-          <w:rPr>
-            <w:lang w:val="fr_FR" w:bidi="fr_FR"/>
-          </w:rPr>
-          <w:rPr>
-            <w:color w:val="0000EE"/>
-            <w:u w:val="single"/>
-          </w:rPr>
-          <w:t>Lv 20.6</w:t>
-        </w:r>
-      </w:hyperlink>
+      <w:r>
+        <w:rPr>
+          <w:lang w:val="fr_FR" w:bidi="fr_FR"/>
+        </w:rPr>
+        <w:t>Lv 20.6</w:t>
+      </w:r>
       <w:r>
         <w:rPr>
           <w:lang w:val="fr_FR" w:bidi="fr_FR"/>
         </w:rPr>
         <w:t xml:space="preserve">, </w:t>
       </w:r>
-      <w:hyperlink r:id="rId228">
-        <w:r>
-          <w:rPr>
-            <w:lang w:val="fr_FR" w:bidi="fr_FR"/>
-          </w:rPr>
-          <w:rPr>
-            <w:color w:val="0000EE"/>
-            <w:u w:val="single"/>
-          </w:rPr>
-          <w:t>27</w:t>
-        </w:r>
-      </w:hyperlink>
+      <w:r>
+        <w:rPr>
+          <w:lang w:val="fr_FR" w:bidi="fr_FR"/>
+        </w:rPr>
+        <w:t>27</w:t>
+      </w:r>
       <w:r>
         <w:rPr>
           <w:lang w:val="fr_FR" w:bidi="fr_FR"/>
         </w:rPr>
         <w:t xml:space="preserve"> ; voir aussi </w:t>
       </w:r>
-      <w:hyperlink r:id="rId229">
-        <w:r>
-          <w:rPr>
-            <w:lang w:val="fr_FR" w:bidi="fr_FR"/>
-          </w:rPr>
-          <w:rPr>
-            <w:color w:val="0000EE"/>
-            <w:u w:val="single"/>
-          </w:rPr>
-          <w:t>1S 28.9</w:t>
-        </w:r>
-      </w:hyperlink>
+      <w:r>
+        <w:rPr>
+          <w:lang w:val="fr_FR" w:bidi="fr_FR"/>
+        </w:rPr>
+        <w:t>1S 28.9</w:t>
+      </w:r>
       <w:r>
         <w:rPr>
           <w:lang w:val="fr_FR" w:bidi="fr_FR"/>
@@ -6000,18 +4356,12 @@
         </w:rPr>
         <w:t>Dieu a enterré Moïse dans une tombe cachée (</w:t>
       </w:r>
-      <w:hyperlink r:id="rId230">
-        <w:r>
-          <w:rPr>
-            <w:lang w:val="fr_FR" w:bidi="fr_FR"/>
-          </w:rPr>
-          <w:rPr>
-            <w:color w:val="0000EE"/>
-            <w:u w:val="single"/>
-          </w:rPr>
-          <w:t>Dt 34.6</w:t>
-        </w:r>
-      </w:hyperlink>
+      <w:r>
+        <w:rPr>
+          <w:lang w:val="fr_FR" w:bidi="fr_FR"/>
+        </w:rPr>
+        <w:t>Dt 34.6</w:t>
+      </w:r>
       <w:r>
         <w:rPr>
           <w:lang w:val="fr_FR" w:bidi="fr_FR"/>
@@ -6032,144 +4382,96 @@
         </w:rPr>
         <w:t xml:space="preserve">L'AT interdit donc de chercher à contacter les morts pour parler avec eux (voir </w:t>
       </w:r>
-      <w:hyperlink r:id="rId231">
-        <w:r>
-          <w:rPr>
-            <w:lang w:val="fr_FR" w:bidi="fr_FR"/>
-          </w:rPr>
-          <w:rPr>
-            <w:color w:val="0000EE"/>
-            <w:u w:val="single"/>
-          </w:rPr>
-          <w:t xml:space="preserve">2S 12.23 </w:t>
-        </w:r>
-      </w:hyperlink>
+      <w:r>
+        <w:rPr>
+          <w:lang w:val="fr_FR" w:bidi="fr_FR"/>
+        </w:rPr>
+        <w:t xml:space="preserve">2S 12.23 </w:t>
+      </w:r>
       <w:r>
         <w:rPr>
           <w:lang w:val="fr_FR" w:bidi="fr_FR"/>
         </w:rPr>
         <w:t xml:space="preserve">; </w:t>
       </w:r>
-      <w:hyperlink r:id="rId232">
-        <w:r>
-          <w:rPr>
-            <w:lang w:val="fr_FR" w:bidi="fr_FR"/>
-          </w:rPr>
-          <w:rPr>
-            <w:color w:val="0000EE"/>
-            <w:u w:val="single"/>
-          </w:rPr>
-          <w:t xml:space="preserve">Jb 14.10–12 </w:t>
-        </w:r>
-      </w:hyperlink>
+      <w:r>
+        <w:rPr>
+          <w:lang w:val="fr_FR" w:bidi="fr_FR"/>
+        </w:rPr>
+        <w:t xml:space="preserve">Jb 14.10–12 </w:t>
+      </w:r>
       <w:r>
         <w:rPr>
           <w:lang w:val="fr_FR" w:bidi="fr_FR"/>
         </w:rPr>
         <w:t xml:space="preserve">; </w:t>
       </w:r>
-      <w:hyperlink r:id="rId233">
-        <w:r>
-          <w:rPr>
-            <w:lang w:val="fr_FR" w:bidi="fr_FR"/>
-          </w:rPr>
-          <w:rPr>
-            <w:color w:val="0000EE"/>
-            <w:u w:val="single"/>
-          </w:rPr>
-          <w:t xml:space="preserve">Ps 88.11 </w:t>
-        </w:r>
-      </w:hyperlink>
+      <w:r>
+        <w:rPr>
+          <w:lang w:val="fr_FR" w:bidi="fr_FR"/>
+        </w:rPr>
+        <w:t xml:space="preserve">Ps 88.11 </w:t>
+      </w:r>
       <w:r>
         <w:rPr>
           <w:lang w:val="fr_FR" w:bidi="fr_FR"/>
         </w:rPr>
         <w:t xml:space="preserve">; </w:t>
       </w:r>
-      <w:hyperlink r:id="rId234">
-        <w:r>
-          <w:rPr>
-            <w:lang w:val="fr_FR" w:bidi="fr_FR"/>
-          </w:rPr>
-          <w:rPr>
-            <w:color w:val="0000EE"/>
-            <w:u w:val="single"/>
-          </w:rPr>
-          <w:t>115.17</w:t>
-        </w:r>
-      </w:hyperlink>
+      <w:r>
+        <w:rPr>
+          <w:lang w:val="fr_FR" w:bidi="fr_FR"/>
+        </w:rPr>
+        <w:t>115.17</w:t>
+      </w:r>
       <w:r>
         <w:rPr>
           <w:lang w:val="fr_FR" w:bidi="fr_FR"/>
         </w:rPr>
         <w:t xml:space="preserve">). Il semble que Dieu ait fait une exception lorsqu'il a permis au prophète Samuel de revenir et de parler avec Saül (voir </w:t>
       </w:r>
-      <w:hyperlink r:id="rId235">
-        <w:r>
-          <w:rPr>
-            <w:lang w:val="fr_FR" w:bidi="fr_FR"/>
-          </w:rPr>
-          <w:rPr>
-            <w:color w:val="0000EE"/>
-            <w:u w:val="single"/>
-          </w:rPr>
-          <w:t>1S 28.12–19</w:t>
-        </w:r>
-      </w:hyperlink>
+      <w:r>
+        <w:rPr>
+          <w:lang w:val="fr_FR" w:bidi="fr_FR"/>
+        </w:rPr>
+        <w:t>1S 28.12–19</w:t>
+      </w:r>
       <w:r>
         <w:rPr>
           <w:lang w:val="fr_FR" w:bidi="fr_FR"/>
         </w:rPr>
         <w:t xml:space="preserve">). Cependant, Saül a gravement péché en essayant de contacter Samuel par l'intermédiaire de quelqu'un qui pratiquait cela (un médium). L'auteur des Chroniques mentionne ce péché parmi les péchés qui en ont fait un mauvais roi, qui a perdu son royaume (voir </w:t>
       </w:r>
-      <w:hyperlink r:id="rId236">
-        <w:r>
-          <w:rPr>
-            <w:lang w:val="fr_FR" w:bidi="fr_FR"/>
-          </w:rPr>
-          <w:rPr>
-            <w:color w:val="0000EE"/>
-            <w:u w:val="single"/>
-          </w:rPr>
-          <w:t>1Ch 10.13–14</w:t>
-        </w:r>
-      </w:hyperlink>
+      <w:r>
+        <w:rPr>
+          <w:lang w:val="fr_FR" w:bidi="fr_FR"/>
+        </w:rPr>
+        <w:t>1Ch 10.13–14</w:t>
+      </w:r>
       <w:r>
         <w:rPr>
           <w:lang w:val="fr_FR" w:bidi="fr_FR"/>
         </w:rPr>
         <w:t>). Il n'y a jamais de raison valide de pratiquer la nécromancie (chercher des conseils auprès des morts) alors que nous avons la parole de Dieu et son Esprit pour nous guider (</w:t>
       </w:r>
-      <w:hyperlink r:id="rId237">
-        <w:r>
-          <w:rPr>
-            <w:lang w:val="fr_FR" w:bidi="fr_FR"/>
-          </w:rPr>
-          <w:rPr>
-            <w:color w:val="0000EE"/>
-            <w:u w:val="single"/>
-          </w:rPr>
-          <w:t xml:space="preserve">2Tm 3.15–17 </w:t>
-        </w:r>
-      </w:hyperlink>
+      <w:r>
+        <w:rPr>
+          <w:lang w:val="fr_FR" w:bidi="fr_FR"/>
+        </w:rPr>
+        <w:t xml:space="preserve">2Tm 3.15–17 </w:t>
+      </w:r>
       <w:r>
         <w:rPr>
           <w:lang w:val="fr_FR" w:bidi="fr_FR"/>
         </w:rPr>
         <w:t xml:space="preserve">; </w:t>
       </w:r>
-      <w:hyperlink r:id="rId177">
-        <w:r>
-          <w:rPr>
-            <w:lang w:val="fr_FR" w:bidi="fr_FR"/>
-          </w:rPr>
-          <w:rPr>
-            <w:color w:val="0000EE"/>
-            <w:u w:val="single"/>
-          </w:rPr>
-          <w:t>Hé 4.12–13</w:t>
-        </w:r>
-      </w:hyperlink>
+      <w:r>
+        <w:rPr>
+          <w:lang w:val="fr_FR" w:bidi="fr_FR"/>
+        </w:rPr>
+        <w:t>Hé 4.12–13</w:t>
+      </w:r>
       <w:r>
         <w:rPr>
           <w:lang w:val="fr_FR" w:bidi="fr_FR"/>
@@ -6199,198 +4501,132 @@
           <w:lang w:val="fr_FR" w:bidi="fr_FR"/>
         </w:rPr>
       </w:r>
-      <w:hyperlink r:id="rId238">
-        <w:r>
-          <w:rPr>
-            <w:lang w:val="fr_FR" w:bidi="fr_FR"/>
-          </w:rPr>
-          <w:rPr>
-            <w:color w:val="0000EE"/>
-            <w:u w:val="single"/>
-          </w:rPr>
-          <w:t>Lévitique 19.31</w:t>
-        </w:r>
-      </w:hyperlink>
-      <w:r>
-        <w:rPr>
-          <w:lang w:val="fr_FR" w:bidi="fr_FR"/>
-        </w:rPr>
-        <w:t xml:space="preserve"> ; </w:t>
-      </w:r>
-      <w:hyperlink r:id="rId239">
-        <w:r>
-          <w:rPr>
-            <w:lang w:val="fr_FR" w:bidi="fr_FR"/>
-          </w:rPr>
-          <w:rPr>
-            <w:color w:val="0000EE"/>
-            <w:u w:val="single"/>
-          </w:rPr>
-          <w:t>20.6–8</w:t>
-        </w:r>
-      </w:hyperlink>
+      <w:r>
+        <w:rPr>
+          <w:lang w:val="fr_FR" w:bidi="fr_FR"/>
+        </w:rPr>
+        <w:t>Lévitique 19.31</w:t>
+      </w:r>
+      <w:r>
+        <w:rPr>
+          <w:lang w:val="fr_FR" w:bidi="fr_FR"/>
+        </w:rPr>
+        <w:t xml:space="preserve"> ; </w:t>
+      </w:r>
+      <w:r>
+        <w:rPr>
+          <w:lang w:val="fr_FR" w:bidi="fr_FR"/>
+        </w:rPr>
+        <w:t>20.6–8</w:t>
+      </w:r>
       <w:r>
         <w:rPr>
           <w:lang w:val="fr_FR" w:bidi="fr_FR"/>
         </w:rPr>
         <w:t xml:space="preserve">, </w:t>
       </w:r>
-      <w:hyperlink r:id="rId228">
-        <w:r>
-          <w:rPr>
-            <w:lang w:val="fr_FR" w:bidi="fr_FR"/>
-          </w:rPr>
-          <w:rPr>
-            <w:color w:val="0000EE"/>
-            <w:u w:val="single"/>
-          </w:rPr>
-          <w:t>27</w:t>
-        </w:r>
-      </w:hyperlink>
-      <w:r>
-        <w:rPr>
-          <w:lang w:val="fr_FR" w:bidi="fr_FR"/>
-        </w:rPr>
-        <w:t xml:space="preserve"> ; </w:t>
-      </w:r>
-      <w:hyperlink r:id="rId226">
-        <w:r>
-          <w:rPr>
-            <w:lang w:val="fr_FR" w:bidi="fr_FR"/>
-          </w:rPr>
-          <w:rPr>
-            <w:color w:val="0000EE"/>
-            <w:u w:val="single"/>
-          </w:rPr>
-          <w:t>Deutéronome 18.9–12</w:t>
-        </w:r>
-      </w:hyperlink>
-      <w:r>
-        <w:rPr>
-          <w:lang w:val="fr_FR" w:bidi="fr_FR"/>
-        </w:rPr>
-        <w:t xml:space="preserve"> ; </w:t>
-      </w:r>
-      <w:hyperlink r:id="rId240">
-        <w:r>
-          <w:rPr>
-            <w:lang w:val="fr_FR" w:bidi="fr_FR"/>
-          </w:rPr>
-          <w:rPr>
-            <w:color w:val="0000EE"/>
-            <w:u w:val="single"/>
-          </w:rPr>
-          <w:t>1 Samuel 28.1–25</w:t>
-        </w:r>
-      </w:hyperlink>
-      <w:r>
-        <w:rPr>
-          <w:lang w:val="fr_FR" w:bidi="fr_FR"/>
-        </w:rPr>
-        <w:t xml:space="preserve"> ; </w:t>
-      </w:r>
-      <w:hyperlink r:id="rId241">
-        <w:r>
-          <w:rPr>
-            <w:lang w:val="fr_FR" w:bidi="fr_FR"/>
-          </w:rPr>
-          <w:rPr>
-            <w:color w:val="0000EE"/>
-            <w:u w:val="single"/>
-          </w:rPr>
-          <w:t>2 Rois 21.6</w:t>
-        </w:r>
-      </w:hyperlink>
-      <w:r>
-        <w:rPr>
-          <w:lang w:val="fr_FR" w:bidi="fr_FR"/>
-        </w:rPr>
-        <w:t xml:space="preserve"> ; </w:t>
-      </w:r>
-      <w:hyperlink r:id="rId242">
-        <w:r>
-          <w:rPr>
-            <w:lang w:val="fr_FR" w:bidi="fr_FR"/>
-          </w:rPr>
-          <w:rPr>
-            <w:color w:val="0000EE"/>
-            <w:u w:val="single"/>
-          </w:rPr>
-          <w:t>23.24</w:t>
-        </w:r>
-      </w:hyperlink>
-      <w:r>
-        <w:rPr>
-          <w:lang w:val="fr_FR" w:bidi="fr_FR"/>
-        </w:rPr>
-        <w:t xml:space="preserve"> ; </w:t>
-      </w:r>
-      <w:hyperlink r:id="rId236">
-        <w:r>
-          <w:rPr>
-            <w:lang w:val="fr_FR" w:bidi="fr_FR"/>
-          </w:rPr>
-          <w:rPr>
-            <w:color w:val="0000EE"/>
-            <w:u w:val="single"/>
-          </w:rPr>
-          <w:t>1 Chroniques 10.13–14</w:t>
-        </w:r>
-      </w:hyperlink>
-      <w:r>
-        <w:rPr>
-          <w:lang w:val="fr_FR" w:bidi="fr_FR"/>
-        </w:rPr>
-        <w:t xml:space="preserve"> ; </w:t>
-      </w:r>
-      <w:hyperlink r:id="rId232">
-        <w:r>
-          <w:rPr>
-            <w:lang w:val="fr_FR" w:bidi="fr_FR"/>
-          </w:rPr>
-          <w:rPr>
-            <w:color w:val="0000EE"/>
-            <w:u w:val="single"/>
-          </w:rPr>
-          <w:t>Job 14.10–12</w:t>
-        </w:r>
-      </w:hyperlink>
-      <w:r>
-        <w:rPr>
-          <w:lang w:val="fr_FR" w:bidi="fr_FR"/>
-        </w:rPr>
-        <w:t xml:space="preserve"> ; </w:t>
-      </w:r>
-      <w:hyperlink r:id="rId243">
-        <w:r>
-          <w:rPr>
-            <w:lang w:val="fr_FR" w:bidi="fr_FR"/>
-          </w:rPr>
-          <w:rPr>
-            <w:color w:val="0000EE"/>
-            <w:u w:val="single"/>
-          </w:rPr>
-          <w:t>Ésaïe 3.1–3</w:t>
-        </w:r>
-      </w:hyperlink>
-      <w:r>
-        <w:rPr>
-          <w:lang w:val="fr_FR" w:bidi="fr_FR"/>
-        </w:rPr>
-        <w:t xml:space="preserve"> ; </w:t>
-      </w:r>
-      <w:hyperlink r:id="rId244">
-        <w:r>
-          <w:rPr>
-            <w:lang w:val="fr_FR" w:bidi="fr_FR"/>
-          </w:rPr>
-          <w:rPr>
-            <w:color w:val="0000EE"/>
-            <w:u w:val="single"/>
-          </w:rPr>
-          <w:t>8.19–22</w:t>
-        </w:r>
-      </w:hyperlink>
+      <w:r>
+        <w:rPr>
+          <w:lang w:val="fr_FR" w:bidi="fr_FR"/>
+        </w:rPr>
+        <w:t>27</w:t>
+      </w:r>
+      <w:r>
+        <w:rPr>
+          <w:lang w:val="fr_FR" w:bidi="fr_FR"/>
+        </w:rPr>
+        <w:t xml:space="preserve"> ; </w:t>
+      </w:r>
+      <w:r>
+        <w:rPr>
+          <w:lang w:val="fr_FR" w:bidi="fr_FR"/>
+        </w:rPr>
+        <w:t>Deutéronome 18.9–12</w:t>
+      </w:r>
+      <w:r>
+        <w:rPr>
+          <w:lang w:val="fr_FR" w:bidi="fr_FR"/>
+        </w:rPr>
+        <w:t xml:space="preserve"> ; </w:t>
+      </w:r>
+      <w:r>
+        <w:rPr>
+          <w:lang w:val="fr_FR" w:bidi="fr_FR"/>
+        </w:rPr>
+        <w:t>1 Samuel 28.1–25</w:t>
+      </w:r>
+      <w:r>
+        <w:rPr>
+          <w:lang w:val="fr_FR" w:bidi="fr_FR"/>
+        </w:rPr>
+        <w:t xml:space="preserve"> ; </w:t>
+      </w:r>
+      <w:r>
+        <w:rPr>
+          <w:lang w:val="fr_FR" w:bidi="fr_FR"/>
+        </w:rPr>
+        <w:t>2 Rois 21.6</w:t>
+      </w:r>
+      <w:r>
+        <w:rPr>
+          <w:lang w:val="fr_FR" w:bidi="fr_FR"/>
+        </w:rPr>
+        <w:t xml:space="preserve"> ; </w:t>
+      </w:r>
+      <w:r>
+        <w:rPr>
+          <w:lang w:val="fr_FR" w:bidi="fr_FR"/>
+        </w:rPr>
+        <w:t>23.24</w:t>
+      </w:r>
+      <w:r>
+        <w:rPr>
+          <w:lang w:val="fr_FR" w:bidi="fr_FR"/>
+        </w:rPr>
+        <w:t xml:space="preserve"> ; </w:t>
+      </w:r>
+      <w:r>
+        <w:rPr>
+          <w:lang w:val="fr_FR" w:bidi="fr_FR"/>
+        </w:rPr>
+        <w:t>1 Chroniques 10.13–14</w:t>
+      </w:r>
+      <w:r>
+        <w:rPr>
+          <w:lang w:val="fr_FR" w:bidi="fr_FR"/>
+        </w:rPr>
+        <w:t xml:space="preserve"> ; </w:t>
+      </w:r>
+      <w:r>
+        <w:rPr>
+          <w:lang w:val="fr_FR" w:bidi="fr_FR"/>
+        </w:rPr>
+        <w:t>Job 14.10–12</w:t>
+      </w:r>
+      <w:r>
+        <w:rPr>
+          <w:lang w:val="fr_FR" w:bidi="fr_FR"/>
+        </w:rPr>
+        <w:t xml:space="preserve"> ; </w:t>
+      </w:r>
+      <w:r>
+        <w:rPr>
+          <w:lang w:val="fr_FR" w:bidi="fr_FR"/>
+        </w:rPr>
+        <w:t>Ésaïe 3.1–3</w:t>
+      </w:r>
+      <w:r>
+        <w:rPr>
+          <w:lang w:val="fr_FR" w:bidi="fr_FR"/>
+        </w:rPr>
+        <w:t xml:space="preserve"> ; </w:t>
+      </w:r>
+      <w:r>
+        <w:rPr>
+          <w:lang w:val="fr_FR" w:bidi="fr_FR"/>
+        </w:rPr>
+        <w:t>8.19–22</w:t>
+      </w:r>
       <w:r>
         <w:rPr>
           <w:lang w:val="fr_FR" w:bidi="fr_FR"/>
@@ -6439,180 +4675,120 @@
         </w:rPr>
         <w:t>Le premier autel explicitement mentionné dans la Bible est celui que Noé construit (</w:t>
       </w:r>
-      <w:hyperlink r:id="rId245">
-        <w:r>
-          <w:rPr>
-            <w:lang w:val="fr_FR" w:bidi="fr_FR"/>
-          </w:rPr>
-          <w:rPr>
-            <w:color w:val="0000EE"/>
-            <w:u w:val="single"/>
-          </w:rPr>
-          <w:t>Gn 8.20–21</w:t>
-        </w:r>
-      </w:hyperlink>
+      <w:r>
+        <w:rPr>
+          <w:lang w:val="fr_FR" w:bidi="fr_FR"/>
+        </w:rPr>
+        <w:t>Gn 8.20–21</w:t>
+      </w:r>
       <w:r>
         <w:rPr>
           <w:lang w:val="fr_FR" w:bidi="fr_FR"/>
         </w:rPr>
         <w:t>). Cependant, Caïn et Abel avaient déjà offert des sacrifices à Dieu bien avant lui (</w:t>
       </w:r>
-      <w:hyperlink r:id="rId246">
-        <w:r>
-          <w:rPr>
-            <w:lang w:val="fr_FR" w:bidi="fr_FR"/>
-          </w:rPr>
-          <w:rPr>
-            <w:color w:val="0000EE"/>
-            <w:u w:val="single"/>
-          </w:rPr>
-          <w:t>Gn 4.3–5</w:t>
-        </w:r>
-      </w:hyperlink>
+      <w:r>
+        <w:rPr>
+          <w:lang w:val="fr_FR" w:bidi="fr_FR"/>
+        </w:rPr>
+        <w:t>Gn 4.3–5</w:t>
+      </w:r>
       <w:r>
         <w:rPr>
           <w:lang w:val="fr_FR" w:bidi="fr_FR"/>
         </w:rPr>
         <w:t xml:space="preserve">). Les patriarches ont aussi construit de nombreux autels (voir </w:t>
       </w:r>
-      <w:hyperlink r:id="rId247">
-        <w:r>
-          <w:rPr>
-            <w:lang w:val="fr_FR" w:bidi="fr_FR"/>
-          </w:rPr>
-          <w:rPr>
-            <w:color w:val="0000EE"/>
-            <w:u w:val="single"/>
-          </w:rPr>
-          <w:t xml:space="preserve">Gn 12.7–8 </w:t>
-        </w:r>
-      </w:hyperlink>
+      <w:r>
+        <w:rPr>
+          <w:lang w:val="fr_FR" w:bidi="fr_FR"/>
+        </w:rPr>
+        <w:t xml:space="preserve">Gn 12.7–8 </w:t>
+      </w:r>
       <w:r>
         <w:rPr>
           <w:lang w:val="fr_FR" w:bidi="fr_FR"/>
         </w:rPr>
         <w:t xml:space="preserve">; </w:t>
       </w:r>
-      <w:hyperlink r:id="rId248">
-        <w:r>
-          <w:rPr>
-            <w:lang w:val="fr_FR" w:bidi="fr_FR"/>
-          </w:rPr>
-          <w:rPr>
-            <w:color w:val="0000EE"/>
-            <w:u w:val="single"/>
-          </w:rPr>
-          <w:t>13.4</w:t>
-        </w:r>
-      </w:hyperlink>
+      <w:r>
+        <w:rPr>
+          <w:lang w:val="fr_FR" w:bidi="fr_FR"/>
+        </w:rPr>
+        <w:t>13.4</w:t>
+      </w:r>
       <w:r>
         <w:rPr>
           <w:lang w:val="fr_FR" w:bidi="fr_FR"/>
         </w:rPr>
         <w:t xml:space="preserve">, </w:t>
       </w:r>
-      <w:hyperlink r:id="rId249">
-        <w:r>
-          <w:rPr>
-            <w:lang w:val="fr_FR" w:bidi="fr_FR"/>
-          </w:rPr>
-          <w:rPr>
-            <w:color w:val="0000EE"/>
-            <w:u w:val="single"/>
-          </w:rPr>
-          <w:t xml:space="preserve">18 </w:t>
-        </w:r>
-      </w:hyperlink>
+      <w:r>
+        <w:rPr>
+          <w:lang w:val="fr_FR" w:bidi="fr_FR"/>
+        </w:rPr>
+        <w:t xml:space="preserve">18 </w:t>
+      </w:r>
       <w:r>
         <w:rPr>
           <w:lang w:val="fr_FR" w:bidi="fr_FR"/>
         </w:rPr>
         <w:t xml:space="preserve">; </w:t>
       </w:r>
-      <w:hyperlink r:id="rId250">
-        <w:r>
-          <w:rPr>
-            <w:lang w:val="fr_FR" w:bidi="fr_FR"/>
-          </w:rPr>
-          <w:rPr>
-            <w:color w:val="0000EE"/>
-            <w:u w:val="single"/>
-          </w:rPr>
-          <w:t xml:space="preserve">22.9 </w:t>
-        </w:r>
-      </w:hyperlink>
+      <w:r>
+        <w:rPr>
+          <w:lang w:val="fr_FR" w:bidi="fr_FR"/>
+        </w:rPr>
+        <w:t xml:space="preserve">22.9 </w:t>
+      </w:r>
       <w:r>
         <w:rPr>
           <w:lang w:val="fr_FR" w:bidi="fr_FR"/>
         </w:rPr>
         <w:t xml:space="preserve">; </w:t>
       </w:r>
-      <w:hyperlink r:id="rId251">
-        <w:r>
-          <w:rPr>
-            <w:lang w:val="fr_FR" w:bidi="fr_FR"/>
-          </w:rPr>
-          <w:rPr>
-            <w:color w:val="0000EE"/>
-            <w:u w:val="single"/>
-          </w:rPr>
-          <w:t xml:space="preserve">26.25 </w:t>
-        </w:r>
-      </w:hyperlink>
+      <w:r>
+        <w:rPr>
+          <w:lang w:val="fr_FR" w:bidi="fr_FR"/>
+        </w:rPr>
+        <w:t xml:space="preserve">26.25 </w:t>
+      </w:r>
       <w:r>
         <w:rPr>
           <w:lang w:val="fr_FR" w:bidi="fr_FR"/>
         </w:rPr>
         <w:t xml:space="preserve">; </w:t>
       </w:r>
-      <w:hyperlink r:id="rId252">
-        <w:r>
-          <w:rPr>
-            <w:lang w:val="fr_FR" w:bidi="fr_FR"/>
-          </w:rPr>
-          <w:rPr>
-            <w:color w:val="0000EE"/>
-            <w:u w:val="single"/>
-          </w:rPr>
-          <w:t xml:space="preserve">33.20 </w:t>
-        </w:r>
-      </w:hyperlink>
+      <w:r>
+        <w:rPr>
+          <w:lang w:val="fr_FR" w:bidi="fr_FR"/>
+        </w:rPr>
+        <w:t xml:space="preserve">33.20 </w:t>
+      </w:r>
       <w:r>
         <w:rPr>
           <w:lang w:val="fr_FR" w:bidi="fr_FR"/>
         </w:rPr>
         <w:t xml:space="preserve">; </w:t>
       </w:r>
-      <w:hyperlink r:id="rId253">
-        <w:r>
-          <w:rPr>
-            <w:lang w:val="fr_FR" w:bidi="fr_FR"/>
-          </w:rPr>
-          <w:rPr>
-            <w:color w:val="0000EE"/>
-            <w:u w:val="single"/>
-          </w:rPr>
-          <w:t>35.1</w:t>
-        </w:r>
-      </w:hyperlink>
+      <w:r>
+        <w:rPr>
+          <w:lang w:val="fr_FR" w:bidi="fr_FR"/>
+        </w:rPr>
+        <w:t>35.1</w:t>
+      </w:r>
       <w:r>
         <w:rPr>
           <w:lang w:val="fr_FR" w:bidi="fr_FR"/>
         </w:rPr>
         <w:t xml:space="preserve">, </w:t>
       </w:r>
-      <w:hyperlink r:id="rId254">
-        <w:r>
-          <w:rPr>
-            <w:lang w:val="fr_FR" w:bidi="fr_FR"/>
-          </w:rPr>
-          <w:rPr>
-            <w:color w:val="0000EE"/>
-            <w:u w:val="single"/>
-          </w:rPr>
-          <w:t>14–15</w:t>
-        </w:r>
-      </w:hyperlink>
+      <w:r>
+        <w:rPr>
+          <w:lang w:val="fr_FR" w:bidi="fr_FR"/>
+        </w:rPr>
+        <w:t>14–15</w:t>
+      </w:r>
       <w:r>
         <w:rPr>
           <w:lang w:val="fr_FR" w:bidi="fr_FR"/>
@@ -6647,18 +4823,12 @@
         </w:rPr>
         <w:t xml:space="preserve">Habituellement, un autel était sur une plateforme surélevée à laquelle on accédait avec une rampe ou des escaliers. Ceci élevait le lieu des sacrifices vers le ciel. Les quatre cornes aux coins de nombreux autels délimitaient une zone sacrée dans laquelle le monde humain et le monde divin se rencontraient (voir </w:t>
       </w:r>
-      <w:hyperlink r:id="rId255">
-        <w:r>
-          <w:rPr>
-            <w:lang w:val="fr_FR" w:bidi="fr_FR"/>
-          </w:rPr>
-          <w:rPr>
-            <w:color w:val="0000EE"/>
-            <w:u w:val="single"/>
-          </w:rPr>
-          <w:t>Ex 27.2</w:t>
-        </w:r>
-      </w:hyperlink>
+      <w:r>
+        <w:rPr>
+          <w:lang w:val="fr_FR" w:bidi="fr_FR"/>
+        </w:rPr>
+        <w:t>Ex 27.2</w:t>
+      </w:r>
       <w:r>
         <w:rPr>
           <w:lang w:val="fr_FR" w:bidi="fr_FR"/>
@@ -6679,198 +4849,132 @@
         </w:rPr>
         <w:t xml:space="preserve">Jésus incarne en lui-même les différents rôles symboliques du souverain sacrificateur, de l'agneau sacrificiel et de l'autel (voir </w:t>
       </w:r>
-      <w:hyperlink r:id="rId256">
-        <w:r>
-          <w:rPr>
-            <w:lang w:val="fr_FR" w:bidi="fr_FR"/>
-          </w:rPr>
-          <w:rPr>
-            <w:color w:val="0000EE"/>
-            <w:u w:val="single"/>
-          </w:rPr>
-          <w:t xml:space="preserve">Hé 4.14–15 </w:t>
-        </w:r>
-      </w:hyperlink>
+      <w:r>
+        <w:rPr>
+          <w:lang w:val="fr_FR" w:bidi="fr_FR"/>
+        </w:rPr>
+        <w:t xml:space="preserve">Hé 4.14–15 </w:t>
+      </w:r>
       <w:r>
         <w:rPr>
           <w:lang w:val="fr_FR" w:bidi="fr_FR"/>
         </w:rPr>
         <w:t xml:space="preserve">; </w:t>
       </w:r>
-      <w:hyperlink r:id="rId257">
-        <w:r>
-          <w:rPr>
-            <w:lang w:val="fr_FR" w:bidi="fr_FR"/>
-          </w:rPr>
-          <w:rPr>
-            <w:color w:val="0000EE"/>
-            <w:u w:val="single"/>
-          </w:rPr>
-          <w:t>7.24</w:t>
-        </w:r>
-      </w:hyperlink>
+      <w:r>
+        <w:rPr>
+          <w:lang w:val="fr_FR" w:bidi="fr_FR"/>
+        </w:rPr>
+        <w:t>7.24</w:t>
+      </w:r>
       <w:r>
         <w:rPr>
           <w:lang w:val="fr_FR" w:bidi="fr_FR"/>
         </w:rPr>
         <w:t xml:space="preserve">, </w:t>
       </w:r>
-      <w:hyperlink r:id="rId258">
-        <w:r>
-          <w:rPr>
-            <w:lang w:val="fr_FR" w:bidi="fr_FR"/>
-          </w:rPr>
-          <w:rPr>
-            <w:color w:val="0000EE"/>
-            <w:u w:val="single"/>
-          </w:rPr>
-          <w:t xml:space="preserve">27 </w:t>
-        </w:r>
-      </w:hyperlink>
+      <w:r>
+        <w:rPr>
+          <w:lang w:val="fr_FR" w:bidi="fr_FR"/>
+        </w:rPr>
+        <w:t xml:space="preserve">27 </w:t>
+      </w:r>
       <w:r>
         <w:rPr>
           <w:lang w:val="fr_FR" w:bidi="fr_FR"/>
         </w:rPr>
         <w:t xml:space="preserve">; </w:t>
       </w:r>
-      <w:hyperlink r:id="rId259">
-        <w:r>
-          <w:rPr>
-            <w:lang w:val="fr_FR" w:bidi="fr_FR"/>
-          </w:rPr>
-          <w:rPr>
-            <w:color w:val="0000EE"/>
-            <w:u w:val="single"/>
-          </w:rPr>
-          <w:t>9.14</w:t>
-        </w:r>
-      </w:hyperlink>
+      <w:r>
+        <w:rPr>
+          <w:lang w:val="fr_FR" w:bidi="fr_FR"/>
+        </w:rPr>
+        <w:t>9.14</w:t>
+      </w:r>
       <w:r>
         <w:rPr>
           <w:lang w:val="fr_FR" w:bidi="fr_FR"/>
         </w:rPr>
         <w:t xml:space="preserve">, </w:t>
       </w:r>
-      <w:hyperlink r:id="rId260">
-        <w:r>
-          <w:rPr>
-            <w:lang w:val="fr_FR" w:bidi="fr_FR"/>
-          </w:rPr>
-          <w:rPr>
-            <w:color w:val="0000EE"/>
-            <w:u w:val="single"/>
-          </w:rPr>
-          <w:t xml:space="preserve">26 </w:t>
-        </w:r>
-      </w:hyperlink>
+      <w:r>
+        <w:rPr>
+          <w:lang w:val="fr_FR" w:bidi="fr_FR"/>
+        </w:rPr>
+        <w:t xml:space="preserve">26 </w:t>
+      </w:r>
       <w:r>
         <w:rPr>
           <w:lang w:val="fr_FR" w:bidi="fr_FR"/>
         </w:rPr>
         <w:t xml:space="preserve">; </w:t>
       </w:r>
-      <w:hyperlink r:id="rId261">
-        <w:r>
-          <w:rPr>
-            <w:lang w:val="fr_FR" w:bidi="fr_FR"/>
-          </w:rPr>
-          <w:rPr>
-            <w:color w:val="0000EE"/>
-            <w:u w:val="single"/>
-          </w:rPr>
-          <w:t xml:space="preserve">10.10 </w:t>
-        </w:r>
-      </w:hyperlink>
+      <w:r>
+        <w:rPr>
+          <w:lang w:val="fr_FR" w:bidi="fr_FR"/>
+        </w:rPr>
+        <w:t xml:space="preserve">10.10 </w:t>
+      </w:r>
       <w:r>
         <w:rPr>
           <w:lang w:val="fr_FR" w:bidi="fr_FR"/>
         </w:rPr>
         <w:t xml:space="preserve">; </w:t>
       </w:r>
-      <w:hyperlink r:id="rId262">
-        <w:r>
-          <w:rPr>
-            <w:lang w:val="fr_FR" w:bidi="fr_FR"/>
-          </w:rPr>
-          <w:rPr>
-            <w:color w:val="0000EE"/>
-            <w:u w:val="single"/>
-          </w:rPr>
-          <w:t>13.10</w:t>
-        </w:r>
-      </w:hyperlink>
+      <w:r>
+        <w:rPr>
+          <w:lang w:val="fr_FR" w:bidi="fr_FR"/>
+        </w:rPr>
+        <w:t>13.10</w:t>
+      </w:r>
       <w:r>
         <w:rPr>
           <w:lang w:val="fr_FR" w:bidi="fr_FR"/>
         </w:rPr>
         <w:t xml:space="preserve">, </w:t>
       </w:r>
-      <w:hyperlink r:id="rId263">
-        <w:r>
-          <w:rPr>
-            <w:lang w:val="fr_FR" w:bidi="fr_FR"/>
-          </w:rPr>
-          <w:rPr>
-            <w:color w:val="0000EE"/>
-            <w:u w:val="single"/>
-          </w:rPr>
-          <w:t>12</w:t>
-        </w:r>
-      </w:hyperlink>
+      <w:r>
+        <w:rPr>
+          <w:lang w:val="fr_FR" w:bidi="fr_FR"/>
+        </w:rPr>
+        <w:t>12</w:t>
+      </w:r>
       <w:r>
         <w:rPr>
           <w:lang w:val="fr_FR" w:bidi="fr_FR"/>
         </w:rPr>
         <w:t xml:space="preserve">). Il a prophétisé son propre sacrifice en évoquant le sang des martyrs (voir </w:t>
       </w:r>
-      <w:hyperlink r:id="rId264">
-        <w:r>
-          <w:rPr>
-            <w:lang w:val="fr_FR" w:bidi="fr_FR"/>
-          </w:rPr>
-          <w:rPr>
-            <w:color w:val="0000EE"/>
-            <w:u w:val="single"/>
-          </w:rPr>
-          <w:t xml:space="preserve">Mt 23.35 </w:t>
-        </w:r>
-      </w:hyperlink>
+      <w:r>
+        <w:rPr>
+          <w:lang w:val="fr_FR" w:bidi="fr_FR"/>
+        </w:rPr>
+        <w:t xml:space="preserve">Mt 23.35 </w:t>
+      </w:r>
       <w:r>
         <w:rPr>
           <w:lang w:val="fr_FR" w:bidi="fr_FR"/>
         </w:rPr>
         <w:t xml:space="preserve">; </w:t>
       </w:r>
-      <w:hyperlink r:id="rId265">
-        <w:r>
-          <w:rPr>
-            <w:lang w:val="fr_FR" w:bidi="fr_FR"/>
-          </w:rPr>
-          <w:rPr>
-            <w:color w:val="0000EE"/>
-            <w:u w:val="single"/>
-          </w:rPr>
-          <w:t>Lc 11.50–51</w:t>
-        </w:r>
-      </w:hyperlink>
+      <w:r>
+        <w:rPr>
+          <w:lang w:val="fr_FR" w:bidi="fr_FR"/>
+        </w:rPr>
+        <w:t>Lc 11.50–51</w:t>
+      </w:r>
       <w:r>
         <w:rPr>
           <w:lang w:val="fr_FR" w:bidi="fr_FR"/>
         </w:rPr>
         <w:t>). Sa crucifixion représente le sacrifice ultime sur « l'autel » de la croix. Par conséquent, l'« agneau » qui siège en tant que roi dans l'Apocalypse rend inutile d'avoir un temple et un autel sur terre (</w:t>
       </w:r>
-      <w:hyperlink r:id="rId266">
-        <w:r>
-          <w:rPr>
-            <w:lang w:val="fr_FR" w:bidi="fr_FR"/>
-          </w:rPr>
-          <w:rPr>
-            <w:color w:val="0000EE"/>
-            <w:u w:val="single"/>
-          </w:rPr>
-          <w:t>Ap 21.22</w:t>
-        </w:r>
-      </w:hyperlink>
+      <w:r>
+        <w:rPr>
+          <w:lang w:val="fr_FR" w:bidi="fr_FR"/>
+        </w:rPr>
+        <w:t>Ap 21.22</w:t>
+      </w:r>
       <w:r>
         <w:rPr>
           <w:lang w:val="fr_FR" w:bidi="fr_FR"/>
@@ -6900,216 +5004,144 @@
           <w:lang w:val="fr_FR" w:bidi="fr_FR"/>
         </w:rPr>
       </w:r>
-      <w:hyperlink r:id="rId245">
-        <w:r>
-          <w:rPr>
-            <w:lang w:val="fr_FR" w:bidi="fr_FR"/>
-          </w:rPr>
-          <w:rPr>
-            <w:color w:val="0000EE"/>
-            <w:u w:val="single"/>
-          </w:rPr>
-          <w:t>Genèse 8.20–21</w:t>
-        </w:r>
-      </w:hyperlink>
-      <w:r>
-        <w:rPr>
-          <w:lang w:val="fr_FR" w:bidi="fr_FR"/>
-        </w:rPr>
-        <w:t xml:space="preserve"> ; </w:t>
-      </w:r>
-      <w:hyperlink r:id="rId247">
-        <w:r>
-          <w:rPr>
-            <w:lang w:val="fr_FR" w:bidi="fr_FR"/>
-          </w:rPr>
-          <w:rPr>
-            <w:color w:val="0000EE"/>
-            <w:u w:val="single"/>
-          </w:rPr>
-          <w:t>12.7–8</w:t>
-        </w:r>
-      </w:hyperlink>
-      <w:r>
-        <w:rPr>
-          <w:lang w:val="fr_FR" w:bidi="fr_FR"/>
-        </w:rPr>
-        <w:t xml:space="preserve"> ; </w:t>
-      </w:r>
-      <w:hyperlink r:id="rId267">
-        <w:r>
-          <w:rPr>
-            <w:lang w:val="fr_FR" w:bidi="fr_FR"/>
-          </w:rPr>
-          <w:rPr>
-            <w:color w:val="0000EE"/>
-            <w:u w:val="single"/>
-          </w:rPr>
-          <w:t>22.9–14</w:t>
-        </w:r>
-      </w:hyperlink>
-      <w:r>
-        <w:rPr>
-          <w:lang w:val="fr_FR" w:bidi="fr_FR"/>
-        </w:rPr>
-        <w:t xml:space="preserve"> ; </w:t>
-      </w:r>
-      <w:hyperlink r:id="rId252">
-        <w:r>
-          <w:rPr>
-            <w:lang w:val="fr_FR" w:bidi="fr_FR"/>
-          </w:rPr>
-          <w:rPr>
-            <w:color w:val="0000EE"/>
-            <w:u w:val="single"/>
-          </w:rPr>
-          <w:t>33.20</w:t>
-        </w:r>
-      </w:hyperlink>
-      <w:r>
-        <w:rPr>
-          <w:lang w:val="fr_FR" w:bidi="fr_FR"/>
-        </w:rPr>
-        <w:t xml:space="preserve"> ; </w:t>
-      </w:r>
-      <w:hyperlink r:id="rId268">
-        <w:r>
-          <w:rPr>
-            <w:lang w:val="fr_FR" w:bidi="fr_FR"/>
-          </w:rPr>
-          <w:rPr>
-            <w:color w:val="0000EE"/>
-            <w:u w:val="single"/>
-          </w:rPr>
-          <w:t>Exode 20.24–26</w:t>
-        </w:r>
-      </w:hyperlink>
-      <w:r>
-        <w:rPr>
-          <w:lang w:val="fr_FR" w:bidi="fr_FR"/>
-        </w:rPr>
-        <w:t xml:space="preserve"> ; </w:t>
-      </w:r>
-      <w:hyperlink r:id="rId269">
-        <w:r>
-          <w:rPr>
-            <w:lang w:val="fr_FR" w:bidi="fr_FR"/>
-          </w:rPr>
-          <w:rPr>
-            <w:color w:val="0000EE"/>
-            <w:u w:val="single"/>
-          </w:rPr>
-          <w:t>Josué 22.10–34</w:t>
-        </w:r>
-      </w:hyperlink>
-      <w:r>
-        <w:rPr>
-          <w:lang w:val="fr_FR" w:bidi="fr_FR"/>
-        </w:rPr>
-        <w:t xml:space="preserve"> ; </w:t>
-      </w:r>
-      <w:hyperlink r:id="rId270">
-        <w:r>
-          <w:rPr>
-            <w:lang w:val="fr_FR" w:bidi="fr_FR"/>
-          </w:rPr>
-          <w:rPr>
-            <w:color w:val="0000EE"/>
-            <w:u w:val="single"/>
-          </w:rPr>
-          <w:t>1 Rois 18.20–40</w:t>
-        </w:r>
-      </w:hyperlink>
-      <w:r>
-        <w:rPr>
-          <w:lang w:val="fr_FR" w:bidi="fr_FR"/>
-        </w:rPr>
-        <w:t xml:space="preserve"> ; </w:t>
-      </w:r>
-      <w:hyperlink r:id="rId271">
-        <w:r>
-          <w:rPr>
-            <w:lang w:val="fr_FR" w:bidi="fr_FR"/>
-          </w:rPr>
-          <w:rPr>
-            <w:color w:val="0000EE"/>
-            <w:u w:val="single"/>
-          </w:rPr>
-          <w:t>Osée 8.11–13</w:t>
-        </w:r>
-      </w:hyperlink>
-      <w:r>
-        <w:rPr>
-          <w:lang w:val="fr_FR" w:bidi="fr_FR"/>
-        </w:rPr>
-        <w:t xml:space="preserve"> ; </w:t>
-      </w:r>
-      <w:hyperlink r:id="rId272">
-        <w:r>
-          <w:rPr>
-            <w:lang w:val="fr_FR" w:bidi="fr_FR"/>
-          </w:rPr>
-          <w:rPr>
-            <w:color w:val="0000EE"/>
-            <w:u w:val="single"/>
-          </w:rPr>
-          <w:t>Matthieu 5.23–24</w:t>
-        </w:r>
-      </w:hyperlink>
-      <w:r>
-        <w:rPr>
-          <w:lang w:val="fr_FR" w:bidi="fr_FR"/>
-        </w:rPr>
-        <w:t xml:space="preserve"> ; </w:t>
-      </w:r>
-      <w:hyperlink r:id="rId273">
-        <w:r>
-          <w:rPr>
-            <w:lang w:val="fr_FR" w:bidi="fr_FR"/>
-          </w:rPr>
-          <w:rPr>
-            <w:color w:val="0000EE"/>
-            <w:u w:val="single"/>
-          </w:rPr>
-          <w:t>Hébreux 13.10–14</w:t>
-        </w:r>
-      </w:hyperlink>
-      <w:r>
-        <w:rPr>
-          <w:lang w:val="fr_FR" w:bidi="fr_FR"/>
-        </w:rPr>
-        <w:t xml:space="preserve"> ; </w:t>
-      </w:r>
-      <w:hyperlink r:id="rId274">
-        <w:r>
-          <w:rPr>
-            <w:lang w:val="fr_FR" w:bidi="fr_FR"/>
-          </w:rPr>
-          <w:rPr>
-            <w:color w:val="0000EE"/>
-            <w:u w:val="single"/>
-          </w:rPr>
-          <w:t>Apocalypse 6.9</w:t>
-        </w:r>
-      </w:hyperlink>
-      <w:r>
-        <w:rPr>
-          <w:lang w:val="fr_FR" w:bidi="fr_FR"/>
-        </w:rPr>
-        <w:t xml:space="preserve"> ; </w:t>
-      </w:r>
-      <w:hyperlink r:id="rId275">
-        <w:r>
-          <w:rPr>
-            <w:lang w:val="fr_FR" w:bidi="fr_FR"/>
-          </w:rPr>
-          <w:rPr>
-            <w:color w:val="0000EE"/>
-            <w:u w:val="single"/>
-          </w:rPr>
-          <w:t>8.3–5</w:t>
-        </w:r>
-      </w:hyperlink>
+      <w:r>
+        <w:rPr>
+          <w:lang w:val="fr_FR" w:bidi="fr_FR"/>
+        </w:rPr>
+        <w:t>Genèse 8.20–21</w:t>
+      </w:r>
+      <w:r>
+        <w:rPr>
+          <w:lang w:val="fr_FR" w:bidi="fr_FR"/>
+        </w:rPr>
+        <w:t xml:space="preserve"> ; </w:t>
+      </w:r>
+      <w:r>
+        <w:rPr>
+          <w:lang w:val="fr_FR" w:bidi="fr_FR"/>
+        </w:rPr>
+        <w:t>12.7–8</w:t>
+      </w:r>
+      <w:r>
+        <w:rPr>
+          <w:lang w:val="fr_FR" w:bidi="fr_FR"/>
+        </w:rPr>
+        <w:t xml:space="preserve"> ; </w:t>
+      </w:r>
+      <w:r>
+        <w:rPr>
+          <w:lang w:val="fr_FR" w:bidi="fr_FR"/>
+        </w:rPr>
+        <w:t>22.9–14</w:t>
+      </w:r>
+      <w:r>
+        <w:rPr>
+          <w:lang w:val="fr_FR" w:bidi="fr_FR"/>
+        </w:rPr>
+        <w:t xml:space="preserve"> ; </w:t>
+      </w:r>
+      <w:r>
+        <w:rPr>
+          <w:lang w:val="fr_FR" w:bidi="fr_FR"/>
+        </w:rPr>
+        <w:t>33.20</w:t>
+      </w:r>
+      <w:r>
+        <w:rPr>
+          <w:lang w:val="fr_FR" w:bidi="fr_FR"/>
+        </w:rPr>
+        <w:t xml:space="preserve"> ; </w:t>
+      </w:r>
+      <w:r>
+        <w:rPr>
+          <w:lang w:val="fr_FR" w:bidi="fr_FR"/>
+        </w:rPr>
+        <w:t>Exode 20.24–26</w:t>
+      </w:r>
+      <w:r>
+        <w:rPr>
+          <w:lang w:val="fr_FR" w:bidi="fr_FR"/>
+        </w:rPr>
+        <w:t xml:space="preserve"> ; </w:t>
+      </w:r>
+      <w:r>
+        <w:rPr>
+          <w:lang w:val="fr_FR" w:bidi="fr_FR"/>
+        </w:rPr>
+        <w:t>Josué 22.10–34</w:t>
+      </w:r>
+      <w:r>
+        <w:rPr>
+          <w:lang w:val="fr_FR" w:bidi="fr_FR"/>
+        </w:rPr>
+        <w:t xml:space="preserve"> ; </w:t>
+      </w:r>
+      <w:r>
+        <w:rPr>
+          <w:lang w:val="fr_FR" w:bidi="fr_FR"/>
+        </w:rPr>
+        <w:t>1 Rois 18.20–40</w:t>
+      </w:r>
+      <w:r>
+        <w:rPr>
+          <w:lang w:val="fr_FR" w:bidi="fr_FR"/>
+        </w:rPr>
+        <w:t xml:space="preserve"> ; </w:t>
+      </w:r>
+      <w:r>
+        <w:rPr>
+          <w:lang w:val="fr_FR" w:bidi="fr_FR"/>
+        </w:rPr>
+        <w:t>Osée 8.11–13</w:t>
+      </w:r>
+      <w:r>
+        <w:rPr>
+          <w:lang w:val="fr_FR" w:bidi="fr_FR"/>
+        </w:rPr>
+        <w:t xml:space="preserve"> ; </w:t>
+      </w:r>
+      <w:r>
+        <w:rPr>
+          <w:lang w:val="fr_FR" w:bidi="fr_FR"/>
+        </w:rPr>
+        <w:t>Matthieu 5.23–24</w:t>
+      </w:r>
+      <w:r>
+        <w:rPr>
+          <w:lang w:val="fr_FR" w:bidi="fr_FR"/>
+        </w:rPr>
+        <w:t xml:space="preserve"> ; </w:t>
+      </w:r>
+      <w:r>
+        <w:rPr>
+          <w:lang w:val="fr_FR" w:bidi="fr_FR"/>
+        </w:rPr>
+        <w:t>Hébreux 13.10–14</w:t>
+      </w:r>
+      <w:r>
+        <w:rPr>
+          <w:lang w:val="fr_FR" w:bidi="fr_FR"/>
+        </w:rPr>
+        <w:t xml:space="preserve"> ; </w:t>
+      </w:r>
+      <w:r>
+        <w:rPr>
+          <w:lang w:val="fr_FR" w:bidi="fr_FR"/>
+        </w:rPr>
+        <w:t>Apocalypse 6.9</w:t>
+      </w:r>
+      <w:r>
+        <w:rPr>
+          <w:lang w:val="fr_FR" w:bidi="fr_FR"/>
+        </w:rPr>
+        <w:t xml:space="preserve"> ; </w:t>
+      </w:r>
+      <w:r>
+        <w:rPr>
+          <w:lang w:val="fr_FR" w:bidi="fr_FR"/>
+        </w:rPr>
+        <w:t>8.3–5</w:t>
+      </w:r>
       <w:r>
         <w:rPr>
           <w:lang w:val="fr_FR" w:bidi="fr_FR"/>
